--- a/downloads/workbook/ai-5-week-11.docx
+++ b/downloads/workbook/ai-5-week-11.docx
@@ -992,6 +992,178 @@
         <w:t>Project connection: For your Image-pattern Network Investigation, save the input, procedure, observed result and limitation of this check. Label this worked example as practice; use a different, previously unreviewed case when checking independent understanding.</w:t>
       </w:r>
     </w:p>
+    <w:p>
+      <w:pPr>
+        <w:pStyle w:val="Heading1"/>
+      </w:pPr>
+      <w:r>
+        <w:t>13. Project portfolio milestone</w:t>
+      </w:r>
+    </w:p>
+    <w:p>
+      <w:r>
+        <w:t>Project: Image-pattern Network Investigation</w:t>
+      </w:r>
+    </w:p>
+    <w:p>
+      <w:r>
+        <w:t>Current milestone: Make a transparent first version. Keep a trace of how one input becomes an output; explain the rule or learned component.</w:t>
+      </w:r>
+    </w:p>
+    <w:p>
+      <w:r>
+        <w:t>For your Image-pattern Network Investigation, save the input, procedure, observed result and limitation of this check. Label this worked example as practice; use a different, previously unreviewed case when checking independent understanding.</w:t>
+      </w:r>
+    </w:p>
+    <w:tbl>
+      <w:tblPr>
+        <w:tblStyle w:val="LightShading-Accent1"/>
+        <w:tblW w:type="auto" w:w="0"/>
+        <w:tblLook w:firstColumn="1" w:firstRow="1" w:lastColumn="0" w:lastRow="0" w:noHBand="0" w:noVBand="1" w:val="04A0"/>
+      </w:tblPr>
+      <w:tblGrid>
+        <w:gridCol w:w="5112"/>
+        <w:gridCol w:w="5112"/>
+      </w:tblGrid>
+      <w:tr>
+        <w:trPr>
+          <w:tblHeader/>
+        </w:trPr>
+        <w:tc>
+          <w:tcPr>
+            <w:tcW w:type="dxa" w:w="5112"/>
+          </w:tcPr>
+          <w:p>
+            <w:r>
+              <w:t>Evidence to keep</w:t>
+            </w:r>
+          </w:p>
+        </w:tc>
+        <w:tc>
+          <w:tcPr>
+            <w:tcW w:type="dxa" w:w="5112"/>
+          </w:tcPr>
+          <w:p>
+            <w:r>
+              <w:t>My record</w:t>
+            </w:r>
+          </w:p>
+        </w:tc>
+      </w:tr>
+      <w:tr>
+        <w:tc>
+          <w:tcPr>
+            <w:tcW w:type="dxa" w:w="5112"/>
+          </w:tcPr>
+          <w:p>
+            <w:r>
+              <w:t>This week’s input and deciding step</w:t>
+            </w:r>
+          </w:p>
+        </w:tc>
+        <w:tc>
+          <w:tcPr>
+            <w:tcW w:type="dxa" w:w="5112"/>
+          </w:tcPr>
+          <w:p>
+            <w:r/>
+          </w:p>
+        </w:tc>
+      </w:tr>
+      <w:tr>
+        <w:tc>
+          <w:tcPr>
+            <w:tcW w:type="dxa" w:w="5112"/>
+          </w:tcPr>
+          <w:p>
+            <w:r>
+              <w:t>Prediction and actual result (or labelled paper trace)</w:t>
+            </w:r>
+          </w:p>
+        </w:tc>
+        <w:tc>
+          <w:tcPr>
+            <w:tcW w:type="dxa" w:w="5112"/>
+          </w:tcPr>
+          <w:p>
+            <w:r/>
+          </w:p>
+        </w:tc>
+      </w:tr>
+      <w:tr>
+        <w:tc>
+          <w:tcPr>
+            <w:tcW w:type="dxa" w:w="5112"/>
+          </w:tcPr>
+          <w:p>
+            <w:r>
+              <w:t>One change since the previous checkpoint and why</w:t>
+            </w:r>
+          </w:p>
+        </w:tc>
+        <w:tc>
+          <w:tcPr>
+            <w:tcW w:type="dxa" w:w="5112"/>
+          </w:tcPr>
+          <w:p>
+            <w:r/>
+          </w:p>
+        </w:tc>
+      </w:tr>
+      <w:tr>
+        <w:tc>
+          <w:tcPr>
+            <w:tcW w:type="dxa" w:w="5112"/>
+          </w:tcPr>
+          <w:p>
+            <w:r>
+              <w:t>One error or limit and the next test</w:t>
+            </w:r>
+          </w:p>
+        </w:tc>
+        <w:tc>
+          <w:tcPr>
+            <w:tcW w:type="dxa" w:w="5112"/>
+          </w:tcPr>
+          <w:p>
+            <w:r/>
+          </w:p>
+        </w:tc>
+      </w:tr>
+    </w:tbl>
+    <w:p>
+      <w:pPr>
+        <w:pStyle w:val="Heading3"/>
+      </w:pPr>
+      <w:r>
+        <w:t>Explain what this week adds to your project. Reuse last week’s record rather than starting again.</w:t>
+      </w:r>
+    </w:p>
+    <w:p>
+      <w:r>
+        <w:t>________________________________________________________________</w:t>
+      </w:r>
+    </w:p>
+    <w:p>
+      <w:r>
+        <w:t>________________________________________________________________</w:t>
+      </w:r>
+    </w:p>
+    <w:p>
+      <w:r>
+        <w:t>________________________________________________________________</w:t>
+      </w:r>
+    </w:p>
+    <w:p>
+      <w:r>
+        <w:t>________________________________________________________________</w:t>
+      </w:r>
+    </w:p>
+    <w:p>
+      <w:r>
+        <w:t>________________________________________________________________</w:t>
+      </w:r>
+    </w:p>
     <w:sectPr>
       <w:pgSz w:w="12240" w:h="15840"/>
       <w:pgMar w:top="936" w:right="1008" w:bottom="936" w:left="1008" w:header="720" w:footer="720" w:gutter="0"/>

--- a/downloads/workbook/ai-5-week-11.docx
+++ b/downloads/workbook/ai-5-week-11.docx
@@ -1164,6 +1164,248 @@
         <w:t>________________________________________________________________</w:t>
       </w:r>
     </w:p>
+    <w:p>
+      <w:pPr>
+        <w:pStyle w:val="Heading1"/>
+      </w:pPr>
+      <w:r>
+        <w:t>14. Supported practice and learning evidence</w:t>
+      </w:r>
+    </w:p>
+    <w:p>
+      <w:r>
+        <w:t>Use this supported practice once, in the browser or on paper. Keep the reserved independent assessment for a separate first attempt before teacher feedback.</w:t>
+      </w:r>
+    </w:p>
+    <w:p>
+      <w:r>
+        <w:t>Use one explicit gradient update and then recompute the loss.</w:t>
+      </w:r>
+    </w:p>
+    <w:p>
+      <w:pPr>
+        <w:pStyle w:val="Heading3"/>
+      </w:pPr>
+      <w:r>
+        <w:t>Practice 1: explain the deciding evidence</w:t>
+      </w:r>
+    </w:p>
+    <w:p>
+      <w:r>
+        <w:t>Which labelled step matches this detail? New y=4, residual -1, loss 1: lower than4.</w:t>
+      </w:r>
+    </w:p>
+    <w:p>
+      <w:r>
+        <w:t>1. Check new loss</w:t>
+      </w:r>
+    </w:p>
+    <w:p>
+      <w:r>
+        <w:t>2. Compute gradient</w:t>
+      </w:r>
+    </w:p>
+    <w:p>
+      <w:r>
+        <w:t>3. Update simultaneously</w:t>
+      </w:r>
+    </w:p>
+    <w:p>
+      <w:pPr>
+        <w:pStyle w:val="Heading3"/>
+      </w:pPr>
+      <w:r>
+        <w:t>My selected conclusion, deciding fact and explanation</w:t>
+      </w:r>
+    </w:p>
+    <w:p>
+      <w:r>
+        <w:t>________________________________________________________________</w:t>
+      </w:r>
+    </w:p>
+    <w:p>
+      <w:r>
+        <w:t>________________________________________________________________</w:t>
+      </w:r>
+    </w:p>
+    <w:p>
+      <w:r>
+        <w:t>________________________________________________________________</w:t>
+      </w:r>
+    </w:p>
+    <w:p>
+      <w:r>
+        <w:t>________________________________________________________________</w:t>
+      </w:r>
+    </w:p>
+    <w:p>
+      <w:r>
+        <w:t>________________________________________________________________</w:t>
+      </w:r>
+    </w:p>
+    <w:p>
+      <w:r>
+        <w:t>Hint if needed: Read the steps in the pictorial case. Match the supplied detail to the stage that performs or records it.</w:t>
+      </w:r>
+    </w:p>
+    <w:p>
+      <w:r>
+        <w:t>After your attempt, compare with the supported explanation: Check new loss New y=4, residual -1, loss 1: lower than4. Gradient descent subtracts learning rate times gradient. A negative gradient makes this subtraction increase the parameter. Compute both gradients at the original [w,b] before updating either one. The small step brings the prediction closer to five, reducing squared error. A larger step can cross the target and undo that gain, so the new prediction and loss must be recalculated.</w:t>
+      </w:r>
+    </w:p>
+    <w:p>
+      <w:pPr>
+        <w:pStyle w:val="Heading3"/>
+      </w:pPr>
+      <w:r>
+        <w:t>Practice 2: explain the deciding evidence</w:t>
+      </w:r>
+    </w:p>
+    <w:p>
+      <w:r>
+        <w:t>Changed-case practice: Set learning rate 0.2 from the same starting point. Which conclusion is supported by the supplied facts?</w:t>
+      </w:r>
+    </w:p>
+    <w:p>
+      <w:r>
+        <w:t>1. This one example guarantees correct results for every future input.</w:t>
+      </w:r>
+    </w:p>
+    <w:p>
+      <w:r>
+        <w:t>2. New w=2.6, b=1.8, y=7, squared loss 4: no improvement.</w:t>
+      </w:r>
+    </w:p>
+    <w:p>
+      <w:r>
+        <w:t>3. We can decide the result without examining the changed input or the procedure.</w:t>
+      </w:r>
+    </w:p>
+    <w:p>
+      <w:pPr>
+        <w:pStyle w:val="Heading3"/>
+      </w:pPr>
+      <w:r>
+        <w:t>My selected conclusion, deciding fact and explanation</w:t>
+      </w:r>
+    </w:p>
+    <w:p>
+      <w:r>
+        <w:t>________________________________________________________________</w:t>
+      </w:r>
+    </w:p>
+    <w:p>
+      <w:r>
+        <w:t>________________________________________________________________</w:t>
+      </w:r>
+    </w:p>
+    <w:p>
+      <w:r>
+        <w:t>________________________________________________________________</w:t>
+      </w:r>
+    </w:p>
+    <w:p>
+      <w:r>
+        <w:t>________________________________________________________________</w:t>
+      </w:r>
+    </w:p>
+    <w:p>
+      <w:r>
+        <w:t>________________________________________________________________</w:t>
+      </w:r>
+    </w:p>
+    <w:p>
+      <w:r>
+        <w:t>Hint if needed: Use the changed condition and the deciding step in the pictorial trace. The answer must say what follows from those facts.</w:t>
+      </w:r>
+    </w:p>
+    <w:p>
+      <w:r>
+        <w:t>After your attempt, compare with the supported explanation: New w=2.6, b=1.8, y=7, squared loss 4: no improvement. The larger update jumps to an equally distant point on the opposite side of the target.</w:t>
+      </w:r>
+    </w:p>
+    <w:p>
+      <w:pPr>
+        <w:pStyle w:val="Heading3"/>
+      </w:pPr>
+      <w:r>
+        <w:t>Repair a missing building block</w:t>
+      </w:r>
+    </w:p>
+    <w:p>
+      <w:r>
+        <w:t>Review Gradients with a numerical check (ai-5/10). Goal: Estimate one partial derivative while other parameters stay fixed. Short practice: Why should the numerical checks perturb one coordinate at a time? Point to the relevant step in the picture, then write the changed result and the rule or evidence that supports it.. Return to this week and explain what you changed.</w:t>
+      </w:r>
+    </w:p>
+    <w:p>
+      <w:r>
+        <w:t>Review Loss functions (ai-5/8). Goal: Calculate per-example squared error and mean squared error. Short practice: Why must the report name the chosen loss? Point to the relevant step in the picture, then write the changed result and the rule or evidence that supports it.. Return to this week and explain what you changed.</w:t>
+      </w:r>
+    </w:p>
+    <w:p>
+      <w:r>
+        <w:t>Review Composing layers (ai-5/5). Goal: Trace how one layer supplies the next layer inputs. Short practice: What intermediate value explains the changed output? Point to the relevant step in the picture, then write the changed result and the rule or evidence that supports it.. Return to this week and explain what you changed.</w:t>
+      </w:r>
+    </w:p>
+    <w:p>
+      <w:pPr>
+        <w:pStyle w:val="Heading3"/>
+      </w:pPr>
+      <w:r>
+        <w:t>Predict, run and debug</w:t>
+      </w:r>
+    </w:p>
+    <w:p>
+      <w:r>
+        <w:t>The browser lab lets you edit the supported Python examples already included in this lesson. Predict first, run, inspect the actual output or error, change one input, then run again. Keep code, predictions, actual results and a reasoned revision together. On paper, label your result as a trace rather than an execution.</w:t>
+      </w:r>
+    </w:p>
+    <w:p>
+      <w:pPr>
+        <w:pStyle w:val="Heading3"/>
+      </w:pPr>
+      <w:r>
+        <w:t>Keep your completed work</w:t>
+      </w:r>
+    </w:p>
+    <w:p>
+      <w:r>
+        <w:t>Use Download completed work in the hosted lesson to export your answers, reflections, practice feedback and code-run evidence. Open the HTML copy to read or print it. Drafts stay in this browser when storage is available; clear drafts on a shared device.</w:t>
+      </w:r>
+    </w:p>
+    <w:p>
+      <w:pPr>
+        <w:pStyle w:val="Heading3"/>
+      </w:pPr>
+      <w:r>
+        <w:t>What I repaired, the evidence I kept and the next test</w:t>
+      </w:r>
+    </w:p>
+    <w:p>
+      <w:r>
+        <w:t>________________________________________________________________</w:t>
+      </w:r>
+    </w:p>
+    <w:p>
+      <w:r>
+        <w:t>________________________________________________________________</w:t>
+      </w:r>
+    </w:p>
+    <w:p>
+      <w:r>
+        <w:t>________________________________________________________________</w:t>
+      </w:r>
+    </w:p>
+    <w:p>
+      <w:r>
+        <w:t>________________________________________________________________</w:t>
+      </w:r>
+    </w:p>
+    <w:p>
+      <w:r>
+        <w:t>________________________________________________________________</w:t>
+      </w:r>
+    </w:p>
     <w:sectPr>
       <w:pgSz w:w="12240" w:h="15840"/>
       <w:pgMar w:top="936" w:right="1008" w:bottom="936" w:left="1008" w:header="720" w:footer="720" w:gutter="0"/>

--- a/downloads/workbook/ai-5-week-11.docx
+++ b/downloads/workbook/ai-5-week-11.docx
@@ -30,33 +30,45 @@
     </w:p>
     <w:p>
       <w:r>
-        <w:t>Try the recall before opening notes. Then use a different colour or a labelled second line to correct your explanation.</w:t>
+        <w:t>Record your starting explanation for Updating parameters before opening notes. Show any later correction separately.</w:t>
       </w:r>
     </w:p>
     <w:p>
       <w:pPr>
-        <w:pStyle w:val="Heading3"/>
-      </w:pPr>
-      <w:r>
-        <w:t>Gradients with a numerical check</w:t>
+        <w:spacing w:line="336" w:lineRule="auto" w:after="180"/>
+      </w:pPr>
+      <w:r>
+        <w:rPr>
+          <w:b w:val="0"/>
+        </w:rPr>
+        <w:t>Try the recall before opening notes. Then use a different colour or a labelled second line to correct your explanation.</w:t>
       </w:r>
     </w:p>
     <w:p>
-      <w:r>
-        <w:t>Without opening the old lesson, explain one key idea from Gradients with a numerical check. Give an example and a mistake that the idea helps you avoid.</w:t>
+      <w:pPr>
+        <w:pStyle w:val="Heading3"/>
+      </w:pPr>
+      <w:r>
+        <w:t>Gradients with a numerical check</w:t>
       </w:r>
     </w:p>
     <w:p>
       <w:pPr>
-        <w:pStyle w:val="Heading3"/>
-      </w:pPr>
-      <w:r>
-        <w:t>My remembered idea, example and correction</w:t>
+        <w:spacing w:line="336" w:lineRule="auto" w:after="180"/>
+      </w:pPr>
+      <w:r>
+        <w:rPr>
+          <w:b w:val="0"/>
+        </w:rPr>
+        <w:t>Without opening the old lesson, explain one key idea from Gradients with a numerical check. Give an example and a mistake that the idea helps you avoid.</w:t>
       </w:r>
     </w:p>
     <w:p>
-      <w:r>
-        <w:t>________________________________________________________________</w:t>
+      <w:pPr>
+        <w:pStyle w:val="Heading3"/>
+      </w:pPr>
+      <w:r>
+        <w:t>My remembered idea, example and correction</w:t>
       </w:r>
     </w:p>
     <w:p>
@@ -70,29 +82,35 @@
       </w:r>
     </w:p>
     <w:p>
-      <w:pPr>
-        <w:pStyle w:val="Heading3"/>
-      </w:pPr>
-      <w:r>
-        <w:t>Loss functions</w:t>
+      <w:r>
+        <w:t>________________________________________________________________</w:t>
       </w:r>
     </w:p>
     <w:p>
-      <w:r>
-        <w:t>Without opening the old lesson, explain one key idea from Loss functions. Give an example and a mistake that the idea helps you avoid.</w:t>
+      <w:pPr>
+        <w:pStyle w:val="Heading3"/>
+      </w:pPr>
+      <w:r>
+        <w:t>Loss functions</w:t>
       </w:r>
     </w:p>
     <w:p>
       <w:pPr>
-        <w:pStyle w:val="Heading3"/>
-      </w:pPr>
-      <w:r>
-        <w:t>My remembered idea, example and correction</w:t>
+        <w:spacing w:line="336" w:lineRule="auto" w:after="180"/>
+      </w:pPr>
+      <w:r>
+        <w:rPr>
+          <w:b w:val="0"/>
+        </w:rPr>
+        <w:t>Without opening the old lesson, explain one key idea from Loss functions. Give an example and a mistake that the idea helps you avoid.</w:t>
       </w:r>
     </w:p>
     <w:p>
-      <w:r>
-        <w:t>________________________________________________________________</w:t>
+      <w:pPr>
+        <w:pStyle w:val="Heading3"/>
+      </w:pPr>
+      <w:r>
+        <w:t>My remembered idea, example and correction</w:t>
       </w:r>
     </w:p>
     <w:p>
@@ -106,29 +124,35 @@
       </w:r>
     </w:p>
     <w:p>
-      <w:pPr>
-        <w:pStyle w:val="Heading3"/>
-      </w:pPr>
-      <w:r>
-        <w:t>Composing layers</w:t>
+      <w:r>
+        <w:t>________________________________________________________________</w:t>
       </w:r>
     </w:p>
     <w:p>
-      <w:r>
-        <w:t>Without opening the old lesson, explain one key idea from Composing layers. Give an example and a mistake that the idea helps you avoid.</w:t>
+      <w:pPr>
+        <w:pStyle w:val="Heading3"/>
+      </w:pPr>
+      <w:r>
+        <w:t>Composing layers</w:t>
       </w:r>
     </w:p>
     <w:p>
       <w:pPr>
-        <w:pStyle w:val="Heading3"/>
-      </w:pPr>
-      <w:r>
-        <w:t>My remembered idea, example and correction</w:t>
+        <w:spacing w:line="336" w:lineRule="auto" w:after="180"/>
+      </w:pPr>
+      <w:r>
+        <w:rPr>
+          <w:b w:val="0"/>
+        </w:rPr>
+        <w:t>Without opening the old lesson, explain one key idea from Composing layers. Give an example and a mistake that the idea helps you avoid.</w:t>
       </w:r>
     </w:p>
     <w:p>
-      <w:r>
-        <w:t>________________________________________________________________</w:t>
+      <w:pPr>
+        <w:pStyle w:val="Heading3"/>
+      </w:pPr>
+      <w:r>
+        <w:t>My remembered idea, example and correction</w:t>
       </w:r>
     </w:p>
     <w:p>
@@ -142,16 +166,44 @@
       </w:r>
     </w:p>
     <w:p>
-      <w:pPr>
-        <w:pStyle w:val="Heading1"/>
-      </w:pPr>
-      <w:r>
-        <w:t>02. Practise with fading help</w:t>
+      <w:r>
+        <w:t>________________________________________________________________</w:t>
       </w:r>
     </w:p>
     <w:p>
-      <w:r>
-        <w:t>Use W2: Detect overshooting for Updating parameters. Record the answer once; the lesson and workbook refer to the same attempt.</w:t>
+      <w:pPr>
+        <w:pStyle w:val="Heading1"/>
+      </w:pPr>
+      <w:r>
+        <w:t>02. Practise with fading help</w:t>
+      </w:r>
+    </w:p>
+    <w:p>
+      <w:r>
+        <w:t>Complete the supported Updating parameters trace and record the first step you can explain without help.</w:t>
+      </w:r>
+    </w:p>
+    <w:p>
+      <w:pPr>
+        <w:spacing w:line="336" w:lineRule="auto" w:after="180"/>
+      </w:pPr>
+      <w:r>
+        <w:rPr>
+          <w:b w:val="0"/>
+        </w:rPr>
+        <w:t xml:space="preserve">Use W2: Detect </w:t>
+      </w:r>
+      <w:r>
+        <w:rPr>
+          <w:b/>
+        </w:rPr>
+        <w:t>overshoot</w:t>
+      </w:r>
+      <w:r>
+        <w:rPr>
+          <w:b w:val="0"/>
+        </w:rPr>
+        <w:t>ing for Updating parameters. Record the answer once; the lesson and workbook refer to the same attempt.</w:t>
       </w:r>
     </w:p>
     <w:tbl>
@@ -279,25 +331,37 @@
     </w:p>
     <w:p>
       <w:r>
-        <w:t>Use the worked case for Updating parameters. Proposed explanation: “Subtracting a negative gradient decreases the parameter”. Decide whether this explanation is supported. Point to the step or supplied fact that decides; explain your repair if needed.</w:t>
+        <w:t>Check the proposed Updating parameters explanation against the supplied facts before discussing it.</w:t>
       </w:r>
     </w:p>
     <w:p>
       <w:pPr>
-        <w:pStyle w:val="Heading3"/>
-      </w:pPr>
-      <w:r>
-        <w:t>My explanation before partner discussion</w:t>
+        <w:spacing w:line="336" w:lineRule="auto" w:after="180"/>
+      </w:pPr>
+      <w:r>
+        <w:rPr>
+          <w:b w:val="0"/>
+        </w:rPr>
+        <w:t>Use the worked case for Updating parameters. Proposed explanation: “Subtracting a negative gradient decreases the parameter”. Decide whether this explanation is supported.</w:t>
       </w:r>
     </w:p>
     <w:p>
-      <w:r>
-        <w:t>________________________________________________________________</w:t>
+      <w:pPr>
+        <w:spacing w:line="336" w:lineRule="auto" w:after="180"/>
+      </w:pPr>
+      <w:r>
+        <w:rPr>
+          <w:b w:val="0"/>
+        </w:rPr>
+        <w:t>Point to the step or supplied fact that decides; explain your repair if needed.</w:t>
       </w:r>
     </w:p>
     <w:p>
-      <w:r>
-        <w:t>________________________________________________________________</w:t>
+      <w:pPr>
+        <w:pStyle w:val="Heading3"/>
+      </w:pPr>
+      <w:r>
+        <w:t>My explanation before partner discussion</w:t>
       </w:r>
     </w:p>
     <w:p>
@@ -311,47 +375,77 @@
       </w:r>
     </w:p>
     <w:p>
-      <w:pPr>
-        <w:pStyle w:val="Heading1"/>
-      </w:pPr>
-      <w:r>
-        <w:t>04. Independent transfer case</w:t>
+      <w:r>
+        <w:t>________________________________________________________________</w:t>
       </w:r>
     </w:p>
     <w:p>
-      <w:pPr>
-        <w:pStyle w:val="Heading3"/>
-      </w:pPr>
-      <w:r>
-        <w:t>Independent case: Update a new model independently</w:t>
+      <w:r>
+        <w:t>________________________________________________________________</w:t>
       </w:r>
     </w:p>
     <w:p>
-      <w:r>
-        <w:t>Use x = 1, target 4, w = 1, b = 1, squared loss and learning rate 0.1. Compute prediction, residual, gradient [2 times residual times x, 2 times residual], new parameters and new loss.</w:t>
+      <w:pPr>
+        <w:pStyle w:val="Heading1"/>
+      </w:pPr>
+      <w:r>
+        <w:t>04. Independent transfer case</w:t>
       </w:r>
     </w:p>
     <w:p>
-      <w:pPr>
-        <w:pStyle w:val="Heading3"/>
-      </w:pPr>
-      <w:r>
-        <w:t>My independent explanation, trace and limits</w:t>
+      <w:r>
+        <w:t>Write one first attempt at the reserved independent case before feedback. Repeated copies of that case refer to the same recorded attempt.</w:t>
       </w:r>
     </w:p>
     <w:p>
-      <w:r>
-        <w:t>________________________________________________________________</w:t>
+      <w:pPr>
+        <w:pStyle w:val="Heading3"/>
+      </w:pPr>
+      <w:r>
+        <w:t>Independent case: Update a new model independently</w:t>
       </w:r>
     </w:p>
     <w:p>
-      <w:r>
-        <w:t>________________________________________________________________</w:t>
+      <w:pPr>
+        <w:spacing w:line="336" w:lineRule="auto" w:after="180"/>
+      </w:pPr>
+      <w:r>
+        <w:rPr>
+          <w:b w:val="0"/>
+        </w:rPr>
+        <w:t xml:space="preserve">Use x = 1, target 4, w = 1, b = 1, squared loss and </w:t>
+      </w:r>
+      <w:r>
+        <w:rPr>
+          <w:b/>
+        </w:rPr>
+        <w:t>learning rate</w:t>
+      </w:r>
+      <w:r>
+        <w:rPr>
+          <w:b w:val="0"/>
+        </w:rPr>
+        <w:t xml:space="preserve"> 0.1. Compute </w:t>
+      </w:r>
+      <w:r>
+        <w:rPr>
+          <w:b/>
+        </w:rPr>
+        <w:t>prediction</w:t>
+      </w:r>
+      <w:r>
+        <w:rPr>
+          <w:b w:val="0"/>
+        </w:rPr>
+        <w:t>, residual, gradient [2 times residual times x, 2 times residual], new parameters and new loss.</w:t>
       </w:r>
     </w:p>
     <w:p>
-      <w:r>
-        <w:t>________________________________________________________________</w:t>
+      <w:pPr>
+        <w:pStyle w:val="Heading3"/>
+      </w:pPr>
+      <w:r>
+        <w:t>My independent explanation, trace and limits</w:t>
       </w:r>
     </w:p>
     <w:p>
@@ -376,48 +470,72 @@
     </w:p>
     <w:p>
       <w:r>
-        <w:t>Attempt this case before feedback. Record any help. Earlier examples below are further practice; a case already practised with feedback cannot establish fresh transfer.</w:t>
+        <w:t>________________________________________________________________</w:t>
       </w:r>
     </w:p>
     <w:p>
-      <w:pPr>
-        <w:pStyle w:val="Heading1"/>
-      </w:pPr>
-      <w:r>
-        <w:t>05. W1 Apply a negative gradient</w:t>
+      <w:r>
+        <w:t>________________________________________________________________</w:t>
       </w:r>
     </w:p>
     <w:p>
       <w:r>
-        <w:t>Starting with parameter a = 2, gradient -3 and learning rate 0.2, calculate the new a.</w:t>
+        <w:t>________________________________________________________________</w:t>
       </w:r>
     </w:p>
     <w:p>
       <w:pPr>
-        <w:pStyle w:val="Heading3"/>
-      </w:pPr>
-      <w:r>
-        <w:t>My reasoning and evidence</w:t>
+        <w:spacing w:line="336" w:lineRule="auto" w:after="180"/>
+      </w:pPr>
+      <w:r>
+        <w:rPr>
+          <w:b w:val="0"/>
+        </w:rPr>
+        <w:t>Attempt this case before feedback. Record any help. Earlier examples below are further practice; a case already practised with feedback cannot establish fresh transfer.</w:t>
       </w:r>
     </w:p>
     <w:p>
-      <w:r>
-        <w:t>________________________________________________________________</w:t>
+      <w:pPr>
+        <w:pStyle w:val="Heading1"/>
+      </w:pPr>
+      <w:r>
+        <w:t>05. W1 Apply a negative gradient</w:t>
       </w:r>
     </w:p>
     <w:p>
       <w:r>
-        <w:t>________________________________________________________________</w:t>
+        <w:t>Apply a negative gradient. Apply the supplied Updating parameters facts and keep your reasoning.</w:t>
       </w:r>
     </w:p>
     <w:p>
-      <w:r>
-        <w:t>________________________________________________________________</w:t>
+      <w:pPr>
+        <w:spacing w:line="336" w:lineRule="auto" w:after="180"/>
+      </w:pPr>
+      <w:r>
+        <w:rPr>
+          <w:b w:val="0"/>
+        </w:rPr>
+        <w:t xml:space="preserve">Starting with parameter a = 2, gradient -3 and </w:t>
+      </w:r>
+      <w:r>
+        <w:rPr>
+          <w:b/>
+        </w:rPr>
+        <w:t>learning rate</w:t>
+      </w:r>
+      <w:r>
+        <w:rPr>
+          <w:b w:val="0"/>
+        </w:rPr>
+        <w:t xml:space="preserve"> 0.2, calculate the new a.</w:t>
       </w:r>
     </w:p>
     <w:p>
-      <w:r>
-        <w:t>________________________________________________________________</w:t>
+      <w:pPr>
+        <w:pStyle w:val="Heading3"/>
+      </w:pPr>
+      <w:r>
+        <w:t>My reasoning and evidence</w:t>
       </w:r>
     </w:p>
     <w:p>
@@ -431,24 +549,18 @@
       </w:r>
     </w:p>
     <w:p>
-      <w:pPr>
-        <w:pStyle w:val="Heading1"/>
-      </w:pPr>
-      <w:r>
-        <w:t>06. W2 Detect overshooting</w:t>
+      <w:r>
+        <w:t>________________________________________________________________</w:t>
       </w:r>
     </w:p>
     <w:p>
       <w:r>
-        <w:t>For the lesson start [1, 0], apply rate 0.3 and calculate prediction and loss.</w:t>
+        <w:t>________________________________________________________________</w:t>
       </w:r>
     </w:p>
     <w:p>
-      <w:pPr>
-        <w:pStyle w:val="Heading3"/>
-      </w:pPr>
-      <w:r>
-        <w:t>My reasoning and evidence</w:t>
+      <w:r>
+        <w:t>________________________________________________________________</w:t>
       </w:r>
     </w:p>
     <w:p>
@@ -457,23 +569,47 @@
       </w:r>
     </w:p>
     <w:p>
-      <w:r>
-        <w:t>________________________________________________________________</w:t>
+      <w:pPr>
+        <w:pStyle w:val="Heading1"/>
+      </w:pPr>
+      <w:r>
+        <w:t>06. W2 Detect overshooting</w:t>
       </w:r>
     </w:p>
     <w:p>
       <w:r>
-        <w:t>________________________________________________________________</w:t>
+        <w:t>Detect overshooting. Apply the supplied Updating parameters facts and keep your reasoning.</w:t>
       </w:r>
     </w:p>
     <w:p>
-      <w:r>
-        <w:t>________________________________________________________________</w:t>
+      <w:pPr>
+        <w:spacing w:line="336" w:lineRule="auto" w:after="180"/>
+      </w:pPr>
+      <w:r>
+        <w:rPr>
+          <w:b w:val="0"/>
+        </w:rPr>
+        <w:t xml:space="preserve">For the lesson start [1, 0], apply rate 0.3 and calculate </w:t>
+      </w:r>
+      <w:r>
+        <w:rPr>
+          <w:b/>
+        </w:rPr>
+        <w:t>prediction</w:t>
+      </w:r>
+      <w:r>
+        <w:rPr>
+          <w:b w:val="0"/>
+        </w:rPr>
+        <w:t xml:space="preserve"> and loss.</w:t>
       </w:r>
     </w:p>
     <w:p>
-      <w:r>
-        <w:t>________________________________________________________________</w:t>
+      <w:pPr>
+        <w:pStyle w:val="Heading3"/>
+      </w:pPr>
+      <w:r>
+        <w:t>My reasoning and evidence</w:t>
       </w:r>
     </w:p>
     <w:p>
@@ -482,24 +618,18 @@
       </w:r>
     </w:p>
     <w:p>
-      <w:pPr>
-        <w:pStyle w:val="Heading1"/>
-      </w:pPr>
-      <w:r>
-        <w:t>07. W3 Preserve one snapshot</w:t>
+      <w:r>
+        <w:t>________________________________________________________________</w:t>
       </w:r>
     </w:p>
     <w:p>
       <w:r>
-        <w:t>Explain why recomputing the bias gradient after changing w is not the simultaneous update specified here.</w:t>
+        <w:t>________________________________________________________________</w:t>
       </w:r>
     </w:p>
     <w:p>
-      <w:pPr>
-        <w:pStyle w:val="Heading3"/>
-      </w:pPr>
-      <w:r>
-        <w:t>My reasoning and evidence</w:t>
+      <w:r>
+        <w:t>________________________________________________________________</w:t>
       </w:r>
     </w:p>
     <w:p>
@@ -513,44 +643,62 @@
       </w:r>
     </w:p>
     <w:p>
-      <w:r>
-        <w:t>________________________________________________________________</w:t>
+      <w:pPr>
+        <w:pStyle w:val="Heading1"/>
+      </w:pPr>
+      <w:r>
+        <w:t>07. W3 Preserve one snapshot</w:t>
       </w:r>
     </w:p>
     <w:p>
       <w:r>
-        <w:t>________________________________________________________________</w:t>
+        <w:t>Preserve one snapshot. Apply the supplied Updating parameters facts and keep your reasoning.</w:t>
       </w:r>
     </w:p>
     <w:p>
-      <w:r>
-        <w:t>________________________________________________________________</w:t>
+      <w:pPr>
+        <w:spacing w:line="336" w:lineRule="auto" w:after="180"/>
+      </w:pPr>
+      <w:r>
+        <w:rPr>
+          <w:b w:val="0"/>
+        </w:rPr>
+        <w:t xml:space="preserve">Explain why recomputing the bias gradient after changing w is not the </w:t>
+      </w:r>
+      <w:r>
+        <w:rPr>
+          <w:b/>
+        </w:rPr>
+        <w:t>simultaneous update</w:t>
+      </w:r>
+      <w:r>
+        <w:rPr>
+          <w:b w:val="0"/>
+        </w:rPr>
+        <w:t xml:space="preserve"> specified here.</w:t>
       </w:r>
     </w:p>
     <w:p>
-      <w:r>
-        <w:t>________________________________________________________________</w:t>
+      <w:pPr>
+        <w:pStyle w:val="Heading3"/>
+      </w:pPr>
+      <w:r>
+        <w:t>My reasoning and evidence</w:t>
       </w:r>
     </w:p>
     <w:p>
-      <w:pPr>
-        <w:pStyle w:val="Heading1"/>
-      </w:pPr>
-      <w:r>
-        <w:t>08. W4 Update a new model independently</w:t>
+      <w:r>
+        <w:t>________________________________________________________________</w:t>
       </w:r>
     </w:p>
     <w:p>
       <w:r>
-        <w:t>Use x = 1, target 4, w = 1, b = 1, squared loss and learning rate 0.1. Compute prediction, residual, gradient [2 times residual times x, 2 times residual], new parameters and new loss.</w:t>
+        <w:t>________________________________________________________________</w:t>
       </w:r>
     </w:p>
     <w:p>
-      <w:pPr>
-        <w:pStyle w:val="Heading3"/>
-      </w:pPr>
-      <w:r>
-        <w:t>My reasoning and evidence</w:t>
+      <w:r>
+        <w:t>________________________________________________________________</w:t>
       </w:r>
     </w:p>
     <w:p>
@@ -569,23 +717,59 @@
       </w:r>
     </w:p>
     <w:p>
-      <w:r>
-        <w:t>________________________________________________________________</w:t>
+      <w:pPr>
+        <w:pStyle w:val="Heading1"/>
+      </w:pPr>
+      <w:r>
+        <w:t>08. W4 Update a new model independently</w:t>
       </w:r>
     </w:p>
     <w:p>
       <w:r>
-        <w:t>________________________________________________________________</w:t>
+        <w:t>Attempt before feedback. If this repeats the selected independent case, reuse that first attempt; otherwise keep a separate record. Update a new model independently. Apply the supplied Updating parameters facts and keep your reasoning.</w:t>
       </w:r>
     </w:p>
     <w:p>
-      <w:r>
-        <w:t>________________________________________________________________</w:t>
+      <w:pPr>
+        <w:spacing w:line="336" w:lineRule="auto" w:after="180"/>
+      </w:pPr>
+      <w:r>
+        <w:rPr>
+          <w:b w:val="0"/>
+        </w:rPr>
+        <w:t xml:space="preserve">Use x = 1, target 4, w = 1, b = 1, squared loss and </w:t>
+      </w:r>
+      <w:r>
+        <w:rPr>
+          <w:b/>
+        </w:rPr>
+        <w:t>learning rate</w:t>
+      </w:r>
+      <w:r>
+        <w:rPr>
+          <w:b w:val="0"/>
+        </w:rPr>
+        <w:t xml:space="preserve"> 0.1. Compute </w:t>
+      </w:r>
+      <w:r>
+        <w:rPr>
+          <w:b/>
+        </w:rPr>
+        <w:t>prediction</w:t>
+      </w:r>
+      <w:r>
+        <w:rPr>
+          <w:b w:val="0"/>
+        </w:rPr>
+        <w:t>, residual, gradient [2 times residual times x, 2 times residual], new parameters and new loss.</w:t>
       </w:r>
     </w:p>
     <w:p>
-      <w:r>
-        <w:t>________________________________________________________________</w:t>
+      <w:pPr>
+        <w:pStyle w:val="Heading3"/>
+      </w:pPr>
+      <w:r>
+        <w:t>My reasoning and evidence</w:t>
       </w:r>
     </w:p>
     <w:p>
@@ -594,24 +778,18 @@
       </w:r>
     </w:p>
     <w:p>
-      <w:pPr>
-        <w:pStyle w:val="Heading1"/>
-      </w:pPr>
-      <w:r>
-        <w:t>09. W5 Evaluate a zero gradient</w:t>
+      <w:r>
+        <w:t>________________________________________________________________</w:t>
       </w:r>
     </w:p>
     <w:p>
       <w:r>
-        <w:t>At a point with gradient [0, 0], what does this update do? Does that alone prove a global minimum on any loss surface?</w:t>
+        <w:t>________________________________________________________________</w:t>
       </w:r>
     </w:p>
     <w:p>
-      <w:pPr>
-        <w:pStyle w:val="Heading3"/>
-      </w:pPr>
-      <w:r>
-        <w:t>My reasoning and evidence</w:t>
+      <w:r>
+        <w:t>________________________________________________________________</w:t>
       </w:r>
     </w:p>
     <w:p>
@@ -635,34 +813,41 @@
       </w:r>
     </w:p>
     <w:p>
-      <w:r>
-        <w:t>________________________________________________________________</w:t>
+      <w:pPr>
+        <w:pStyle w:val="Heading1"/>
+      </w:pPr>
+      <w:r>
+        <w:t>09. W5 Evaluate a zero gradient</w:t>
       </w:r>
     </w:p>
     <w:p>
       <w:r>
-        <w:t>________________________________________________________________</w:t>
+        <w:t>Evaluate a zero gradient. Apply the supplied Updating parameters facts and keep your reasoning.</w:t>
       </w:r>
     </w:p>
     <w:p>
       <w:pPr>
-        <w:pStyle w:val="Heading1"/>
-      </w:pPr>
-      <w:r>
-        <w:t>10. Project checkpoint and reflection</w:t>
+        <w:spacing w:line="336" w:lineRule="auto" w:after="180"/>
+        <w:shd w:fill="F5F1FB"/>
+      </w:pPr>
+      <w:r>
+        <w:rPr>
+          <w:b w:val="0"/>
+        </w:rPr>
+        <w:t>At a point with gradient [0, 0], what does this update do? Does that alone prove a global minimum on any loss surface?</w:t>
       </w:r>
     </w:p>
     <w:p>
-      <w:r>
-        <w:t>Add a labelled updating parameters evidence sheet to Image-pattern Network Investigation. Show how you can apply a learning rate to an ordered gradient. Use the supplied fictional case and keep its inputs, intermediate steps, calculation or prediction, and limitation. Connect this record to last week’s record; a matching answer without a trace is insufficient.</w:t>
+      <w:pPr>
+        <w:pStyle w:val="Heading3"/>
+      </w:pPr>
+      <w:r>
+        <w:t>My reasoning and evidence</w:t>
       </w:r>
     </w:p>
     <w:p>
-      <w:pPr>
-        <w:pStyle w:val="Heading3"/>
-      </w:pPr>
-      <w:r>
-        <w:t>My project change, supporting evidence and remaining limit</w:t>
+      <w:r>
+        <w:t>________________________________________________________________</w:t>
       </w:r>
     </w:p>
     <w:p>
@@ -691,16 +876,137 @@
       </w:r>
     </w:p>
     <w:p>
-      <w:r>
-        <w:t>________________________________________________________________</w:t>
+      <w:pPr>
+        <w:pStyle w:val="Heading1"/>
+      </w:pPr>
+      <w:r>
+        <w:t>10. Project checkpoint and reflection</w:t>
       </w:r>
     </w:p>
     <w:p>
+      <w:r>
+        <w:t>Connect Updating parameters to Image-pattern Network Investigation, identify a limit and choose the next useful test.</w:t>
+      </w:r>
+    </w:p>
+    <w:p>
+      <w:pPr>
+        <w:spacing w:line="336" w:lineRule="auto" w:after="180"/>
+      </w:pPr>
+      <w:r>
+        <w:rPr>
+          <w:b w:val="0"/>
+        </w:rPr>
+        <w:t xml:space="preserve">Add a labelled updating parameters </w:t>
+      </w:r>
+      <w:r>
+        <w:rPr>
+          <w:b/>
+        </w:rPr>
+        <w:t>evidence</w:t>
+      </w:r>
+      <w:r>
+        <w:rPr>
+          <w:b w:val="0"/>
+        </w:rPr>
+        <w:t xml:space="preserve"> sheet to Image-pattern Network Investigation. Show how you can apply a </w:t>
+      </w:r>
+      <w:r>
+        <w:rPr>
+          <w:b/>
+        </w:rPr>
+        <w:t>learning rate</w:t>
+      </w:r>
+      <w:r>
+        <w:rPr>
+          <w:b w:val="0"/>
+        </w:rPr>
+        <w:t xml:space="preserve"> to an ordered gradient.</w:t>
+      </w:r>
+    </w:p>
+    <w:p>
+      <w:pPr>
+        <w:spacing w:line="336" w:lineRule="auto" w:after="180"/>
+      </w:pPr>
+      <w:r>
+        <w:rPr>
+          <w:b w:val="0"/>
+        </w:rPr>
+        <w:t xml:space="preserve">Use the supplied fictional case and keep its </w:t>
+      </w:r>
+      <w:r>
+        <w:rPr>
+          <w:b/>
+        </w:rPr>
+        <w:t>input</w:t>
+      </w:r>
+      <w:r>
+        <w:rPr>
+          <w:b w:val="0"/>
+        </w:rPr>
+        <w:t xml:space="preserve">s, intermediate steps, calculation or </w:t>
+      </w:r>
+      <w:r>
+        <w:rPr>
+          <w:b/>
+        </w:rPr>
+        <w:t>prediction</w:t>
+      </w:r>
+      <w:r>
+        <w:rPr>
+          <w:b w:val="0"/>
+        </w:rPr>
+        <w:t>, and limitation. Connect this record to last week’s record; a matching answer without a trace is insufficient.</w:t>
+      </w:r>
+    </w:p>
+    <w:p>
+      <w:pPr>
+        <w:pStyle w:val="Heading3"/>
+      </w:pPr>
+      <w:r>
+        <w:t>My project change, supporting evidence and remaining limit</w:t>
+      </w:r>
+    </w:p>
+    <w:p>
+      <w:r>
+        <w:t>________________________________________________________________</w:t>
+      </w:r>
+    </w:p>
+    <w:p>
+      <w:r>
+        <w:t>________________________________________________________________</w:t>
+      </w:r>
+    </w:p>
+    <w:p>
+      <w:r>
+        <w:t>________________________________________________________________</w:t>
+      </w:r>
+    </w:p>
+    <w:p>
+      <w:r>
+        <w:t>________________________________________________________________</w:t>
+      </w:r>
+    </w:p>
+    <w:p>
+      <w:r>
+        <w:t>________________________________________________________________</w:t>
+      </w:r>
+    </w:p>
+    <w:p>
+      <w:r>
+        <w:t>________________________________________________________________</w:t>
+      </w:r>
+    </w:p>
+    <w:p>
       <w:pPr>
         <w:pStyle w:val="Heading1"/>
       </w:pPr>
       <w:r>
         <w:t>11. Feedback, return check and learning record</w:t>
+      </w:r>
+    </w:p>
+    <w:p>
+      <w:r>
+        <w:t>Record the first repaired step and a different case to revisit after a delay.</w:t>
       </w:r>
     </w:p>
     <w:tbl>
@@ -840,7 +1146,13 @@
       </w:tr>
     </w:tbl>
     <w:p>
-      <w:r>
+      <w:pPr>
+        <w:spacing w:line="336" w:lineRule="auto" w:after="180"/>
+      </w:pPr>
+      <w:r>
+        <w:rPr>
+          <w:b w:val="0"/>
+        </w:rPr>
         <w:t>Revisit this idea with your teacher after a delay. Familiarity is different from explaining and using it on a changed case.</w:t>
       </w:r>
     </w:p>
@@ -854,17 +1166,64 @@
     </w:p>
     <w:p>
       <w:r>
-        <w:t>Use one explicit gradient update and then recompute the loss.</w:t>
+        <w:t>Use one explicit gradient update and then recompute the loss. Explain the labelled step before checking the changed condition.</w:t>
       </w:r>
     </w:p>
     <w:p>
-      <w:r>
-        <w:t>Model y=2w+b, target 5. Start w=1, b=1; learning rate 0.05. Initial y=3, error y−target=−2, squared loss 4.</w:t>
+      <w:pPr>
+        <w:spacing w:line="336" w:lineRule="auto" w:after="180"/>
+      </w:pPr>
+      <w:r>
+        <w:rPr>
+          <w:b w:val="0"/>
+        </w:rPr>
+        <w:t>Use one explicit gradient update and then recompute the loss.</w:t>
       </w:r>
     </w:p>
     <w:p>
-      <w:r>
-        <w:t>All inputs and outcomes in this worked example are invented classroom data; no real model run is claimed.</w:t>
+      <w:pPr>
+        <w:spacing w:line="336" w:lineRule="auto" w:after="180"/>
+      </w:pPr>
+      <w:r>
+        <w:rPr>
+          <w:b w:val="0"/>
+        </w:rPr>
+        <w:t xml:space="preserve">Model y=2w+b, target 5. Start w=1, b=1; </w:t>
+      </w:r>
+      <w:r>
+        <w:rPr>
+          <w:b/>
+        </w:rPr>
+        <w:t>learning rate</w:t>
+      </w:r>
+      <w:r>
+        <w:rPr>
+          <w:b w:val="0"/>
+        </w:rPr>
+        <w:t xml:space="preserve"> 0.05. Initial y=3, error y−target=−2, squared loss 4.</w:t>
+      </w:r>
+    </w:p>
+    <w:p>
+      <w:pPr>
+        <w:spacing w:line="336" w:lineRule="auto" w:after="180"/>
+      </w:pPr>
+      <w:r>
+        <w:rPr>
+          <w:b w:val="0"/>
+        </w:rPr>
+        <w:t xml:space="preserve">All </w:t>
+      </w:r>
+      <w:r>
+        <w:rPr>
+          <w:b/>
+        </w:rPr>
+        <w:t>input</w:t>
+      </w:r>
+      <w:r>
+        <w:rPr>
+          <w:b w:val="0"/>
+        </w:rPr>
+        <w:t>s and outcomes in this worked example are invented classroom data; no real model run is claimed.</w:t>
       </w:r>
     </w:p>
     <w:p>
@@ -940,8 +1299,26 @@
       </w:r>
     </w:p>
     <w:p>
-      <w:r>
-        <w:t>Why must new loss be recomputed rather than assumed smaller? Point to the relevant step in the picture, then write the changed result and the rule or evidence that supports it.</w:t>
+      <w:pPr>
+        <w:spacing w:line="336" w:lineRule="auto" w:after="180"/>
+      </w:pPr>
+      <w:r>
+        <w:rPr>
+          <w:b w:val="0"/>
+        </w:rPr>
+        <w:t xml:space="preserve">Why must new loss be recomputed rather than assumed smaller? Point to the relevant step in the picture, then write the changed result and the rule or </w:t>
+      </w:r>
+      <w:r>
+        <w:rPr>
+          <w:b/>
+        </w:rPr>
+        <w:t>evidence</w:t>
+      </w:r>
+      <w:r>
+        <w:rPr>
+          <w:b w:val="0"/>
+        </w:rPr>
+        <w:t xml:space="preserve"> that supports it.</w:t>
       </w:r>
     </w:p>
     <w:p>
@@ -983,36 +1360,162 @@
       </w:r>
     </w:p>
     <w:p>
-      <w:r>
-        <w:t>Support used: alone / hint / worked example. This record is practice evidence.</w:t>
+      <w:pPr>
+        <w:pStyle w:val="Heading3"/>
+      </w:pPr>
+      <w:r>
+        <w:t>Record the help used</w:t>
       </w:r>
     </w:p>
     <w:p>
-      <w:r>
-        <w:t>Project connection: For your Image-pattern Network Investigation, save the input, procedure, observed result and limitation of this check. Label this worked example as practice; use a different, previously unreviewed case when checking independent understanding.</w:t>
+      <w:pPr>
+        <w:spacing w:line="336" w:lineRule="auto" w:after="180"/>
+        <w:shd w:fill="F1F6F8"/>
+      </w:pPr>
+      <w:r>
+        <w:rPr>
+          <w:b w:val="0"/>
+        </w:rPr>
+        <w:t xml:space="preserve">Support used: alone / hint / worked example. This record is practice </w:t>
+      </w:r>
+      <w:r>
+        <w:rPr>
+          <w:b/>
+        </w:rPr>
+        <w:t>evidence</w:t>
+      </w:r>
+      <w:r>
+        <w:rPr>
+          <w:b w:val="0"/>
+        </w:rPr>
+        <w:t>.</w:t>
       </w:r>
     </w:p>
     <w:p>
       <w:pPr>
-        <w:pStyle w:val="Heading1"/>
-      </w:pPr>
-      <w:r>
-        <w:t>13. Project portfolio milestone</w:t>
+        <w:spacing w:line="336" w:lineRule="auto" w:after="180"/>
+      </w:pPr>
+      <w:r>
+        <w:rPr>
+          <w:b w:val="0"/>
+        </w:rPr>
+        <w:t xml:space="preserve">Project connection: For your Image-pattern Network Investigation, save the </w:t>
+      </w:r>
+      <w:r>
+        <w:rPr>
+          <w:b/>
+        </w:rPr>
+        <w:t>input</w:t>
+      </w:r>
+      <w:r>
+        <w:rPr>
+          <w:b w:val="0"/>
+        </w:rPr>
+        <w:t>, procedure, observed result and limitation of this check.</w:t>
       </w:r>
     </w:p>
     <w:p>
-      <w:r>
-        <w:t>Project: Image-pattern Network Investigation</w:t>
+      <w:pPr>
+        <w:spacing w:line="336" w:lineRule="auto" w:after="180"/>
+      </w:pPr>
+      <w:r>
+        <w:rPr>
+          <w:b w:val="0"/>
+        </w:rPr>
+        <w:t>Label this worked example as practice; use a different, previously unreviewed case when checking independent understanding.</w:t>
       </w:r>
     </w:p>
     <w:p>
-      <w:r>
-        <w:t>Current milestone: Make a transparent first version. Keep a trace of how one input becomes an output; explain the rule or learned component.</w:t>
+      <w:pPr>
+        <w:pStyle w:val="Heading1"/>
+      </w:pPr>
+      <w:r>
+        <w:t>13. Project portfolio milestone</w:t>
       </w:r>
     </w:p>
     <w:p>
       <w:r>
-        <w:t>For your Image-pattern Network Investigation, save the input, procedure, observed result and limitation of this check. Label this worked example as practice; use a different, previously unreviewed case when checking independent understanding.</w:t>
+        <w:t>Keep this week’s input, deciding step, result and limit together in the Image-pattern Network Investigation record.</w:t>
+      </w:r>
+    </w:p>
+    <w:p>
+      <w:pPr>
+        <w:spacing w:line="336" w:lineRule="auto" w:after="180"/>
+      </w:pPr>
+      <w:r>
+        <w:rPr>
+          <w:b w:val="0"/>
+        </w:rPr>
+        <w:t>Project: Image-pattern Network Investigation</w:t>
+      </w:r>
+    </w:p>
+    <w:p>
+      <w:pPr>
+        <w:spacing w:line="336" w:lineRule="auto" w:after="180"/>
+      </w:pPr>
+      <w:r>
+        <w:rPr>
+          <w:b w:val="0"/>
+        </w:rPr>
+        <w:t xml:space="preserve">Current milestone: Make a transparent first version. Keep a trace of how one </w:t>
+      </w:r>
+      <w:r>
+        <w:rPr>
+          <w:b/>
+        </w:rPr>
+        <w:t>input</w:t>
+      </w:r>
+      <w:r>
+        <w:rPr>
+          <w:b w:val="0"/>
+        </w:rPr>
+        <w:t xml:space="preserve"> becomes an </w:t>
+      </w:r>
+      <w:r>
+        <w:rPr>
+          <w:b/>
+        </w:rPr>
+        <w:t>output</w:t>
+      </w:r>
+      <w:r>
+        <w:rPr>
+          <w:b w:val="0"/>
+        </w:rPr>
+        <w:t>; explain the rule or learned component.</w:t>
+      </w:r>
+    </w:p>
+    <w:p>
+      <w:pPr>
+        <w:spacing w:line="336" w:lineRule="auto" w:after="180"/>
+      </w:pPr>
+      <w:r>
+        <w:rPr>
+          <w:b w:val="0"/>
+        </w:rPr>
+        <w:t xml:space="preserve">For your Image-pattern Network Investigation, save the </w:t>
+      </w:r>
+      <w:r>
+        <w:rPr>
+          <w:b/>
+        </w:rPr>
+        <w:t>input</w:t>
+      </w:r>
+      <w:r>
+        <w:rPr>
+          <w:b w:val="0"/>
+        </w:rPr>
+        <w:t>, procedure, observed result and limitation of this check.</w:t>
+      </w:r>
+    </w:p>
+    <w:p>
+      <w:pPr>
+        <w:spacing w:line="336" w:lineRule="auto" w:after="180"/>
+      </w:pPr>
+      <w:r>
+        <w:rPr>
+          <w:b w:val="0"/>
+        </w:rPr>
+        <w:t>Label this worked example as practice; use a different, previously unreviewed case when checking independent understanding.</w:t>
       </w:r>
     </w:p>
     <w:tbl>
@@ -1174,53 +1677,92 @@
     </w:p>
     <w:p>
       <w:r>
-        <w:t>Use this supported practice once, in the browser or on paper. Keep the reserved independent assessment for a separate first attempt before teacher feedback.</w:t>
+        <w:t>Try the supported questions before comparing with hints and feedback. Record what you repaired and the evidence you retained.</w:t>
       </w:r>
     </w:p>
     <w:p>
-      <w:r>
-        <w:t>Use one explicit gradient update and then recompute the loss.</w:t>
+      <w:pPr>
+        <w:spacing w:line="336" w:lineRule="auto" w:after="180"/>
+      </w:pPr>
+      <w:r>
+        <w:rPr>
+          <w:b w:val="0"/>
+        </w:rPr>
+        <w:t>Use this supported practice once, in the browser or on paper. Keep the reserved independent assessment for a separate first attempt before teacher feedback.</w:t>
       </w:r>
     </w:p>
     <w:p>
       <w:pPr>
-        <w:pStyle w:val="Heading3"/>
-      </w:pPr>
-      <w:r>
-        <w:t>Practice 1: explain the deciding evidence</w:t>
+        <w:spacing w:line="336" w:lineRule="auto" w:after="180"/>
+      </w:pPr>
+      <w:r>
+        <w:rPr>
+          <w:b w:val="0"/>
+        </w:rPr>
+        <w:t>Use one explicit gradient update and then recompute the loss.</w:t>
       </w:r>
     </w:p>
     <w:p>
-      <w:r>
-        <w:t>Which labelled step matches this detail? New y=4, residual -1, loss 1: lower than4.</w:t>
+      <w:pPr>
+        <w:pStyle w:val="Heading3"/>
+      </w:pPr>
+      <w:r>
+        <w:t>Practice 1: explain the deciding evidence</w:t>
       </w:r>
     </w:p>
     <w:p>
-      <w:r>
-        <w:t>1. Check new loss</w:t>
+      <w:pPr>
+        <w:spacing w:line="336" w:lineRule="auto" w:after="180"/>
+      </w:pPr>
+      <w:r>
+        <w:rPr>
+          <w:b w:val="0"/>
+        </w:rPr>
+        <w:t>Which labelled step matches this detail? New y=4, residual -1, loss 1: lower than4.</w:t>
       </w:r>
     </w:p>
     <w:p>
-      <w:r>
-        <w:t>2. Compute gradient</w:t>
+      <w:pPr>
+        <w:spacing w:line="336" w:lineRule="auto" w:after="180"/>
+        <w:shd w:fill="F4F9FC"/>
+      </w:pPr>
+      <w:r>
+        <w:rPr>
+          <w:b w:val="0"/>
+        </w:rPr>
+        <w:t>1. Check new loss</w:t>
       </w:r>
     </w:p>
     <w:p>
-      <w:r>
-        <w:t>3. Update simultaneously</w:t>
+      <w:pPr>
+        <w:spacing w:line="336" w:lineRule="auto" w:after="180"/>
+        <w:shd w:fill="F4F9FC"/>
+      </w:pPr>
+      <w:r>
+        <w:rPr>
+          <w:b w:val="0"/>
+        </w:rPr>
+        <w:t>2. Compute gradient</w:t>
       </w:r>
     </w:p>
     <w:p>
       <w:pPr>
-        <w:pStyle w:val="Heading3"/>
-      </w:pPr>
-      <w:r>
-        <w:t>My selected conclusion, deciding fact and explanation</w:t>
+        <w:spacing w:line="336" w:lineRule="auto" w:after="180"/>
+        <w:shd w:fill="F4F9FC"/>
+      </w:pPr>
+      <w:r>
+        <w:rPr>
+          <w:b w:val="0"/>
+        </w:rPr>
+        <w:t>3. Update simultaneously</w:t>
       </w:r>
     </w:p>
     <w:p>
-      <w:r>
-        <w:t>________________________________________________________________</w:t>
+      <w:pPr>
+        <w:pStyle w:val="Heading3"/>
+      </w:pPr>
+      <w:r>
+        <w:t>My selected conclusion, deciding fact and explanation</w:t>
       </w:r>
     </w:p>
     <w:p>
@@ -1245,40 +1787,119 @@
     </w:p>
     <w:p>
       <w:r>
-        <w:t>Hint if needed: Read the steps in the pictorial case. Match the supplied detail to the stage that performs or records it.</w:t>
+        <w:t>________________________________________________________________</w:t>
       </w:r>
     </w:p>
     <w:p>
-      <w:r>
-        <w:t>After your attempt, compare with the supported explanation: Check new loss New y=4, residual -1, loss 1: lower than4. Gradient descent subtracts learning rate times gradient. A negative gradient makes this subtraction increase the parameter. Compute both gradients at the original [w,b] before updating either one. The small step brings the prediction closer to five, reducing squared error. A larger step can cross the target and undo that gain, so the new prediction and loss must be recalculated.</w:t>
+      <w:pPr>
+        <w:pStyle w:val="Heading3"/>
+      </w:pPr>
+      <w:r>
+        <w:t>Hint · try first</w:t>
       </w:r>
     </w:p>
     <w:p>
       <w:pPr>
-        <w:pStyle w:val="Heading3"/>
-      </w:pPr>
-      <w:r>
-        <w:t>Practice 2: explain the deciding evidence</w:t>
+        <w:spacing w:line="336" w:lineRule="auto" w:after="180"/>
+        <w:shd w:fill="F1F6F8"/>
+      </w:pPr>
+      <w:r>
+        <w:rPr>
+          <w:b w:val="0"/>
+        </w:rPr>
+        <w:t>Hint if needed: Read the steps in the pictorial case. Match the supplied detail to the stage that performs or records it.</w:t>
       </w:r>
     </w:p>
     <w:p>
-      <w:r>
-        <w:t>Changed-case practice: Set learning rate 0.2 from the same starting point. Which conclusion is supported by the supplied facts?</w:t>
+      <w:pPr>
+        <w:pStyle w:val="Heading3"/>
+      </w:pPr>
+      <w:r>
+        <w:t>Feedback · compare after trying</w:t>
       </w:r>
     </w:p>
     <w:p>
-      <w:r>
-        <w:t>1. This one example guarantees correct results for every future input.</w:t>
+      <w:pPr>
+        <w:spacing w:line="336" w:lineRule="auto" w:after="180"/>
+        <w:shd w:fill="F1F6FC"/>
+      </w:pPr>
+      <w:r>
+        <w:rPr>
+          <w:b w:val="0"/>
+        </w:rPr>
+        <w:t xml:space="preserve">After your attempt, compare with the supported explanation: Check new loss New y=4, residual -1, loss 1: lower than4. </w:t>
+      </w:r>
+      <w:r>
+        <w:rPr>
+          <w:b/>
+        </w:rPr>
+        <w:t>Gradient descent</w:t>
+      </w:r>
+      <w:r>
+        <w:rPr>
+          <w:b w:val="0"/>
+        </w:rPr>
+        <w:t xml:space="preserve"> subtracts </w:t>
+      </w:r>
+      <w:r>
+        <w:rPr>
+          <w:b/>
+        </w:rPr>
+        <w:t>learning rate</w:t>
+      </w:r>
+      <w:r>
+        <w:rPr>
+          <w:b w:val="0"/>
+        </w:rPr>
+        <w:t xml:space="preserve"> times gradient.</w:t>
       </w:r>
     </w:p>
     <w:p>
-      <w:r>
-        <w:t>2. New w=2.6, b=1.8, y=7, squared loss 4: no improvement.</w:t>
+      <w:pPr>
+        <w:spacing w:line="336" w:lineRule="auto" w:after="180"/>
+        <w:shd w:fill="F1F6FC"/>
+      </w:pPr>
+      <w:r>
+        <w:rPr>
+          <w:b w:val="0"/>
+        </w:rPr>
+        <w:t xml:space="preserve">A negative gradient makes this subtraction increase the parameter. Compute both gradients at the original [w,b] before updating either one. The small step brings the </w:t>
+      </w:r>
+      <w:r>
+        <w:rPr>
+          <w:b/>
+        </w:rPr>
+        <w:t>prediction</w:t>
+      </w:r>
+      <w:r>
+        <w:rPr>
+          <w:b w:val="0"/>
+        </w:rPr>
+        <w:t xml:space="preserve"> closer to five, reducing squared error.</w:t>
       </w:r>
     </w:p>
     <w:p>
-      <w:r>
-        <w:t>3. We can decide the result without examining the changed input or the procedure.</w:t>
+      <w:pPr>
+        <w:spacing w:line="336" w:lineRule="auto" w:after="180"/>
+        <w:shd w:fill="F1F6FC"/>
+      </w:pPr>
+      <w:r>
+        <w:rPr>
+          <w:b w:val="0"/>
+        </w:rPr>
+        <w:t xml:space="preserve">A larger step can cross the target and undo that gain, so the new </w:t>
+      </w:r>
+      <w:r>
+        <w:rPr>
+          <w:b/>
+        </w:rPr>
+        <w:t>prediction</w:t>
+      </w:r>
+      <w:r>
+        <w:rPr>
+          <w:b w:val="0"/>
+        </w:rPr>
+        <w:t xml:space="preserve"> and loss must be recalculated.</w:t>
       </w:r>
     </w:p>
     <w:p>
@@ -1286,65 +1907,132 @@
         <w:pStyle w:val="Heading3"/>
       </w:pPr>
       <w:r>
-        <w:t>My selected conclusion, deciding fact and explanation</w:t>
+        <w:t>Practice 2: explain the deciding evidence</w:t>
       </w:r>
     </w:p>
     <w:p>
-      <w:r>
-        <w:t>________________________________________________________________</w:t>
+      <w:pPr>
+        <w:pStyle w:val="Heading3"/>
+      </w:pPr>
+      <w:r>
+        <w:t>Changed case · predict first</w:t>
       </w:r>
     </w:p>
     <w:p>
-      <w:r>
-        <w:t>________________________________________________________________</w:t>
+      <w:pPr>
+        <w:spacing w:line="336" w:lineRule="auto" w:after="180"/>
+        <w:shd w:fill="F5F1FB"/>
+      </w:pPr>
+      <w:r>
+        <w:rPr>
+          <w:b w:val="0"/>
+        </w:rPr>
+        <w:t xml:space="preserve">Changed-case practice: Set </w:t>
+      </w:r>
+      <w:r>
+        <w:rPr>
+          <w:b/>
+        </w:rPr>
+        <w:t>learning rate</w:t>
+      </w:r>
+      <w:r>
+        <w:rPr>
+          <w:b w:val="0"/>
+        </w:rPr>
+        <w:t xml:space="preserve"> 0.2 from the same starting point. Which conclusion is supported by the supplied facts?</w:t>
       </w:r>
     </w:p>
     <w:p>
-      <w:r>
-        <w:t>________________________________________________________________</w:t>
+      <w:pPr>
+        <w:spacing w:line="336" w:lineRule="auto" w:after="180"/>
+        <w:shd w:fill="F4F9FC"/>
+      </w:pPr>
+      <w:r>
+        <w:rPr>
+          <w:b w:val="0"/>
+        </w:rPr>
+        <w:t xml:space="preserve">1. This one example guarantees correct results for every future </w:t>
+      </w:r>
+      <w:r>
+        <w:rPr>
+          <w:b/>
+        </w:rPr>
+        <w:t>input</w:t>
+      </w:r>
+      <w:r>
+        <w:rPr>
+          <w:b w:val="0"/>
+        </w:rPr>
+        <w:t>.</w:t>
       </w:r>
     </w:p>
     <w:p>
-      <w:r>
-        <w:t>________________________________________________________________</w:t>
+      <w:pPr>
+        <w:spacing w:line="336" w:lineRule="auto" w:after="180"/>
+        <w:shd w:fill="F4F9FC"/>
+      </w:pPr>
+      <w:r>
+        <w:rPr>
+          <w:b w:val="0"/>
+        </w:rPr>
+        <w:t>2. New w=2.6, b=1.8, y=7, squared loss 4: no improvement.</w:t>
       </w:r>
     </w:p>
     <w:p>
-      <w:r>
-        <w:t>________________________________________________________________</w:t>
+      <w:pPr>
+        <w:spacing w:line="336" w:lineRule="auto" w:after="180"/>
+        <w:shd w:fill="F4F9FC"/>
+      </w:pPr>
+      <w:r>
+        <w:rPr>
+          <w:b w:val="0"/>
+        </w:rPr>
+        <w:t xml:space="preserve">3. We can decide the result without examining the changed </w:t>
+      </w:r>
+      <w:r>
+        <w:rPr>
+          <w:b/>
+        </w:rPr>
+        <w:t>input</w:t>
+      </w:r>
+      <w:r>
+        <w:rPr>
+          <w:b w:val="0"/>
+        </w:rPr>
+        <w:t xml:space="preserve"> or the procedure.</w:t>
       </w:r>
     </w:p>
     <w:p>
-      <w:r>
-        <w:t>Hint if needed: Use the changed condition and the deciding step in the pictorial trace. The answer must say what follows from those facts.</w:t>
+      <w:pPr>
+        <w:pStyle w:val="Heading3"/>
+      </w:pPr>
+      <w:r>
+        <w:t>My selected conclusion, deciding fact and explanation</w:t>
       </w:r>
     </w:p>
     <w:p>
       <w:r>
-        <w:t>After your attempt, compare with the supported explanation: New w=2.6, b=1.8, y=7, squared loss 4: no improvement. The larger update jumps to an equally distant point on the opposite side of the target.</w:t>
+        <w:t>________________________________________________________________</w:t>
       </w:r>
     </w:p>
     <w:p>
-      <w:pPr>
-        <w:pStyle w:val="Heading3"/>
-      </w:pPr>
-      <w:r>
-        <w:t>Repair a missing building block</w:t>
+      <w:r>
+        <w:t>________________________________________________________________</w:t>
       </w:r>
     </w:p>
     <w:p>
       <w:r>
-        <w:t>Review Gradients with a numerical check (ai-5/10). Goal: Estimate one partial derivative while other parameters stay fixed. Short practice: Why should the numerical checks perturb one coordinate at a time? Point to the relevant step in the picture, then write the changed result and the rule or evidence that supports it.. Return to this week and explain what you changed.</w:t>
+        <w:t>________________________________________________________________</w:t>
       </w:r>
     </w:p>
     <w:p>
       <w:r>
-        <w:t>Review Loss functions (ai-5/8). Goal: Calculate per-example squared error and mean squared error. Short practice: Why must the report name the chosen loss? Point to the relevant step in the picture, then write the changed result and the rule or evidence that supports it.. Return to this week and explain what you changed.</w:t>
+        <w:t>________________________________________________________________</w:t>
       </w:r>
     </w:p>
     <w:p>
       <w:r>
-        <w:t>Review Composing layers (ai-5/5). Goal: Trace how one layer supplies the next layer inputs. Short practice: What intermediate value explains the changed output? Point to the relevant step in the picture, then write the changed result and the rule or evidence that supports it.. Return to this week and explain what you changed.</w:t>
+        <w:t>________________________________________________________________</w:t>
       </w:r>
     </w:p>
     <w:p>
@@ -1352,12 +2040,19 @@
         <w:pStyle w:val="Heading3"/>
       </w:pPr>
       <w:r>
-        <w:t>Predict, run and debug</w:t>
+        <w:t>Hint · try first</w:t>
       </w:r>
     </w:p>
     <w:p>
-      <w:r>
-        <w:t>The browser lab lets you edit the supported Python examples already included in this lesson. Predict first, run, inspect the actual output or error, change one input, then run again. Keep code, predictions, actual results and a reasoned revision together. On paper, label your result as a trace rather than an execution.</w:t>
+      <w:pPr>
+        <w:spacing w:line="336" w:lineRule="auto" w:after="180"/>
+        <w:shd w:fill="F1F6F8"/>
+      </w:pPr>
+      <w:r>
+        <w:rPr>
+          <w:b w:val="0"/>
+        </w:rPr>
+        <w:t>Hint if needed: Use the changed condition and the deciding step in the pictorial trace. The answer must say what follows from those facts.</w:t>
       </w:r>
     </w:p>
     <w:p>
@@ -1365,12 +2060,19 @@
         <w:pStyle w:val="Heading3"/>
       </w:pPr>
       <w:r>
-        <w:t>Keep your completed work</w:t>
+        <w:t>Feedback · compare after trying</w:t>
       </w:r>
     </w:p>
     <w:p>
-      <w:r>
-        <w:t>Use Download completed work in the hosted lesson to export your answers, reflections, practice feedback and code-run evidence. Open the HTML copy to read or print it. Drafts stay in this browser when storage is available; clear drafts on a shared device.</w:t>
+      <w:pPr>
+        <w:spacing w:line="336" w:lineRule="auto" w:after="180"/>
+        <w:shd w:fill="F1F6FC"/>
+      </w:pPr>
+      <w:r>
+        <w:rPr>
+          <w:b w:val="0"/>
+        </w:rPr>
+        <w:t>After your attempt, compare with the supported explanation: New w=2.6, b=1.8, y=7, squared loss 4: no improvement. The larger update jumps to an equally distant point on the opposite side of the target.</w:t>
       </w:r>
     </w:p>
     <w:p>
@@ -1378,12 +2080,1053 @@
         <w:pStyle w:val="Heading3"/>
       </w:pPr>
       <w:r>
-        <w:t>What I repaired, the evidence I kept and the next test</w:t>
+        <w:t>Repair a missing building block</w:t>
       </w:r>
     </w:p>
     <w:p>
+      <w:pPr>
+        <w:spacing w:line="336" w:lineRule="auto" w:after="180"/>
+      </w:pPr>
+      <w:r>
+        <w:rPr>
+          <w:b w:val="0"/>
+        </w:rPr>
+        <w:t>Review Gradients with a numerical check (ai-5/10). Goal: Estimate one partial derivative while other parameters stay fixed. Short practice: Why should the numerical checks perturb one coordinate at a time?</w:t>
+      </w:r>
+    </w:p>
+    <w:p>
+      <w:pPr>
+        <w:spacing w:line="336" w:lineRule="auto" w:after="180"/>
+      </w:pPr>
+      <w:r>
+        <w:rPr>
+          <w:b w:val="0"/>
+        </w:rPr>
+        <w:t xml:space="preserve">Point to the relevant step in the picture, then write the changed result and the rule or </w:t>
+      </w:r>
+      <w:r>
+        <w:rPr>
+          <w:b/>
+        </w:rPr>
+        <w:t>evidence</w:t>
+      </w:r>
+      <w:r>
+        <w:rPr>
+          <w:b w:val="0"/>
+        </w:rPr>
+        <w:t xml:space="preserve"> that supports it.. Return to this week and explain what you changed.</w:t>
+      </w:r>
+    </w:p>
+    <w:p>
+      <w:pPr>
+        <w:spacing w:line="336" w:lineRule="auto" w:after="180"/>
+      </w:pPr>
+      <w:r>
+        <w:rPr>
+          <w:b w:val="0"/>
+        </w:rPr>
+        <w:t>Review Loss functions (ai-5/8). Goal: Calculate per-example squared error and mean squared error. Short practice: Why must the report name the chosen loss?</w:t>
+      </w:r>
+    </w:p>
+    <w:p>
+      <w:pPr>
+        <w:spacing w:line="336" w:lineRule="auto" w:after="180"/>
+      </w:pPr>
+      <w:r>
+        <w:rPr>
+          <w:b w:val="0"/>
+        </w:rPr>
+        <w:t xml:space="preserve">Point to the relevant step in the picture, then write the changed result and the rule or </w:t>
+      </w:r>
+      <w:r>
+        <w:rPr>
+          <w:b/>
+        </w:rPr>
+        <w:t>evidence</w:t>
+      </w:r>
+      <w:r>
+        <w:rPr>
+          <w:b w:val="0"/>
+        </w:rPr>
+        <w:t xml:space="preserve"> that supports it.. Return to this week and explain what you changed.</w:t>
+      </w:r>
+    </w:p>
+    <w:p>
+      <w:pPr>
+        <w:spacing w:line="336" w:lineRule="auto" w:after="180"/>
+      </w:pPr>
+      <w:r>
+        <w:rPr>
+          <w:b w:val="0"/>
+        </w:rPr>
+        <w:t xml:space="preserve">Review Composing layers (ai-5/5). Goal: Trace how one layer supplies the next layer </w:t>
+      </w:r>
+      <w:r>
+        <w:rPr>
+          <w:b/>
+        </w:rPr>
+        <w:t>input</w:t>
+      </w:r>
+      <w:r>
+        <w:rPr>
+          <w:b w:val="0"/>
+        </w:rPr>
+        <w:t xml:space="preserve">s. Short practice: What intermediate value explains the changed </w:t>
+      </w:r>
+      <w:r>
+        <w:rPr>
+          <w:b/>
+        </w:rPr>
+        <w:t>output</w:t>
+      </w:r>
+      <w:r>
+        <w:rPr>
+          <w:b w:val="0"/>
+        </w:rPr>
+        <w:t>?</w:t>
+      </w:r>
+    </w:p>
+    <w:p>
+      <w:pPr>
+        <w:spacing w:line="336" w:lineRule="auto" w:after="180"/>
+      </w:pPr>
+      <w:r>
+        <w:rPr>
+          <w:b w:val="0"/>
+        </w:rPr>
+        <w:t xml:space="preserve">Point to the relevant step in the picture, then write the changed result and the rule or </w:t>
+      </w:r>
+      <w:r>
+        <w:rPr>
+          <w:b/>
+        </w:rPr>
+        <w:t>evidence</w:t>
+      </w:r>
+      <w:r>
+        <w:rPr>
+          <w:b w:val="0"/>
+        </w:rPr>
+        <w:t xml:space="preserve"> that supports it.. Return to this week and explain what you changed.</w:t>
+      </w:r>
+    </w:p>
+    <w:p>
+      <w:pPr>
+        <w:pStyle w:val="Heading3"/>
+      </w:pPr>
+      <w:r>
+        <w:t>Predict, run and debug</w:t>
+      </w:r>
+    </w:p>
+    <w:p>
+      <w:pPr>
+        <w:spacing w:line="336" w:lineRule="auto" w:after="180"/>
+      </w:pPr>
+      <w:r>
+        <w:rPr>
+          <w:b w:val="0"/>
+        </w:rPr>
+        <w:t xml:space="preserve">The browser lab lets you edit the supported Python examples already included in this lesson. Predict first, run, inspect the actual </w:t>
+      </w:r>
+      <w:r>
+        <w:rPr>
+          <w:b/>
+        </w:rPr>
+        <w:t>output</w:t>
+      </w:r>
+      <w:r>
+        <w:rPr>
+          <w:b w:val="0"/>
+        </w:rPr>
+        <w:t xml:space="preserve"> or error, change one </w:t>
+      </w:r>
+      <w:r>
+        <w:rPr>
+          <w:b/>
+        </w:rPr>
+        <w:t>input</w:t>
+      </w:r>
+      <w:r>
+        <w:rPr>
+          <w:b w:val="0"/>
+        </w:rPr>
+        <w:t>, then run again.</w:t>
+      </w:r>
+    </w:p>
+    <w:p>
+      <w:pPr>
+        <w:spacing w:line="336" w:lineRule="auto" w:after="180"/>
+      </w:pPr>
+      <w:r>
+        <w:rPr>
+          <w:b w:val="0"/>
+        </w:rPr>
+        <w:t xml:space="preserve">Keep code, </w:t>
+      </w:r>
+      <w:r>
+        <w:rPr>
+          <w:b/>
+        </w:rPr>
+        <w:t>prediction</w:t>
+      </w:r>
+      <w:r>
+        <w:rPr>
+          <w:b w:val="0"/>
+        </w:rPr>
+        <w:t>s, actual results and a reasoned revision together. On paper, label your result as a trace rather than an execution.</w:t>
+      </w:r>
+    </w:p>
+    <w:p>
+      <w:pPr>
+        <w:pStyle w:val="Heading3"/>
+      </w:pPr>
+      <w:r>
+        <w:t>Keep your completed work</w:t>
+      </w:r>
+    </w:p>
+    <w:p>
+      <w:pPr>
+        <w:spacing w:line="336" w:lineRule="auto" w:after="180"/>
+      </w:pPr>
+      <w:r>
+        <w:rPr>
+          <w:b w:val="0"/>
+        </w:rPr>
+        <w:t xml:space="preserve">Use Download completed work in the hosted lesson to export your answers, reflections, practice feedback and code-run </w:t>
+      </w:r>
+      <w:r>
+        <w:rPr>
+          <w:b/>
+        </w:rPr>
+        <w:t>evidence</w:t>
+      </w:r>
+      <w:r>
+        <w:rPr>
+          <w:b w:val="0"/>
+        </w:rPr>
+        <w:t>. Open the HTML copy to read or print it.</w:t>
+      </w:r>
+    </w:p>
+    <w:p>
+      <w:pPr>
+        <w:spacing w:line="336" w:lineRule="auto" w:after="180"/>
+      </w:pPr>
+      <w:r>
+        <w:rPr>
+          <w:b w:val="0"/>
+        </w:rPr>
+        <w:t>Drafts stay in this browser when storage is available; clear drafts on a shared device.</w:t>
+      </w:r>
+    </w:p>
+    <w:p>
+      <w:pPr>
+        <w:pStyle w:val="Heading3"/>
+      </w:pPr>
+      <w:r>
+        <w:t>What I repaired, the evidence I kept and the next test</w:t>
+      </w:r>
+    </w:p>
+    <w:p>
       <w:r>
         <w:t>________________________________________________________________</w:t>
+      </w:r>
+    </w:p>
+    <w:p>
+      <w:r>
+        <w:t>________________________________________________________________</w:t>
+      </w:r>
+    </w:p>
+    <w:p>
+      <w:r>
+        <w:t>________________________________________________________________</w:t>
+      </w:r>
+    </w:p>
+    <w:p>
+      <w:r>
+        <w:t>________________________________________________________________</w:t>
+      </w:r>
+    </w:p>
+    <w:p>
+      <w:r>
+        <w:t>________________________________________________________________</w:t>
+      </w:r>
+    </w:p>
+    <w:p>
+      <w:pPr>
+        <w:pStyle w:val="Heading1"/>
+      </w:pPr>
+      <w:r>
+        <w:t>15. Visual concept journey</w:t>
+      </w:r>
+    </w:p>
+    <w:p>
+      <w:r>
+        <w:t>Explain each Updating parameters picture from its labels, then record a relevant limit.</w:t>
+      </w:r>
+    </w:p>
+    <w:p>
+      <w:pPr>
+        <w:pStyle w:val="Heading3"/>
+      </w:pPr>
+      <w:r>
+        <w:t>01. Updating parameters: the case</w:t>
+      </w:r>
+    </w:p>
+    <w:p>
+      <w:r>
+        <w:drawing>
+          <wp:inline xmlns:a="http://schemas.openxmlformats.org/drawingml/2006/main" xmlns:pic="http://schemas.openxmlformats.org/drawingml/2006/picture">
+            <wp:extent cx="5486400" cy="2990088"/>
+            <wp:docPr id="3" name="Picture 3" descr="Use one explicit gradient update and then recompute the loss. Supplied facts: Model y=2w+b, target 5. Start w=1, b=1; learning rate 0.05. Initial y=3, error y−target=−2, squared loss 4. All inputs and outcomes in this worked example are invented classroom data; no real model run is claimed."/>
+            <wp:cNvGraphicFramePr>
+              <a:graphicFrameLocks noChangeAspect="1"/>
+            </wp:cNvGraphicFramePr>
+            <a:graphic>
+              <a:graphicData uri="http://schemas.openxmlformats.org/drawingml/2006/picture">
+                <pic:pic>
+                  <pic:nvPicPr>
+                    <pic:cNvPr id="0" name="academy-story-ai-5-11-01.png"/>
+                    <pic:cNvPicPr/>
+                  </pic:nvPicPr>
+                  <pic:blipFill>
+                    <a:blip r:embed="rId11"/>
+                    <a:stretch>
+                      <a:fillRect/>
+                    </a:stretch>
+                  </pic:blipFill>
+                  <pic:spPr>
+                    <a:xfrm>
+                      <a:off x="0" y="0"/>
+                      <a:ext cx="5486400" cy="2990088"/>
+                    </a:xfrm>
+                    <a:prstGeom prst="rect"/>
+                  </pic:spPr>
+                </pic:pic>
+              </a:graphicData>
+            </a:graphic>
+          </wp:inline>
+        </w:drawing>
+      </w:r>
+    </w:p>
+    <w:p>
+      <w:pPr>
+        <w:spacing w:line="336" w:lineRule="auto" w:after="180"/>
+      </w:pPr>
+      <w:r>
+        <w:rPr>
+          <w:b w:val="0"/>
+        </w:rPr>
+        <w:t xml:space="preserve">Use one explicit gradient update and then recompute the loss. Supplied facts: Model y=2w+b, target 5. Start w=1, b=1; </w:t>
+      </w:r>
+      <w:r>
+        <w:rPr>
+          <w:b/>
+        </w:rPr>
+        <w:t>learning rate</w:t>
+      </w:r>
+      <w:r>
+        <w:rPr>
+          <w:b w:val="0"/>
+        </w:rPr>
+        <w:t xml:space="preserve"> 0.05. Initial y=3, error y−target=−2, squared loss 4.</w:t>
+      </w:r>
+    </w:p>
+    <w:p>
+      <w:pPr>
+        <w:spacing w:line="336" w:lineRule="auto" w:after="180"/>
+      </w:pPr>
+      <w:r>
+        <w:rPr>
+          <w:b w:val="0"/>
+        </w:rPr>
+        <w:t xml:space="preserve">All </w:t>
+      </w:r>
+      <w:r>
+        <w:rPr>
+          <w:b/>
+        </w:rPr>
+        <w:t>input</w:t>
+      </w:r>
+      <w:r>
+        <w:rPr>
+          <w:b w:val="0"/>
+        </w:rPr>
+        <w:t>s and outcomes in this worked example are invented classroom data; no real model run is claimed.</w:t>
+      </w:r>
+    </w:p>
+    <w:p>
+      <w:pPr>
+        <w:spacing w:line="336" w:lineRule="auto" w:after="180"/>
+        <w:shd w:fill="F5F1FB"/>
+      </w:pPr>
+      <w:r>
+        <w:rPr>
+          <w:b w:val="0"/>
+        </w:rPr>
+        <w:t>Point to the given fact that matters most. Explain why it matters.</w:t>
+      </w:r>
+    </w:p>
+    <w:p>
+      <w:pPr>
+        <w:pStyle w:val="Heading3"/>
+      </w:pPr>
+      <w:r>
+        <w:t>My picture explanation, deciding evidence and one limit</w:t>
+      </w:r>
+    </w:p>
+    <w:p>
+      <w:r>
+        <w:t>________________________________________________________________</w:t>
+      </w:r>
+    </w:p>
+    <w:p>
+      <w:r>
+        <w:t>________________________________________________________________</w:t>
+      </w:r>
+    </w:p>
+    <w:p>
+      <w:r>
+        <w:t>________________________________________________________________</w:t>
+      </w:r>
+    </w:p>
+    <w:p>
+      <w:r>
+        <w:t>________________________________________________________________</w:t>
+      </w:r>
+    </w:p>
+    <w:p>
+      <w:pPr>
+        <w:pStyle w:val="Heading3"/>
+      </w:pPr>
+      <w:r>
+        <w:t>02. Follow the deciding steps</w:t>
+      </w:r>
+    </w:p>
+    <w:p>
+      <w:r>
+        <w:drawing>
+          <wp:inline xmlns:a="http://schemas.openxmlformats.org/drawingml/2006/main" xmlns:pic="http://schemas.openxmlformats.org/drawingml/2006/picture">
+            <wp:extent cx="5486400" cy="3182112"/>
+            <wp:docPr id="4" name="Picture 4" descr="Compute gradient: Gradient for [w, b]=[2×(-2)×2, 2×(-2)]=[-8,-4]. → Update simultaneously: New w=1-0.05×(-8)=1.4; new b=1.2. → Check new loss: New y=4, residual -1, loss 1: lower than4."/>
+            <wp:cNvGraphicFramePr>
+              <a:graphicFrameLocks noChangeAspect="1"/>
+            </wp:cNvGraphicFramePr>
+            <a:graphic>
+              <a:graphicData uri="http://schemas.openxmlformats.org/drawingml/2006/picture">
+                <pic:pic>
+                  <pic:nvPicPr>
+                    <pic:cNvPr id="0" name="academy-story-ai-5-11-02.png"/>
+                    <pic:cNvPicPr/>
+                  </pic:nvPicPr>
+                  <pic:blipFill>
+                    <a:blip r:embed="rId12"/>
+                    <a:stretch>
+                      <a:fillRect/>
+                    </a:stretch>
+                  </pic:blipFill>
+                  <pic:spPr>
+                    <a:xfrm>
+                      <a:off x="0" y="0"/>
+                      <a:ext cx="5486400" cy="3182112"/>
+                    </a:xfrm>
+                    <a:prstGeom prst="rect"/>
+                  </pic:spPr>
+                </pic:pic>
+              </a:graphicData>
+            </a:graphic>
+          </wp:inline>
+        </w:drawing>
+      </w:r>
+    </w:p>
+    <w:p>
+      <w:pPr>
+        <w:spacing w:line="336" w:lineRule="auto" w:after="180"/>
+      </w:pPr>
+      <w:r>
+        <w:rPr>
+          <w:b w:val="0"/>
+        </w:rPr>
+        <w:t>Compute gradient: Gradient for [w, b]=[2×(-2)×2, 2×(-2)]=[-8,-4]. → Update simultaneously: New w=1-0.05×(-8)=1.4; new b=1.2. → Check new loss: New y=4, residual -1, loss 1: lower than4.</w:t>
+      </w:r>
+    </w:p>
+    <w:p>
+      <w:pPr>
+        <w:spacing w:line="336" w:lineRule="auto" w:after="180"/>
+        <w:shd w:fill="F5F1FB"/>
+      </w:pPr>
+      <w:r>
+        <w:rPr>
+          <w:b w:val="0"/>
+        </w:rPr>
+        <w:t xml:space="preserve">Point to each numbered stage and explain which recorded </w:t>
+      </w:r>
+      <w:r>
+        <w:rPr>
+          <w:b/>
+        </w:rPr>
+        <w:t>input</w:t>
+      </w:r>
+      <w:r>
+        <w:rPr>
+          <w:b w:val="0"/>
+        </w:rPr>
+        <w:t xml:space="preserve"> it uses.</w:t>
+      </w:r>
+    </w:p>
+    <w:p>
+      <w:pPr>
+        <w:pStyle w:val="Heading3"/>
+      </w:pPr>
+      <w:r>
+        <w:t>My picture explanation, deciding evidence and one limit</w:t>
+      </w:r>
+    </w:p>
+    <w:p>
+      <w:r>
+        <w:t>________________________________________________________________</w:t>
+      </w:r>
+    </w:p>
+    <w:p>
+      <w:r>
+        <w:t>________________________________________________________________</w:t>
+      </w:r>
+    </w:p>
+    <w:p>
+      <w:r>
+        <w:t>________________________________________________________________</w:t>
+      </w:r>
+    </w:p>
+    <w:p>
+      <w:r>
+        <w:t>________________________________________________________________</w:t>
+      </w:r>
+    </w:p>
+    <w:p>
+      <w:pPr>
+        <w:pStyle w:val="Heading3"/>
+      </w:pPr>
+      <w:r>
+        <w:t>03. Loss before and after rate 0.05 update</w:t>
+      </w:r>
+    </w:p>
+    <w:p>
+      <w:r>
+        <w:drawing>
+          <wp:inline xmlns:a="http://schemas.openxmlformats.org/drawingml/2006/main" xmlns:pic="http://schemas.openxmlformats.org/drawingml/2006/picture">
+            <wp:extent cx="5486400" cy="2834640"/>
+            <wp:docPr id="5" name="Picture 5" descr="Loss before and after rate 0.05 update. Units: squared error. before: 4. after: 1."/>
+            <wp:cNvGraphicFramePr>
+              <a:graphicFrameLocks noChangeAspect="1"/>
+            </wp:cNvGraphicFramePr>
+            <a:graphic>
+              <a:graphicData uri="http://schemas.openxmlformats.org/drawingml/2006/picture">
+                <pic:pic>
+                  <pic:nvPicPr>
+                    <pic:cNvPr id="0" name="academy-story-ai-5-11-03.png"/>
+                    <pic:cNvPicPr/>
+                  </pic:nvPicPr>
+                  <pic:blipFill>
+                    <a:blip r:embed="rId13"/>
+                    <a:stretch>
+                      <a:fillRect/>
+                    </a:stretch>
+                  </pic:blipFill>
+                  <pic:spPr>
+                    <a:xfrm>
+                      <a:off x="0" y="0"/>
+                      <a:ext cx="5486400" cy="2834640"/>
+                    </a:xfrm>
+                    <a:prstGeom prst="rect"/>
+                  </pic:spPr>
+                </pic:pic>
+              </a:graphicData>
+            </a:graphic>
+          </wp:inline>
+        </w:drawing>
+      </w:r>
+    </w:p>
+    <w:p>
+      <w:pPr>
+        <w:spacing w:line="336" w:lineRule="auto" w:after="180"/>
+      </w:pPr>
+      <w:r>
+        <w:rPr>
+          <w:b w:val="0"/>
+        </w:rPr>
+        <w:t>Loss before and after rate 0.05 update. Units: squared error. before: 4. after: 1.</w:t>
+      </w:r>
+    </w:p>
+    <w:p>
+      <w:pPr>
+        <w:spacing w:line="336" w:lineRule="auto" w:after="180"/>
+        <w:shd w:fill="F5F1FB"/>
+      </w:pPr>
+      <w:r>
+        <w:rPr>
+          <w:b w:val="0"/>
+        </w:rPr>
+        <w:t>Read the labels and values. Explain the relationship the model shows.</w:t>
+      </w:r>
+    </w:p>
+    <w:p>
+      <w:pPr>
+        <w:pStyle w:val="Heading3"/>
+      </w:pPr>
+      <w:r>
+        <w:t>My picture explanation, deciding evidence and one limit</w:t>
+      </w:r>
+    </w:p>
+    <w:p>
+      <w:r>
+        <w:t>________________________________________________________________</w:t>
+      </w:r>
+    </w:p>
+    <w:p>
+      <w:r>
+        <w:t>________________________________________________________________</w:t>
+      </w:r>
+    </w:p>
+    <w:p>
+      <w:r>
+        <w:t>________________________________________________________________</w:t>
+      </w:r>
+    </w:p>
+    <w:p>
+      <w:r>
+        <w:t>________________________________________________________________</w:t>
+      </w:r>
+    </w:p>
+    <w:p>
+      <w:pPr>
+        <w:pStyle w:val="Heading3"/>
+      </w:pPr>
+      <w:r>
+        <w:t>04. Change one thing. Trace what follows.</w:t>
+      </w:r>
+    </w:p>
+    <w:p>
+      <w:r>
+        <w:drawing>
+          <wp:inline xmlns:a="http://schemas.openxmlformats.org/drawingml/2006/main" xmlns:pic="http://schemas.openxmlformats.org/drawingml/2006/picture">
+            <wp:extent cx="5486400" cy="3026664"/>
+            <wp:docPr id="6" name="Picture 6" descr="Original case: New y=4, residual -1, loss 1: lower than4. Changed condition: Set learning rate 0.2 from the same starting point. Expected result: New w=2.6, b=1.8, y=7, squared loss 4: no improvement. Reason: The larger update jumps to an equally distant point on the opposite side of the target."/>
+            <wp:cNvGraphicFramePr>
+              <a:graphicFrameLocks noChangeAspect="1"/>
+            </wp:cNvGraphicFramePr>
+            <a:graphic>
+              <a:graphicData uri="http://schemas.openxmlformats.org/drawingml/2006/picture">
+                <pic:pic>
+                  <pic:nvPicPr>
+                    <pic:cNvPr id="0" name="academy-story-ai-5-11-04.png"/>
+                    <pic:cNvPicPr/>
+                  </pic:nvPicPr>
+                  <pic:blipFill>
+                    <a:blip r:embed="rId14"/>
+                    <a:stretch>
+                      <a:fillRect/>
+                    </a:stretch>
+                  </pic:blipFill>
+                  <pic:spPr>
+                    <a:xfrm>
+                      <a:off x="0" y="0"/>
+                      <a:ext cx="5486400" cy="3026664"/>
+                    </a:xfrm>
+                    <a:prstGeom prst="rect"/>
+                  </pic:spPr>
+                </pic:pic>
+              </a:graphicData>
+            </a:graphic>
+          </wp:inline>
+        </w:drawing>
+      </w:r>
+    </w:p>
+    <w:p>
+      <w:pPr>
+        <w:spacing w:line="336" w:lineRule="auto" w:after="180"/>
+      </w:pPr>
+      <w:r>
+        <w:rPr>
+          <w:b w:val="0"/>
+        </w:rPr>
+        <w:t xml:space="preserve">Original case: New y=4, residual -1, loss 1: lower than4. Changed condition: Set </w:t>
+      </w:r>
+      <w:r>
+        <w:rPr>
+          <w:b/>
+        </w:rPr>
+        <w:t>learning rate</w:t>
+      </w:r>
+      <w:r>
+        <w:rPr>
+          <w:b w:val="0"/>
+        </w:rPr>
+        <w:t xml:space="preserve"> 0.2 from the same starting point. Expected result: New w=2.6, b=1.8, y=7, squared loss 4: no improvement.</w:t>
+      </w:r>
+    </w:p>
+    <w:p>
+      <w:pPr>
+        <w:spacing w:line="336" w:lineRule="auto" w:after="180"/>
+      </w:pPr>
+      <w:r>
+        <w:rPr>
+          <w:b w:val="0"/>
+        </w:rPr>
+        <w:t>Reason: The larger update jumps to an equally distant point on the opposite side of the target.</w:t>
+      </w:r>
+    </w:p>
+    <w:p>
+      <w:pPr>
+        <w:spacing w:line="336" w:lineRule="auto" w:after="180"/>
+        <w:shd w:fill="F5F1FB"/>
+      </w:pPr>
+      <w:r>
+        <w:rPr>
+          <w:b w:val="0"/>
+        </w:rPr>
+        <w:t>Predict before checking the worked changed-case result. Name what changed and what the supplied facts allow you to conclude.</w:t>
+      </w:r>
+    </w:p>
+    <w:p>
+      <w:pPr>
+        <w:pStyle w:val="Heading3"/>
+      </w:pPr>
+      <w:r>
+        <w:t>My picture explanation, deciding evidence and one limit</w:t>
+      </w:r>
+    </w:p>
+    <w:p>
+      <w:r>
+        <w:t>________________________________________________________________</w:t>
+      </w:r>
+    </w:p>
+    <w:p>
+      <w:r>
+        <w:t>________________________________________________________________</w:t>
+      </w:r>
+    </w:p>
+    <w:p>
+      <w:r>
+        <w:t>________________________________________________________________</w:t>
+      </w:r>
+    </w:p>
+    <w:p>
+      <w:r>
+        <w:t>________________________________________________________________</w:t>
+      </w:r>
+    </w:p>
+    <w:p>
+      <w:pPr>
+        <w:pStyle w:val="Heading3"/>
+      </w:pPr>
+      <w:r>
+        <w:t>05. Connect the explanation to its limit</w:t>
+      </w:r>
+    </w:p>
+    <w:p>
+      <w:r>
+        <w:drawing>
+          <wp:inline xmlns:a="http://schemas.openxmlformats.org/drawingml/2006/main" xmlns:pic="http://schemas.openxmlformats.org/drawingml/2006/picture">
+            <wp:extent cx="5486400" cy="2834640"/>
+            <wp:docPr id="7" name="Picture 7" descr="Gradient descent subtracts learning rate times gradient. A negative gradient makes this subtraction increase the parameter. Compute both gradients at the original [w,b] before updating either one. The small step brings the prediction closer to five, reducing squared error. A larger step can cross the target and undo that gain, so the new prediction and loss must be recalculated. Limit: One successful toy update is not evidence of convergence for a real network or generalisation to unseen data."/>
+            <wp:cNvGraphicFramePr>
+              <a:graphicFrameLocks noChangeAspect="1"/>
+            </wp:cNvGraphicFramePr>
+            <a:graphic>
+              <a:graphicData uri="http://schemas.openxmlformats.org/drawingml/2006/picture">
+                <pic:pic>
+                  <pic:nvPicPr>
+                    <pic:cNvPr id="0" name="academy-story-ai-5-11-05.png"/>
+                    <pic:cNvPicPr/>
+                  </pic:nvPicPr>
+                  <pic:blipFill>
+                    <a:blip r:embed="rId15"/>
+                    <a:stretch>
+                      <a:fillRect/>
+                    </a:stretch>
+                  </pic:blipFill>
+                  <pic:spPr>
+                    <a:xfrm>
+                      <a:off x="0" y="0"/>
+                      <a:ext cx="5486400" cy="2834640"/>
+                    </a:xfrm>
+                    <a:prstGeom prst="rect"/>
+                  </pic:spPr>
+                </pic:pic>
+              </a:graphicData>
+            </a:graphic>
+          </wp:inline>
+        </w:drawing>
+      </w:r>
+    </w:p>
+    <w:p>
+      <w:pPr>
+        <w:spacing w:line="336" w:lineRule="auto" w:after="180"/>
+      </w:pPr>
+      <w:r>
+        <w:rPr>
+          <w:b/>
+        </w:rPr>
+        <w:t>Gradient descent</w:t>
+      </w:r>
+      <w:r>
+        <w:rPr>
+          <w:b w:val="0"/>
+        </w:rPr>
+        <w:t xml:space="preserve"> subtracts </w:t>
+      </w:r>
+      <w:r>
+        <w:rPr>
+          <w:b/>
+        </w:rPr>
+        <w:t>learning rate</w:t>
+      </w:r>
+      <w:r>
+        <w:rPr>
+          <w:b w:val="0"/>
+        </w:rPr>
+        <w:t xml:space="preserve"> times gradient. A negative gradient makes this subtraction increase the parameter. Compute both gradients at the original [w,b] before updating either one.</w:t>
+      </w:r>
+    </w:p>
+    <w:p>
+      <w:pPr>
+        <w:spacing w:line="336" w:lineRule="auto" w:after="180"/>
+      </w:pPr>
+      <w:r>
+        <w:rPr>
+          <w:b w:val="0"/>
+        </w:rPr>
+        <w:t xml:space="preserve">The small step brings the </w:t>
+      </w:r>
+      <w:r>
+        <w:rPr>
+          <w:b/>
+        </w:rPr>
+        <w:t>prediction</w:t>
+      </w:r>
+      <w:r>
+        <w:rPr>
+          <w:b w:val="0"/>
+        </w:rPr>
+        <w:t xml:space="preserve"> closer to five, reducing squared error. A larger step can cross the target and undo that gain, so the new </w:t>
+      </w:r>
+      <w:r>
+        <w:rPr>
+          <w:b/>
+        </w:rPr>
+        <w:t>prediction</w:t>
+      </w:r>
+      <w:r>
+        <w:rPr>
+          <w:b w:val="0"/>
+        </w:rPr>
+        <w:t xml:space="preserve"> and loss must be recalculated.</w:t>
+      </w:r>
+    </w:p>
+    <w:p>
+      <w:pPr>
+        <w:spacing w:line="336" w:lineRule="auto" w:after="180"/>
+      </w:pPr>
+      <w:r>
+        <w:rPr>
+          <w:b w:val="0"/>
+        </w:rPr>
+        <w:t xml:space="preserve">Limit: One successful toy update is not </w:t>
+      </w:r>
+      <w:r>
+        <w:rPr>
+          <w:b/>
+        </w:rPr>
+        <w:t>evidence</w:t>
+      </w:r>
+      <w:r>
+        <w:rPr>
+          <w:b w:val="0"/>
+        </w:rPr>
+        <w:t xml:space="preserve"> of convergence for a real network or generalisation to unseen data.</w:t>
+      </w:r>
+    </w:p>
+    <w:p>
+      <w:pPr>
+        <w:spacing w:line="336" w:lineRule="auto" w:after="180"/>
+        <w:shd w:fill="F5F1FB"/>
+      </w:pPr>
+      <w:r>
+        <w:rPr>
+          <w:b w:val="0"/>
+        </w:rPr>
+        <w:t>Explain the case, then point to a limit on the claim.</w:t>
+      </w:r>
+    </w:p>
+    <w:p>
+      <w:pPr>
+        <w:pStyle w:val="Heading3"/>
+      </w:pPr>
+      <w:r>
+        <w:t>My picture explanation, deciding evidence and one limit</w:t>
+      </w:r>
+    </w:p>
+    <w:p>
+      <w:r>
+        <w:t>________________________________________________________________</w:t>
+      </w:r>
+    </w:p>
+    <w:p>
+      <w:r>
+        <w:t>________________________________________________________________</w:t>
+      </w:r>
+    </w:p>
+    <w:p>
+      <w:r>
+        <w:t>________________________________________________________________</w:t>
+      </w:r>
+    </w:p>
+    <w:p>
+      <w:r>
+        <w:t>________________________________________________________________</w:t>
+      </w:r>
+    </w:p>
+    <w:p>
+      <w:pPr>
+        <w:pStyle w:val="Heading3"/>
+      </w:pPr>
+      <w:r>
+        <w:t>06. Make the idea visible in your project</w:t>
+      </w:r>
+    </w:p>
+    <w:p>
+      <w:r>
+        <w:drawing>
+          <wp:inline xmlns:a="http://schemas.openxmlformats.org/drawingml/2006/main" xmlns:pic="http://schemas.openxmlformats.org/drawingml/2006/picture">
+            <wp:extent cx="5486400" cy="3681984"/>
+            <wp:docPr id="8" name="Picture 8" descr="For your Image-pattern Network Investigation, save the input, procedure, observed result and limitation of this check. Label this worked example as practice; use a different, previously unreviewed case when checking independent understanding. Draw your input, deciding step, result and limit. Supported question: Why must new loss be recomputed rather than assumed smaller? Point to the relevant step in the picture, then write the changed result and the rule or evidence that supports it."/>
+            <wp:cNvGraphicFramePr>
+              <a:graphicFrameLocks noChangeAspect="1"/>
+            </wp:cNvGraphicFramePr>
+            <a:graphic>
+              <a:graphicData uri="http://schemas.openxmlformats.org/drawingml/2006/picture">
+                <pic:pic>
+                  <pic:nvPicPr>
+                    <pic:cNvPr id="0" name="academy-story-ai-5-11-06.png"/>
+                    <pic:cNvPicPr/>
+                  </pic:nvPicPr>
+                  <pic:blipFill>
+                    <a:blip r:embed="rId16"/>
+                    <a:stretch>
+                      <a:fillRect/>
+                    </a:stretch>
+                  </pic:blipFill>
+                  <pic:spPr>
+                    <a:xfrm>
+                      <a:off x="0" y="0"/>
+                      <a:ext cx="5486400" cy="3681984"/>
+                    </a:xfrm>
+                    <a:prstGeom prst="rect"/>
+                  </pic:spPr>
+                </pic:pic>
+              </a:graphicData>
+            </a:graphic>
+          </wp:inline>
+        </w:drawing>
+      </w:r>
+    </w:p>
+    <w:p>
+      <w:pPr>
+        <w:spacing w:line="336" w:lineRule="auto" w:after="180"/>
+      </w:pPr>
+      <w:r>
+        <w:rPr>
+          <w:b w:val="0"/>
+        </w:rPr>
+        <w:t xml:space="preserve">For your Image-pattern Network Investigation, save the </w:t>
+      </w:r>
+      <w:r>
+        <w:rPr>
+          <w:b/>
+        </w:rPr>
+        <w:t>input</w:t>
+      </w:r>
+      <w:r>
+        <w:rPr>
+          <w:b w:val="0"/>
+        </w:rPr>
+        <w:t>, procedure, observed result and limitation of this check.</w:t>
+      </w:r>
+    </w:p>
+    <w:p>
+      <w:pPr>
+        <w:spacing w:line="336" w:lineRule="auto" w:after="180"/>
+      </w:pPr>
+      <w:r>
+        <w:rPr>
+          <w:b w:val="0"/>
+        </w:rPr>
+        <w:t xml:space="preserve">Label this worked example as practice; use a different, previously unreviewed case when checking independent understanding. Draw your </w:t>
+      </w:r>
+      <w:r>
+        <w:rPr>
+          <w:b/>
+        </w:rPr>
+        <w:t>input</w:t>
+      </w:r>
+      <w:r>
+        <w:rPr>
+          <w:b w:val="0"/>
+        </w:rPr>
+        <w:t>, deciding step, result and limit.</w:t>
+      </w:r>
+    </w:p>
+    <w:p>
+      <w:pPr>
+        <w:spacing w:line="336" w:lineRule="auto" w:after="180"/>
+      </w:pPr>
+      <w:r>
+        <w:rPr>
+          <w:b w:val="0"/>
+        </w:rPr>
+        <w:t xml:space="preserve">Supported question: Why must new loss be recomputed rather than assumed smaller? Point to the relevant step in the picture, then write the changed result and the rule or </w:t>
+      </w:r>
+      <w:r>
+        <w:rPr>
+          <w:b/>
+        </w:rPr>
+        <w:t>evidence</w:t>
+      </w:r>
+      <w:r>
+        <w:rPr>
+          <w:b w:val="0"/>
+        </w:rPr>
+        <w:t xml:space="preserve"> that supports it.</w:t>
+      </w:r>
+    </w:p>
+    <w:p>
+      <w:pPr>
+        <w:spacing w:line="336" w:lineRule="auto" w:after="180"/>
+        <w:shd w:fill="F5F1FB"/>
+      </w:pPr>
+      <w:r>
+        <w:rPr>
+          <w:b w:val="0"/>
+        </w:rPr>
+        <w:t xml:space="preserve">Draw your project trace and justify the deciding step using </w:t>
+      </w:r>
+      <w:r>
+        <w:rPr>
+          <w:b/>
+        </w:rPr>
+        <w:t>evidence</w:t>
+      </w:r>
+      <w:r>
+        <w:rPr>
+          <w:b w:val="0"/>
+        </w:rPr>
+        <w:t>.</w:t>
+      </w:r>
+    </w:p>
+    <w:p>
+      <w:pPr>
+        <w:pStyle w:val="Heading3"/>
+      </w:pPr>
+      <w:r>
+        <w:t>My picture explanation, deciding evidence and one limit</w:t>
       </w:r>
     </w:p>
     <w:p>

--- a/downloads/workbook/ai-5-week-11.docx
+++ b/downloads/workbook/ai-5-week-11.docx
@@ -168,6 +168,278 @@
     <w:p>
       <w:r>
         <w:t>________________________________________________________________</w:t>
+      </w:r>
+    </w:p>
+    <w:p>
+      <w:pPr>
+        <w:pStyle w:val="Heading3"/>
+      </w:pPr>
+      <w:r>
+        <w:t>Lesson reference for workbook practice</w:t>
+      </w:r>
+    </w:p>
+    <w:p>
+      <w:pPr>
+        <w:spacing w:line="336" w:lineRule="auto" w:after="180"/>
+        <w:shd w:fill="F1F6F8"/>
+      </w:pPr>
+      <w:r>
+        <w:rPr>
+          <w:b w:val="0"/>
+        </w:rPr>
+        <w:t>Use this reference for the original W1–W3 and W5 exercises. The separately named independent case supplies its own changed facts; use those facts for that attempt before feedback.</w:t>
+      </w:r>
+    </w:p>
+    <w:p>
+      <w:pPr>
+        <w:spacing w:line="336" w:lineRule="auto" w:after="180"/>
+      </w:pPr>
+      <w:r>
+        <w:rPr>
+          <w:b/>
+        </w:rPr>
+        <w:t>Gradient descent</w:t>
+      </w:r>
+      <w:r>
+        <w:rPr>
+          <w:b w:val="0"/>
+        </w:rPr>
+        <w:t xml:space="preserve"> uses new parameter = old parameter - </w:t>
+      </w:r>
+      <w:r>
+        <w:rPr>
+          <w:b/>
+        </w:rPr>
+        <w:t>learning rate</w:t>
+      </w:r>
+      <w:r>
+        <w:rPr>
+          <w:b w:val="0"/>
+        </w:rPr>
+        <w:t xml:space="preserve"> times its gradient entry. The minus sign chooses the locally downhill direction for a positive </w:t>
+      </w:r>
+      <w:r>
+        <w:rPr>
+          <w:b/>
+        </w:rPr>
+        <w:t>learning rate</w:t>
+      </w:r>
+      <w:r>
+        <w:rPr>
+          <w:b w:val="0"/>
+        </w:rPr>
+        <w:t>.</w:t>
+      </w:r>
+    </w:p>
+    <w:p>
+      <w:pPr>
+        <w:spacing w:line="336" w:lineRule="auto" w:after="180"/>
+      </w:pPr>
+      <w:r>
+        <w:rPr>
+          <w:b w:val="0"/>
+        </w:rPr>
+        <w:t>A negative gradient therefore increases the corresponding parameter.</w:t>
+      </w:r>
+    </w:p>
+    <w:p>
+      <w:pPr>
+        <w:spacing w:line="336" w:lineRule="auto" w:after="180"/>
+      </w:pPr>
+      <w:r>
+        <w:rPr>
+          <w:b w:val="0"/>
+        </w:rPr>
+        <w:t>Keep the Week 10 example: x = 2, target 3, y = 2w + b and L = (y - 3) squared. At [w, b] = [1, 0], the loss is 1 and gradient is [-4, -2].</w:t>
+      </w:r>
+    </w:p>
+    <w:p>
+      <w:pPr>
+        <w:spacing w:line="336" w:lineRule="auto" w:after="180"/>
+      </w:pPr>
+      <w:r>
+        <w:rPr>
+          <w:b w:val="0"/>
+        </w:rPr>
+        <w:t xml:space="preserve">With </w:t>
+      </w:r>
+      <w:r>
+        <w:rPr>
+          <w:b/>
+        </w:rPr>
+        <w:t>learning rate</w:t>
+      </w:r>
+      <w:r>
+        <w:rPr>
+          <w:b w:val="0"/>
+        </w:rPr>
+        <w:t xml:space="preserve"> 0.1, new w = 1 - 0.1 times -4 = 1.4 and new b = 0 - 0.1 times -2 = 0.2.</w:t>
+      </w:r>
+    </w:p>
+    <w:tbl>
+      <w:tblPr>
+        <w:tblStyle w:val="LightShading-Accent1"/>
+        <w:tblW w:type="auto" w:w="0"/>
+        <w:tblLook w:firstColumn="1" w:firstRow="1" w:lastColumn="0" w:lastRow="0" w:noHBand="0" w:noVBand="1" w:val="04A0"/>
+      </w:tblPr>
+      <w:tblGrid>
+        <w:gridCol w:w="3408"/>
+        <w:gridCol w:w="3408"/>
+        <w:gridCol w:w="3408"/>
+      </w:tblGrid>
+      <w:tr>
+        <w:trPr>
+          <w:tblHeader/>
+        </w:trPr>
+        <w:tc>
+          <w:tcPr>
+            <w:tcW w:type="dxa" w:w="3408"/>
+          </w:tcPr>
+          <w:p>
+            <w:r>
+              <w:t>Quantity</w:t>
+            </w:r>
+          </w:p>
+        </w:tc>
+        <w:tc>
+          <w:tcPr>
+            <w:tcW w:type="dxa" w:w="3408"/>
+          </w:tcPr>
+          <w:p>
+            <w:r>
+              <w:t>Before update</w:t>
+            </w:r>
+          </w:p>
+        </w:tc>
+        <w:tc>
+          <w:tcPr>
+            <w:tcW w:type="dxa" w:w="3408"/>
+          </w:tcPr>
+          <w:p>
+            <w:r>
+              <w:t>After update</w:t>
+            </w:r>
+          </w:p>
+        </w:tc>
+      </w:tr>
+      <w:tr>
+        <w:tc>
+          <w:tcPr>
+            <w:tcW w:type="dxa" w:w="3408"/>
+          </w:tcPr>
+          <w:p>
+            <w:r>
+              <w:t>Parameters [w, b]</w:t>
+            </w:r>
+          </w:p>
+        </w:tc>
+        <w:tc>
+          <w:tcPr>
+            <w:tcW w:type="dxa" w:w="3408"/>
+          </w:tcPr>
+          <w:p>
+            <w:r>
+              <w:t>[1, 0]</w:t>
+            </w:r>
+          </w:p>
+        </w:tc>
+        <w:tc>
+          <w:tcPr>
+            <w:tcW w:type="dxa" w:w="3408"/>
+          </w:tcPr>
+          <w:p>
+            <w:r>
+              <w:t>[1.4, 0.2]</w:t>
+            </w:r>
+          </w:p>
+        </w:tc>
+      </w:tr>
+      <w:tr>
+        <w:tc>
+          <w:tcPr>
+            <w:tcW w:type="dxa" w:w="3408"/>
+          </w:tcPr>
+          <w:p>
+            <w:r>
+              <w:t>Prediction</w:t>
+            </w:r>
+          </w:p>
+        </w:tc>
+        <w:tc>
+          <w:tcPr>
+            <w:tcW w:type="dxa" w:w="3408"/>
+          </w:tcPr>
+          <w:p>
+            <w:r>
+              <w:t>2</w:t>
+            </w:r>
+          </w:p>
+        </w:tc>
+        <w:tc>
+          <w:tcPr>
+            <w:tcW w:type="dxa" w:w="3408"/>
+          </w:tcPr>
+          <w:p>
+            <w:r>
+              <w:t>3</w:t>
+            </w:r>
+          </w:p>
+        </w:tc>
+      </w:tr>
+      <w:tr>
+        <w:tc>
+          <w:tcPr>
+            <w:tcW w:type="dxa" w:w="3408"/>
+          </w:tcPr>
+          <w:p>
+            <w:r>
+              <w:t>Squared loss</w:t>
+            </w:r>
+          </w:p>
+        </w:tc>
+        <w:tc>
+          <w:tcPr>
+            <w:tcW w:type="dxa" w:w="3408"/>
+          </w:tcPr>
+          <w:p>
+            <w:r>
+              <w:t>1</w:t>
+            </w:r>
+          </w:p>
+        </w:tc>
+        <w:tc>
+          <w:tcPr>
+            <w:tcW w:type="dxa" w:w="3408"/>
+          </w:tcPr>
+          <w:p>
+            <w:r>
+              <w:t>0</w:t>
+            </w:r>
+          </w:p>
+        </w:tc>
+      </w:tr>
+    </w:tbl>
+    <w:p>
+      <w:pPr>
+        <w:spacing w:line="336" w:lineRule="auto" w:after="180"/>
+      </w:pPr>
+      <w:r>
+        <w:rPr>
+          <w:b w:val="0"/>
+        </w:rPr>
+        <w:t xml:space="preserve">This particular step reaches zero loss on one example. It does not establish a unique parameter solution, successful learning on other examples or a generally ideal </w:t>
+      </w:r>
+      <w:r>
+        <w:rPr>
+          <w:b/>
+        </w:rPr>
+        <w:t>learning rate</w:t>
+      </w:r>
+      <w:r>
+        <w:rPr>
+          <w:b w:val="0"/>
+        </w:rPr>
+        <w:t>.</w:t>
       </w:r>
     </w:p>
     <w:p>
@@ -1267,7 +1539,7 @@
         <w:drawing>
           <wp:inline xmlns:a="http://schemas.openxmlformats.org/drawingml/2006/main" xmlns:pic="http://schemas.openxmlformats.org/drawingml/2006/picture">
             <wp:extent cx="5486400" cy="5145314"/>
-            <wp:docPr id="2" name="Picture 2" descr="Updating parameters. Compute gradient: Gradient for [w, b]=[2×(-2)×2, 2×(-2)]=[-8,-4].. Update simultaneously: New w=1-0.05×(-8)=1.4; new b=1.2.. Check new loss: New y=4, residual -1, loss 1: lower than4."/>
+            <wp:docPr id="2" name="Picture 2" descr="Updating parameters. Compute gradient: Gradient for [w, b]=[2×(-2)×2, 2×(-2)]=[-8,-4].. Update simultaneously: New w=1-0.05×(-8)=1.4; new b=1.2.. Check new loss: New y=4, residual -1, loss 1: lower than 4."/>
             <wp:cNvGraphicFramePr>
               <a:graphicFrameLocks noChangeAspect="1"/>
             </wp:cNvGraphicFramePr>
@@ -1718,7 +1990,7 @@
         <w:rPr>
           <w:b w:val="0"/>
         </w:rPr>
-        <w:t>Which labelled step matches this detail? New y=4, residual -1, loss 1: lower than4.</w:t>
+        <w:t>Which labelled step matches this detail? New y=4, residual -1, loss 1: lower than 4.</w:t>
       </w:r>
     </w:p>
     <w:p>
@@ -1827,7 +2099,7 @@
         <w:rPr>
           <w:b w:val="0"/>
         </w:rPr>
-        <w:t xml:space="preserve">After your attempt, compare with the supported explanation: Check new loss New y=4, residual -1, loss 1: lower than4. </w:t>
+        <w:t xml:space="preserve">After your attempt, compare with the supported explanation: Check new loss New y=4, residual -1, loss 1: lower than 4. </w:t>
       </w:r>
       <w:r>
         <w:rPr>
@@ -2506,7 +2778,7 @@
         <w:drawing>
           <wp:inline xmlns:a="http://schemas.openxmlformats.org/drawingml/2006/main" xmlns:pic="http://schemas.openxmlformats.org/drawingml/2006/picture">
             <wp:extent cx="5486400" cy="3182112"/>
-            <wp:docPr id="4" name="Picture 4" descr="Compute gradient: Gradient for [w, b]=[2×(-2)×2, 2×(-2)]=[-8,-4]. → Update simultaneously: New w=1-0.05×(-8)=1.4; new b=1.2. → Check new loss: New y=4, residual -1, loss 1: lower than4."/>
+            <wp:docPr id="4" name="Picture 4" descr="Compute gradient: Gradient for [w, b]=[2×(-2)×2, 2×(-2)]=[-8,-4]. → Update simultaneously: New w=1-0.05×(-8)=1.4; new b=1.2. → Check new loss: New y=4, residual -1, loss 1: lower than 4."/>
             <wp:cNvGraphicFramePr>
               <a:graphicFrameLocks noChangeAspect="1"/>
             </wp:cNvGraphicFramePr>
@@ -2545,7 +2817,7 @@
         <w:rPr>
           <w:b w:val="0"/>
         </w:rPr>
-        <w:t>Compute gradient: Gradient for [w, b]=[2×(-2)×2, 2×(-2)]=[-8,-4]. → Update simultaneously: New w=1-0.05×(-8)=1.4; new b=1.2. → Check new loss: New y=4, residual -1, loss 1: lower than4.</w:t>
+        <w:t>Compute gradient: Gradient for [w, b]=[2×(-2)×2, 2×(-2)]=[-8,-4]. → Update simultaneously: New w=1-0.05×(-8)=1.4; new b=1.2. → Check new loss: New y=4, residual -1, loss 1: lower than 4.</w:t>
       </w:r>
     </w:p>
     <w:p>
@@ -2708,7 +2980,7 @@
         <w:drawing>
           <wp:inline xmlns:a="http://schemas.openxmlformats.org/drawingml/2006/main" xmlns:pic="http://schemas.openxmlformats.org/drawingml/2006/picture">
             <wp:extent cx="5486400" cy="3026664"/>
-            <wp:docPr id="6" name="Picture 6" descr="Original case: New y=4, residual -1, loss 1: lower than4. Changed condition: Set learning rate 0.2 from the same starting point. Expected result: New w=2.6, b=1.8, y=7, squared loss 4: no improvement. Reason: The larger update jumps to an equally distant point on the opposite side of the target."/>
+            <wp:docPr id="6" name="Picture 6" descr="Original case: New y=4, residual -1, loss 1: lower than 4. Changed condition: Set learning rate 0.2 from the same starting point. Expected result: New w=2.6, b=1.8, y=7, squared loss 4: no improvement. Reason: The larger update jumps to an equally distant point on the opposite side of the target."/>
             <wp:cNvGraphicFramePr>
               <a:graphicFrameLocks noChangeAspect="1"/>
             </wp:cNvGraphicFramePr>
@@ -2747,7 +3019,7 @@
         <w:rPr>
           <w:b w:val="0"/>
         </w:rPr>
-        <w:t xml:space="preserve">Original case: New y=4, residual -1, loss 1: lower than4. Changed condition: Set </w:t>
+        <w:t xml:space="preserve">Original case: New y=4, residual -1, loss 1: lower than 4. Changed condition: Set </w:t>
       </w:r>
       <w:r>
         <w:rPr>

--- a/downloads/workbook/ai-5-week-11.docx
+++ b/downloads/workbook/ai-5-week-11.docx
@@ -25,22 +25,45 @@
         <w:pStyle w:val="Heading1"/>
       </w:pPr>
       <w:r>
-        <w:t>01. Recall and choose your starting point</w:t>
-      </w:r>
-    </w:p>
-    <w:p>
-      <w:r>
-        <w:t>Record your starting explanation for Updating parameters before opening notes. Show any later correction separately.</w:t>
-      </w:r>
-    </w:p>
-    <w:p>
-      <w:pPr>
-        <w:spacing w:line="336" w:lineRule="auto" w:after="180"/>
-      </w:pPr>
-      <w:r>
-        <w:rPr>
-          <w:b w:val="0"/>
-        </w:rPr>
+        <w:t>One readable simultaneous-update record.</w:t>
+      </w:r>
+    </w:p>
+    <w:p>
+      <w:r>
+        <w:t>Trace signed steps,expose mixed states and interpret the observed loss change.</w:t>
+      </w:r>
+    </w:p>
+    <w:p>
+      <w:r>
+        <w:t>W1–W3/W5 → selected new update → project state ledger → changed-case return.</w:t>
+      </w:r>
+    </w:p>
+    <w:p>
+      <w:pPr>
+        <w:pStyle w:val="Heading1"/>
+      </w:pPr>
+      <w:r>
+        <w:t>01. Recall · Retrieve before notes</w:t>
+      </w:r>
+    </w:p>
+    <w:p>
+      <w:r>
+        <w:t>Keep this task’s inputs,rule and response together.</w:t>
+      </w:r>
+    </w:p>
+    <w:p>
+      <w:pPr>
+        <w:pStyle w:val="Heading2"/>
+      </w:pPr>
+      <w:r>
+        <w:t>Complete task and evidence</w:t>
+      </w:r>
+    </w:p>
+    <w:p>
+      <w:pPr>
+        <w:pStyle w:val="ListBullet"/>
+      </w:pPr>
+      <w:r>
         <w:t>Try the recall before opening notes. Then use a different colour or a labelled second line to correct your explanation.</w:t>
       </w:r>
     </w:p>
@@ -54,12 +77,9 @@
     </w:p>
     <w:p>
       <w:pPr>
-        <w:spacing w:line="336" w:lineRule="auto" w:after="180"/>
-      </w:pPr>
-      <w:r>
-        <w:rPr>
-          <w:b w:val="0"/>
-        </w:rPr>
+        <w:pStyle w:val="ListBullet"/>
+      </w:pPr>
+      <w:r>
         <w:t>Without opening the old lesson, explain one key idea from Gradients with a numerical check. Give an example and a mistake that the idea helps you avoid.</w:t>
       </w:r>
     </w:p>
@@ -96,12 +116,9 @@
     </w:p>
     <w:p>
       <w:pPr>
-        <w:spacing w:line="336" w:lineRule="auto" w:after="180"/>
-      </w:pPr>
-      <w:r>
-        <w:rPr>
-          <w:b w:val="0"/>
-        </w:rPr>
+        <w:pStyle w:val="ListBullet"/>
+      </w:pPr>
+      <w:r>
         <w:t>Without opening the old lesson, explain one key idea from Loss functions. Give an example and a mistake that the idea helps you avoid.</w:t>
       </w:r>
     </w:p>
@@ -138,12 +155,9 @@
     </w:p>
     <w:p>
       <w:pPr>
-        <w:spacing w:line="336" w:lineRule="auto" w:after="180"/>
-      </w:pPr>
-      <w:r>
-        <w:rPr>
-          <w:b w:val="0"/>
-        </w:rPr>
+        <w:pStyle w:val="ListBullet"/>
+      </w:pPr>
+      <w:r>
         <w:t>Without opening the old lesson, explain one key idea from Composing layers. Give an example and a mistake that the idea helps you avoid.</w:t>
       </w:r>
     </w:p>
@@ -180,100 +194,26 @@
     </w:p>
     <w:p>
       <w:pPr>
-        <w:spacing w:line="336" w:lineRule="auto" w:after="180"/>
-        <w:shd w:fill="F1F6F8"/>
-      </w:pPr>
-      <w:r>
-        <w:rPr>
-          <w:b w:val="0"/>
-        </w:rPr>
+        <w:pStyle w:val="ListBullet"/>
+      </w:pPr>
+      <w:r>
         <w:t>Use this reference for the original W1–W3 and W5 exercises. The separately named independent case supplies its own changed facts; use those facts for that attempt before feedback.</w:t>
       </w:r>
     </w:p>
     <w:p>
       <w:pPr>
-        <w:spacing w:line="336" w:lineRule="auto" w:after="180"/>
-      </w:pPr>
-      <w:r>
-        <w:rPr>
-          <w:b/>
-        </w:rPr>
-        <w:t>Gradient descent</w:t>
-      </w:r>
-      <w:r>
-        <w:rPr>
-          <w:b w:val="0"/>
-        </w:rPr>
-        <w:t xml:space="preserve"> uses new parameter = old parameter - </w:t>
-      </w:r>
-      <w:r>
-        <w:rPr>
-          <w:b/>
-        </w:rPr>
-        <w:t>learning rate</w:t>
-      </w:r>
-      <w:r>
-        <w:rPr>
-          <w:b w:val="0"/>
-        </w:rPr>
-        <w:t xml:space="preserve"> times its gradient entry. The minus sign chooses the locally downhill direction for a positive </w:t>
-      </w:r>
-      <w:r>
-        <w:rPr>
-          <w:b/>
-        </w:rPr>
-        <w:t>learning rate</w:t>
-      </w:r>
-      <w:r>
-        <w:rPr>
-          <w:b w:val="0"/>
-        </w:rPr>
-        <w:t>.</w:t>
-      </w:r>
-    </w:p>
-    <w:p>
-      <w:pPr>
-        <w:spacing w:line="336" w:lineRule="auto" w:after="180"/>
-      </w:pPr>
-      <w:r>
-        <w:rPr>
-          <w:b w:val="0"/>
-        </w:rPr>
-        <w:t>A negative gradient therefore increases the corresponding parameter.</w:t>
-      </w:r>
-    </w:p>
-    <w:p>
-      <w:pPr>
-        <w:spacing w:line="336" w:lineRule="auto" w:after="180"/>
-      </w:pPr>
-      <w:r>
-        <w:rPr>
-          <w:b w:val="0"/>
-        </w:rPr>
-        <w:t>Keep the Week 10 example: x = 2, target 3, y = 2w + b and L = (y - 3) squared. At [w, b] = [1, 0], the loss is 1 and gradient is [-4, -2].</w:t>
-      </w:r>
-    </w:p>
-    <w:p>
-      <w:pPr>
-        <w:spacing w:line="336" w:lineRule="auto" w:after="180"/>
-      </w:pPr>
-      <w:r>
-        <w:rPr>
-          <w:b w:val="0"/>
-        </w:rPr>
-        <w:t xml:space="preserve">With </w:t>
-      </w:r>
-      <w:r>
-        <w:rPr>
-          <w:b/>
-        </w:rPr>
-        <w:t>learning rate</w:t>
-      </w:r>
-      <w:r>
-        <w:rPr>
-          <w:b w:val="0"/>
-        </w:rPr>
-        <w:t xml:space="preserve"> 0.1, new w = 1 - 0.1 times -4 = 1.4 and new b = 0 - 0.1 times -2 = 0.2.</w:t>
+        <w:pStyle w:val="ListBullet"/>
+      </w:pPr>
+      <w:r>
+        <w:t>Gradient descent uses new parameter = old parameter - learning rate times its gradient entry. The minus sign chooses the locally downhill direction for a positive learning rate. A negative gradient therefore increases the corresponding parameter.</w:t>
+      </w:r>
+    </w:p>
+    <w:p>
+      <w:pPr>
+        <w:pStyle w:val="ListBullet"/>
+      </w:pPr>
+      <w:r>
+        <w:t>Keep the Week 10 example: x = 2, target 3, y = 2w + b and L = (y - 3) squared. At [w, b] = [1, 0], the loss is 1 and gradient is [-4, -2]. With learning rate 0.1, new w = 1 - 0.1 times -4 = 1.4 and new b = 0 - 0.1 times -2 = 0.2.</w:t>
       </w:r>
     </w:p>
     <w:tbl>
@@ -421,25 +361,10 @@
     </w:tbl>
     <w:p>
       <w:pPr>
-        <w:spacing w:line="336" w:lineRule="auto" w:after="180"/>
-      </w:pPr>
-      <w:r>
-        <w:rPr>
-          <w:b w:val="0"/>
-        </w:rPr>
-        <w:t xml:space="preserve">This particular step reaches zero loss on one example. It does not establish a unique parameter solution, successful learning on other examples or a generally ideal </w:t>
-      </w:r>
-      <w:r>
-        <w:rPr>
-          <w:b/>
-        </w:rPr>
-        <w:t>learning rate</w:t>
-      </w:r>
-      <w:r>
-        <w:rPr>
-          <w:b w:val="0"/>
-        </w:rPr>
-        <w:t>.</w:t>
+        <w:pStyle w:val="ListBullet"/>
+      </w:pPr>
+      <w:r>
+        <w:t>This particular step reaches zero loss on one example. It does not establish a unique parameter solution, successful learning on other examples or a generally ideal learning rate.</w:t>
       </w:r>
     </w:p>
     <w:p>
@@ -447,135 +372,44 @@
         <w:pStyle w:val="Heading1"/>
       </w:pPr>
       <w:r>
-        <w:t>02. Practise with fading help</w:t>
-      </w:r>
-    </w:p>
-    <w:p>
-      <w:r>
-        <w:t>Complete the supported Updating parameters trace and record the first step you can explain without help.</w:t>
-      </w:r>
-    </w:p>
-    <w:p>
-      <w:pPr>
-        <w:spacing w:line="336" w:lineRule="auto" w:after="180"/>
-      </w:pPr>
-      <w:r>
-        <w:rPr>
-          <w:b w:val="0"/>
-        </w:rPr>
-        <w:t xml:space="preserve">Use W2: Detect </w:t>
-      </w:r>
-      <w:r>
-        <w:rPr>
-          <w:b/>
-        </w:rPr>
-        <w:t>overshoot</w:t>
-      </w:r>
-      <w:r>
-        <w:rPr>
-          <w:b w:val="0"/>
-        </w:rPr>
-        <w:t>ing for Updating parameters. Record the answer once; the lesson and workbook refer to the same attempt.</w:t>
-      </w:r>
-    </w:p>
-    <w:tbl>
-      <w:tblPr>
-        <w:tblStyle w:val="LightShading-Accent1"/>
-        <w:tblW w:type="auto" w:w="0"/>
-        <w:tblLook w:firstColumn="1" w:firstRow="1" w:lastColumn="0" w:lastRow="0" w:noHBand="0" w:noVBand="1" w:val="04A0"/>
-      </w:tblPr>
-      <w:tblGrid>
-        <w:gridCol w:w="2556"/>
-        <w:gridCol w:w="2556"/>
-        <w:gridCol w:w="2556"/>
-        <w:gridCol w:w="2556"/>
-      </w:tblGrid>
-      <w:tr>
-        <w:trPr>
-          <w:tblHeader/>
-        </w:trPr>
-        <w:tc>
-          <w:tcPr>
-            <w:tcW w:type="dxa" w:w="2556"/>
-          </w:tcPr>
-          <w:p>
-            <w:r>
-              <w:t>Given inputs</w:t>
-            </w:r>
-          </w:p>
-        </w:tc>
-        <w:tc>
-          <w:tcPr>
-            <w:tcW w:type="dxa" w:w="2556"/>
-          </w:tcPr>
-          <w:p>
-            <w:r>
-              <w:t>Procedure I chose</w:t>
-            </w:r>
-          </w:p>
-        </w:tc>
-        <w:tc>
-          <w:tcPr>
-            <w:tcW w:type="dxa" w:w="2556"/>
-          </w:tcPr>
-          <w:p>
-            <w:r>
-              <w:t>Middle steps</w:t>
-            </w:r>
-          </w:p>
-        </w:tc>
-        <w:tc>
-          <w:tcPr>
-            <w:tcW w:type="dxa" w:w="2556"/>
-          </w:tcPr>
-          <w:p>
-            <w:r>
-              <w:t>Result and check</w:t>
-            </w:r>
-          </w:p>
-        </w:tc>
-      </w:tr>
-      <w:tr>
-        <w:tc>
-          <w:tcPr>
-            <w:tcW w:type="dxa" w:w="2556"/>
-          </w:tcPr>
-          <w:p>
-            <w:r/>
-          </w:p>
-        </w:tc>
-        <w:tc>
-          <w:tcPr>
-            <w:tcW w:type="dxa" w:w="2556"/>
-          </w:tcPr>
-          <w:p>
-            <w:r/>
-          </w:p>
-        </w:tc>
-        <w:tc>
-          <w:tcPr>
-            <w:tcW w:type="dxa" w:w="2556"/>
-          </w:tcPr>
-          <w:p>
-            <w:r/>
-          </w:p>
-        </w:tc>
-        <w:tc>
-          <w:tcPr>
-            <w:tcW w:type="dxa" w:w="2556"/>
-          </w:tcPr>
-          <w:p>
-            <w:r/>
-          </w:p>
-        </w:tc>
-      </w:tr>
-    </w:tbl>
+        <w:t>05. W1 · Explain the current example</w:t>
+      </w:r>
+    </w:p>
+    <w:p>
+      <w:r>
+        <w:t>Keep this task’s inputs,rule and response together.</w:t>
+      </w:r>
+    </w:p>
+    <w:p>
+      <w:pPr>
+        <w:pStyle w:val="Heading2"/>
+      </w:pPr>
+      <w:r>
+        <w:t>Complete task and evidence</w:t>
+      </w:r>
+    </w:p>
+    <w:p>
+      <w:pPr>
+        <w:pStyle w:val="ListBullet"/>
+      </w:pPr>
+      <w:r>
+        <w:t>Main x2, target 3, y2w+b, start[1, 0], prediction 2, e−1, L1, gradient[−4, −2]. Simultaneous update old−rate×gradient. Restart each row:rate 0→[1, 0]/y2/L1; .05→[1.2, .1]/y2.5/L.25; .1→[1.4, .2]/y3/L0; .3→[2.2, .6]/y5/L4. Mixed-state w1.4 then recomputed db−.4 givesb.04, y2.84, L.0256; different procedure despite improvement. Separate picturetarget 5, start[1, 1], gradient[−8, −4]:rate.05→[1.4, 1.2]/y4/L1; restart.2→[2.6, 1.8]/y7/L4. Zero-gradient update unchanged; one successful training step is not generalization. Independent model supplies x1, target 4.</w:t>
+      </w:r>
+    </w:p>
+    <w:p>
+      <w:pPr>
+        <w:pStyle w:val="ListBullet"/>
+      </w:pPr>
+      <w:r>
+        <w:t>Starting with parameter a = 2, gradient -3 and learning rate 0.2, calculate the new a.</w:t>
+      </w:r>
+    </w:p>
     <w:p>
       <w:pPr>
         <w:pStyle w:val="Heading3"/>
       </w:pPr>
       <w:r>
-        <w:t>The step I completed without help, and the hint I needed</w:t>
+        <w:t>My reasoning and evidence</w:t>
       </w:r>
     </w:p>
     <w:p>
@@ -594,38 +428,55 @@
       </w:r>
     </w:p>
     <w:p>
+      <w:r>
+        <w:t>________________________________________________________________</w:t>
+      </w:r>
+    </w:p>
+    <w:p>
+      <w:r>
+        <w:t>________________________________________________________________</w:t>
+      </w:r>
+    </w:p>
+    <w:p>
+      <w:r>
+        <w:t>________________________________________________________________</w:t>
+      </w:r>
+    </w:p>
+    <w:p>
       <w:pPr>
         <w:pStyle w:val="Heading1"/>
       </w:pPr>
       <w:r>
-        <w:t>03. Individual reasoning check</w:t>
-      </w:r>
-    </w:p>
-    <w:p>
-      <w:r>
-        <w:t>Check the proposed Updating parameters explanation against the supplied facts before discussing it.</w:t>
-      </w:r>
-    </w:p>
-    <w:p>
-      <w:pPr>
-        <w:spacing w:line="336" w:lineRule="auto" w:after="180"/>
-      </w:pPr>
-      <w:r>
-        <w:rPr>
-          <w:b w:val="0"/>
-        </w:rPr>
-        <w:t>Use the worked case for Updating parameters. Proposed explanation: “Subtracting a negative gradient decreases the parameter”. Decide whether this explanation is supported.</w:t>
-      </w:r>
-    </w:p>
-    <w:p>
-      <w:pPr>
-        <w:spacing w:line="336" w:lineRule="auto" w:after="180"/>
-      </w:pPr>
-      <w:r>
-        <w:rPr>
-          <w:b w:val="0"/>
-        </w:rPr>
-        <w:t>Point to the step or supplied fact that decides; explain your repair if needed.</w:t>
+        <w:t>06. W2 · Trace the calculation</w:t>
+      </w:r>
+    </w:p>
+    <w:p>
+      <w:r>
+        <w:t>Keep this task’s inputs,rule and response together.</w:t>
+      </w:r>
+    </w:p>
+    <w:p>
+      <w:pPr>
+        <w:pStyle w:val="Heading2"/>
+      </w:pPr>
+      <w:r>
+        <w:t>Complete task and evidence</w:t>
+      </w:r>
+    </w:p>
+    <w:p>
+      <w:pPr>
+        <w:pStyle w:val="ListBullet"/>
+      </w:pPr>
+      <w:r>
+        <w:t>Main x2, target 3, y2w+b, start[1, 0], prediction 2, e−1, L1, gradient[−4, −2]. Simultaneous update old−rate×gradient. Restart each row:rate 0→[1, 0]/y2/L1; .05→[1.2, .1]/y2.5/L.25; .1→[1.4, .2]/y3/L0; .3→[2.2, .6]/y5/L4. Mixed-state w1.4 then recomputed db−.4 givesb.04, y2.84, L.0256; different procedure despite improvement. Separate picturetarget 5, start[1, 1], gradient[−8, −4]:rate.05→[1.4, 1.2]/y4/L1; restart.2→[2.6, 1.8]/y7/L4. Zero-gradient update unchanged; one successful training step is not generalization. Independent model supplies x1, target 4.</w:t>
+      </w:r>
+    </w:p>
+    <w:p>
+      <w:pPr>
+        <w:pStyle w:val="ListBullet"/>
+      </w:pPr>
+      <w:r>
+        <w:t>For the lesson start [1, 0], apply rate 0.3 and calculate prediction and loss.</w:t>
       </w:r>
     </w:p>
     <w:p>
@@ -633,7 +484,7 @@
         <w:pStyle w:val="Heading3"/>
       </w:pPr>
       <w:r>
-        <w:t>My explanation before partner discussion</w:t>
+        <w:t>My reasoning and evidence</w:t>
       </w:r>
     </w:p>
     <w:p>
@@ -657,16 +508,50 @@
       </w:r>
     </w:p>
     <w:p>
+      <w:r>
+        <w:t>________________________________________________________________</w:t>
+      </w:r>
+    </w:p>
+    <w:p>
+      <w:r>
+        <w:t>________________________________________________________________</w:t>
+      </w:r>
+    </w:p>
+    <w:p>
       <w:pPr>
         <w:pStyle w:val="Heading1"/>
       </w:pPr>
       <w:r>
-        <w:t>04. Independent transfer case</w:t>
-      </w:r>
-    </w:p>
-    <w:p>
-      <w:r>
-        <w:t>Write one first attempt at the reserved independent case before feedback. Repeated copies of that case refer to the same recorded attempt.</w:t>
+        <w:t>07. W3 · Repair a misconception</w:t>
+      </w:r>
+    </w:p>
+    <w:p>
+      <w:r>
+        <w:t>Keep this task’s inputs,rule and response together.</w:t>
+      </w:r>
+    </w:p>
+    <w:p>
+      <w:pPr>
+        <w:pStyle w:val="Heading2"/>
+      </w:pPr>
+      <w:r>
+        <w:t>Complete task and evidence</w:t>
+      </w:r>
+    </w:p>
+    <w:p>
+      <w:pPr>
+        <w:pStyle w:val="ListBullet"/>
+      </w:pPr>
+      <w:r>
+        <w:t>Main x2, target 3, y2w+b, start[1, 0], prediction 2, e−1, L1, gradient[−4, −2]. Simultaneous update old−rate×gradient. Restart each row:rate 0→[1, 0]/y2/L1; .05→[1.2, .1]/y2.5/L.25; .1→[1.4, .2]/y3/L0; .3→[2.2, .6]/y5/L4. Mixed-state w1.4 then recomputed db−.4 givesb.04, y2.84, L.0256; different procedure despite improvement. Separate picturetarget 5, start[1, 1], gradient[−8, −4]:rate.05→[1.4, 1.2]/y4/L1; restart.2→[2.6, 1.8]/y7/L4. Zero-gradient update unchanged; one successful training step is not generalization. Independent model supplies x1, target 4.</w:t>
+      </w:r>
+    </w:p>
+    <w:p>
+      <w:pPr>
+        <w:pStyle w:val="ListBullet"/>
+      </w:pPr>
+      <w:r>
+        <w:t>Explain why recomputing the bias gradient after changing w is not the simultaneous update specified here.</w:t>
       </w:r>
     </w:p>
     <w:p>
@@ -674,42 +559,149 @@
         <w:pStyle w:val="Heading3"/>
       </w:pPr>
       <w:r>
+        <w:t>My reasoning and evidence</w:t>
+      </w:r>
+    </w:p>
+    <w:p>
+      <w:r>
+        <w:t>________________________________________________________________</w:t>
+      </w:r>
+    </w:p>
+    <w:p>
+      <w:r>
+        <w:t>________________________________________________________________</w:t>
+      </w:r>
+    </w:p>
+    <w:p>
+      <w:r>
+        <w:t>________________________________________________________________</w:t>
+      </w:r>
+    </w:p>
+    <w:p>
+      <w:r>
+        <w:t>________________________________________________________________</w:t>
+      </w:r>
+    </w:p>
+    <w:p>
+      <w:r>
+        <w:t>________________________________________________________________</w:t>
+      </w:r>
+    </w:p>
+    <w:p>
+      <w:r>
+        <w:t>________________________________________________________________</w:t>
+      </w:r>
+    </w:p>
+    <w:p>
+      <w:pPr>
+        <w:pStyle w:val="Heading1"/>
+      </w:pPr>
+      <w:r>
+        <w:t>09. W5 · Explain the limitation</w:t>
+      </w:r>
+    </w:p>
+    <w:p>
+      <w:r>
+        <w:t>Keep this task’s inputs,rule and response together.</w:t>
+      </w:r>
+    </w:p>
+    <w:p>
+      <w:pPr>
+        <w:pStyle w:val="Heading2"/>
+      </w:pPr>
+      <w:r>
+        <w:t>Complete task and evidence</w:t>
+      </w:r>
+    </w:p>
+    <w:p>
+      <w:pPr>
+        <w:pStyle w:val="ListBullet"/>
+      </w:pPr>
+      <w:r>
+        <w:t>Main x2, target 3, y2w+b, start[1, 0], prediction 2, e−1, L1, gradient[−4, −2]. Simultaneous update old−rate×gradient. Restart each row:rate 0→[1, 0]/y2/L1; .05→[1.2, .1]/y2.5/L.25; .1→[1.4, .2]/y3/L0; .3→[2.2, .6]/y5/L4. Mixed-state w1.4 then recomputed db−.4 givesb.04, y2.84, L.0256; different procedure despite improvement. Separate picturetarget 5, start[1, 1], gradient[−8, −4]:rate.05→[1.4, 1.2]/y4/L1; restart.2→[2.6, 1.8]/y7/L4. Zero-gradient update unchanged; one successful training step is not generalization. Independent model supplies x1, target 4.</w:t>
+      </w:r>
+    </w:p>
+    <w:p>
+      <w:pPr>
+        <w:pStyle w:val="ListBullet"/>
+      </w:pPr>
+      <w:r>
+        <w:t>At a point with gradient [0, 0], what does this update do? Does that alone prove a global minimum on any loss surface?</w:t>
+      </w:r>
+    </w:p>
+    <w:p>
+      <w:pPr>
+        <w:pStyle w:val="Heading3"/>
+      </w:pPr>
+      <w:r>
+        <w:t>My reasoning and evidence</w:t>
+      </w:r>
+    </w:p>
+    <w:p>
+      <w:r>
+        <w:t>________________________________________________________________</w:t>
+      </w:r>
+    </w:p>
+    <w:p>
+      <w:r>
+        <w:t>________________________________________________________________</w:t>
+      </w:r>
+    </w:p>
+    <w:p>
+      <w:r>
+        <w:t>________________________________________________________________</w:t>
+      </w:r>
+    </w:p>
+    <w:p>
+      <w:r>
+        <w:t>________________________________________________________________</w:t>
+      </w:r>
+    </w:p>
+    <w:p>
+      <w:r>
+        <w:t>________________________________________________________________</w:t>
+      </w:r>
+    </w:p>
+    <w:p>
+      <w:r>
+        <w:t>________________________________________________________________</w:t>
+      </w:r>
+    </w:p>
+    <w:p>
+      <w:pPr>
+        <w:pStyle w:val="Heading1"/>
+      </w:pPr>
+      <w:r>
+        <w:t>04. Try alone · Selected transfer</w:t>
+      </w:r>
+    </w:p>
+    <w:p>
+      <w:r>
+        <w:t>Keep this task’s inputs,rule and response together.</w:t>
+      </w:r>
+    </w:p>
+    <w:p>
+      <w:pPr>
+        <w:pStyle w:val="Heading2"/>
+      </w:pPr>
+      <w:r>
+        <w:t>Complete task and evidence</w:t>
+      </w:r>
+    </w:p>
+    <w:p>
+      <w:pPr>
+        <w:pStyle w:val="Heading3"/>
+      </w:pPr>
+      <w:r>
         <w:t>Independent case: Update a new model independently</w:t>
       </w:r>
     </w:p>
     <w:p>
       <w:pPr>
-        <w:spacing w:line="336" w:lineRule="auto" w:after="180"/>
-      </w:pPr>
-      <w:r>
-        <w:rPr>
-          <w:b w:val="0"/>
-        </w:rPr>
-        <w:t xml:space="preserve">Use x = 1, target 4, w = 1, b = 1, squared loss and </w:t>
-      </w:r>
-      <w:r>
-        <w:rPr>
-          <w:b/>
-        </w:rPr>
-        <w:t>learning rate</w:t>
-      </w:r>
-      <w:r>
-        <w:rPr>
-          <w:b w:val="0"/>
-        </w:rPr>
-        <w:t xml:space="preserve"> 0.1. Compute </w:t>
-      </w:r>
-      <w:r>
-        <w:rPr>
-          <w:b/>
-        </w:rPr>
-        <w:t>prediction</w:t>
-      </w:r>
-      <w:r>
-        <w:rPr>
-          <w:b w:val="0"/>
-        </w:rPr>
-        <w:t>, residual, gradient [2 times residual times x, 2 times residual], new parameters and new loss.</w:t>
+        <w:pStyle w:val="ListBullet"/>
+      </w:pPr>
+      <w:r>
+        <w:t>Use x = 1, target 4, w = 1, b = 1, squared loss and learning rate 0.1. Compute prediction, residual, gradient [2 times residual times x, 2 times residual], new parameters and new loss.</w:t>
       </w:r>
     </w:p>
     <w:p>
@@ -757,12 +749,9 @@
     </w:p>
     <w:p>
       <w:pPr>
-        <w:spacing w:line="336" w:lineRule="auto" w:after="180"/>
-      </w:pPr>
-      <w:r>
-        <w:rPr>
-          <w:b w:val="0"/>
-        </w:rPr>
+        <w:pStyle w:val="ListBullet"/>
+      </w:pPr>
+      <w:r>
         <w:t>Attempt this case before feedback. Record any help. Earlier examples below are further practice; a case already practised with feedback cannot establish fresh transfer.</w:t>
       </w:r>
     </w:p>
@@ -771,35 +760,28 @@
         <w:pStyle w:val="Heading1"/>
       </w:pPr>
       <w:r>
-        <w:t>05. W1 Apply a negative gradient</w:t>
-      </w:r>
-    </w:p>
-    <w:p>
-      <w:r>
-        <w:t>Apply a negative gradient. Apply the supplied Updating parameters facts and keep your reasoning.</w:t>
-      </w:r>
-    </w:p>
-    <w:p>
-      <w:pPr>
-        <w:spacing w:line="336" w:lineRule="auto" w:after="180"/>
-      </w:pPr>
-      <w:r>
-        <w:rPr>
-          <w:b w:val="0"/>
-        </w:rPr>
-        <w:t xml:space="preserve">Starting with parameter a = 2, gradient -3 and </w:t>
-      </w:r>
-      <w:r>
-        <w:rPr>
-          <w:b/>
-        </w:rPr>
-        <w:t>learning rate</w:t>
-      </w:r>
-      <w:r>
-        <w:rPr>
-          <w:b w:val="0"/>
-        </w:rPr>
-        <w:t xml:space="preserve"> 0.2, calculate the new a.</w:t>
+        <w:t>10. Project · Keep the mathematical evidence</w:t>
+      </w:r>
+    </w:p>
+    <w:p>
+      <w:r>
+        <w:t>Keep this task’s inputs,rule and response together.</w:t>
+      </w:r>
+    </w:p>
+    <w:p>
+      <w:pPr>
+        <w:pStyle w:val="Heading2"/>
+      </w:pPr>
+      <w:r>
+        <w:t>Complete task and evidence</w:t>
+      </w:r>
+    </w:p>
+    <w:p>
+      <w:pPr>
+        <w:pStyle w:val="ListBullet"/>
+      </w:pPr>
+      <w:r>
+        <w:t>Add a labelled updating parameters evidence sheet to Image-pattern Network Investigation. Show how you can apply a learning rate to an ordered gradient. Use the supplied fictional case and keep its inputs, intermediate steps, calculation or prediction, and limitation. Connect this record to last week’s record; a matching answer without a trace is insufficient.</w:t>
       </w:r>
     </w:p>
     <w:p>
@@ -807,7 +789,7 @@
         <w:pStyle w:val="Heading3"/>
       </w:pPr>
       <w:r>
-        <w:t>My reasoning and evidence</w:t>
+        <w:t>My project change, supporting evidence and remaining limit</w:t>
       </w:r>
     </w:p>
     <w:p>
@@ -845,440 +827,20 @@
         <w:pStyle w:val="Heading1"/>
       </w:pPr>
       <w:r>
-        <w:t>06. W2 Detect overshooting</w:t>
-      </w:r>
-    </w:p>
-    <w:p>
-      <w:r>
-        <w:t>Detect overshooting. Apply the supplied Updating parameters facts and keep your reasoning.</w:t>
-      </w:r>
-    </w:p>
-    <w:p>
-      <w:pPr>
-        <w:spacing w:line="336" w:lineRule="auto" w:after="180"/>
-      </w:pPr>
-      <w:r>
-        <w:rPr>
-          <w:b w:val="0"/>
-        </w:rPr>
-        <w:t xml:space="preserve">For the lesson start [1, 0], apply rate 0.3 and calculate </w:t>
-      </w:r>
-      <w:r>
-        <w:rPr>
-          <w:b/>
-        </w:rPr>
-        <w:t>prediction</w:t>
-      </w:r>
-      <w:r>
-        <w:rPr>
-          <w:b w:val="0"/>
-        </w:rPr>
-        <w:t xml:space="preserve"> and loss.</w:t>
-      </w:r>
-    </w:p>
-    <w:p>
-      <w:pPr>
-        <w:pStyle w:val="Heading3"/>
-      </w:pPr>
-      <w:r>
-        <w:t>My reasoning and evidence</w:t>
-      </w:r>
-    </w:p>
-    <w:p>
-      <w:r>
-        <w:t>________________________________________________________________</w:t>
-      </w:r>
-    </w:p>
-    <w:p>
-      <w:r>
-        <w:t>________________________________________________________________</w:t>
-      </w:r>
-    </w:p>
-    <w:p>
-      <w:r>
-        <w:t>________________________________________________________________</w:t>
-      </w:r>
-    </w:p>
-    <w:p>
-      <w:r>
-        <w:t>________________________________________________________________</w:t>
-      </w:r>
-    </w:p>
-    <w:p>
-      <w:r>
-        <w:t>________________________________________________________________</w:t>
-      </w:r>
-    </w:p>
-    <w:p>
-      <w:r>
-        <w:t>________________________________________________________________</w:t>
-      </w:r>
-    </w:p>
-    <w:p>
-      <w:pPr>
-        <w:pStyle w:val="Heading1"/>
-      </w:pPr>
-      <w:r>
-        <w:t>07. W3 Preserve one snapshot</w:t>
-      </w:r>
-    </w:p>
-    <w:p>
-      <w:r>
-        <w:t>Preserve one snapshot. Apply the supplied Updating parameters facts and keep your reasoning.</w:t>
-      </w:r>
-    </w:p>
-    <w:p>
-      <w:pPr>
-        <w:spacing w:line="336" w:lineRule="auto" w:after="180"/>
-      </w:pPr>
-      <w:r>
-        <w:rPr>
-          <w:b w:val="0"/>
-        </w:rPr>
-        <w:t xml:space="preserve">Explain why recomputing the bias gradient after changing w is not the </w:t>
-      </w:r>
-      <w:r>
-        <w:rPr>
-          <w:b/>
-        </w:rPr>
-        <w:t>simultaneous update</w:t>
-      </w:r>
-      <w:r>
-        <w:rPr>
-          <w:b w:val="0"/>
-        </w:rPr>
-        <w:t xml:space="preserve"> specified here.</w:t>
-      </w:r>
-    </w:p>
-    <w:p>
-      <w:pPr>
-        <w:pStyle w:val="Heading3"/>
-      </w:pPr>
-      <w:r>
-        <w:t>My reasoning and evidence</w:t>
-      </w:r>
-    </w:p>
-    <w:p>
-      <w:r>
-        <w:t>________________________________________________________________</w:t>
-      </w:r>
-    </w:p>
-    <w:p>
-      <w:r>
-        <w:t>________________________________________________________________</w:t>
-      </w:r>
-    </w:p>
-    <w:p>
-      <w:r>
-        <w:t>________________________________________________________________</w:t>
-      </w:r>
-    </w:p>
-    <w:p>
-      <w:r>
-        <w:t>________________________________________________________________</w:t>
-      </w:r>
-    </w:p>
-    <w:p>
-      <w:r>
-        <w:t>________________________________________________________________</w:t>
-      </w:r>
-    </w:p>
-    <w:p>
-      <w:r>
-        <w:t>________________________________________________________________</w:t>
-      </w:r>
-    </w:p>
-    <w:p>
-      <w:pPr>
-        <w:pStyle w:val="Heading1"/>
-      </w:pPr>
-      <w:r>
-        <w:t>08. W4 Update a new model independently</w:t>
-      </w:r>
-    </w:p>
-    <w:p>
-      <w:r>
-        <w:t>Attempt before feedback. If this repeats the selected independent case, reuse that first attempt; otherwise keep a separate record. Update a new model independently. Apply the supplied Updating parameters facts and keep your reasoning.</w:t>
-      </w:r>
-    </w:p>
-    <w:p>
-      <w:pPr>
-        <w:spacing w:line="336" w:lineRule="auto" w:after="180"/>
-      </w:pPr>
-      <w:r>
-        <w:rPr>
-          <w:b w:val="0"/>
-        </w:rPr>
-        <w:t xml:space="preserve">Use x = 1, target 4, w = 1, b = 1, squared loss and </w:t>
-      </w:r>
-      <w:r>
-        <w:rPr>
-          <w:b/>
-        </w:rPr>
-        <w:t>learning rate</w:t>
-      </w:r>
-      <w:r>
-        <w:rPr>
-          <w:b w:val="0"/>
-        </w:rPr>
-        <w:t xml:space="preserve"> 0.1. Compute </w:t>
-      </w:r>
-      <w:r>
-        <w:rPr>
-          <w:b/>
-        </w:rPr>
-        <w:t>prediction</w:t>
-      </w:r>
-      <w:r>
-        <w:rPr>
-          <w:b w:val="0"/>
-        </w:rPr>
-        <w:t>, residual, gradient [2 times residual times x, 2 times residual], new parameters and new loss.</w:t>
-      </w:r>
-    </w:p>
-    <w:p>
-      <w:pPr>
-        <w:pStyle w:val="Heading3"/>
-      </w:pPr>
-      <w:r>
-        <w:t>My reasoning and evidence</w:t>
-      </w:r>
-    </w:p>
-    <w:p>
-      <w:r>
-        <w:t>________________________________________________________________</w:t>
-      </w:r>
-    </w:p>
-    <w:p>
-      <w:r>
-        <w:t>________________________________________________________________</w:t>
-      </w:r>
-    </w:p>
-    <w:p>
-      <w:r>
-        <w:t>________________________________________________________________</w:t>
-      </w:r>
-    </w:p>
-    <w:p>
-      <w:r>
-        <w:t>________________________________________________________________</w:t>
-      </w:r>
-    </w:p>
-    <w:p>
-      <w:r>
-        <w:t>________________________________________________________________</w:t>
-      </w:r>
-    </w:p>
-    <w:p>
-      <w:r>
-        <w:t>________________________________________________________________</w:t>
-      </w:r>
-    </w:p>
-    <w:p>
-      <w:r>
-        <w:t>________________________________________________________________</w:t>
-      </w:r>
-    </w:p>
-    <w:p>
-      <w:r>
-        <w:t>________________________________________________________________</w:t>
-      </w:r>
-    </w:p>
-    <w:p>
-      <w:pPr>
-        <w:pStyle w:val="Heading1"/>
-      </w:pPr>
-      <w:r>
-        <w:t>09. W5 Evaluate a zero gradient</w:t>
-      </w:r>
-    </w:p>
-    <w:p>
-      <w:r>
-        <w:t>Evaluate a zero gradient. Apply the supplied Updating parameters facts and keep your reasoning.</w:t>
-      </w:r>
-    </w:p>
-    <w:p>
-      <w:pPr>
-        <w:spacing w:line="336" w:lineRule="auto" w:after="180"/>
-        <w:shd w:fill="F5F1FB"/>
-      </w:pPr>
-      <w:r>
-        <w:rPr>
-          <w:b w:val="0"/>
-        </w:rPr>
-        <w:t>At a point with gradient [0, 0], what does this update do? Does that alone prove a global minimum on any loss surface?</w:t>
-      </w:r>
-    </w:p>
-    <w:p>
-      <w:pPr>
-        <w:pStyle w:val="Heading3"/>
-      </w:pPr>
-      <w:r>
-        <w:t>My reasoning and evidence</w:t>
-      </w:r>
-    </w:p>
-    <w:p>
-      <w:r>
-        <w:t>________________________________________________________________</w:t>
-      </w:r>
-    </w:p>
-    <w:p>
-      <w:r>
-        <w:t>________________________________________________________________</w:t>
-      </w:r>
-    </w:p>
-    <w:p>
-      <w:r>
-        <w:t>________________________________________________________________</w:t>
-      </w:r>
-    </w:p>
-    <w:p>
-      <w:r>
-        <w:t>________________________________________________________________</w:t>
-      </w:r>
-    </w:p>
-    <w:p>
-      <w:r>
-        <w:t>________________________________________________________________</w:t>
-      </w:r>
-    </w:p>
-    <w:p>
-      <w:r>
-        <w:t>________________________________________________________________</w:t>
-      </w:r>
-    </w:p>
-    <w:p>
-      <w:pPr>
-        <w:pStyle w:val="Heading1"/>
-      </w:pPr>
-      <w:r>
-        <w:t>10. Project checkpoint and reflection</w:t>
-      </w:r>
-    </w:p>
-    <w:p>
-      <w:r>
-        <w:t>Connect Updating parameters to Image-pattern Network Investigation, identify a limit and choose the next useful test.</w:t>
-      </w:r>
-    </w:p>
-    <w:p>
-      <w:pPr>
-        <w:spacing w:line="336" w:lineRule="auto" w:after="180"/>
-      </w:pPr>
-      <w:r>
-        <w:rPr>
-          <w:b w:val="0"/>
-        </w:rPr>
-        <w:t xml:space="preserve">Add a labelled updating parameters </w:t>
-      </w:r>
-      <w:r>
-        <w:rPr>
-          <w:b/>
-        </w:rPr>
-        <w:t>evidence</w:t>
-      </w:r>
-      <w:r>
-        <w:rPr>
-          <w:b w:val="0"/>
-        </w:rPr>
-        <w:t xml:space="preserve"> sheet to Image-pattern Network Investigation. Show how you can apply a </w:t>
-      </w:r>
-      <w:r>
-        <w:rPr>
-          <w:b/>
-        </w:rPr>
-        <w:t>learning rate</w:t>
-      </w:r>
-      <w:r>
-        <w:rPr>
-          <w:b w:val="0"/>
-        </w:rPr>
-        <w:t xml:space="preserve"> to an ordered gradient.</w:t>
-      </w:r>
-    </w:p>
-    <w:p>
-      <w:pPr>
-        <w:spacing w:line="336" w:lineRule="auto" w:after="180"/>
-      </w:pPr>
-      <w:r>
-        <w:rPr>
-          <w:b w:val="0"/>
-        </w:rPr>
-        <w:t xml:space="preserve">Use the supplied fictional case and keep its </w:t>
-      </w:r>
-      <w:r>
-        <w:rPr>
-          <w:b/>
-        </w:rPr>
-        <w:t>input</w:t>
-      </w:r>
-      <w:r>
-        <w:rPr>
-          <w:b w:val="0"/>
-        </w:rPr>
-        <w:t xml:space="preserve">s, intermediate steps, calculation or </w:t>
-      </w:r>
-      <w:r>
-        <w:rPr>
-          <w:b/>
-        </w:rPr>
-        <w:t>prediction</w:t>
-      </w:r>
-      <w:r>
-        <w:rPr>
-          <w:b w:val="0"/>
-        </w:rPr>
-        <w:t>, and limitation. Connect this record to last week’s record; a matching answer without a trace is insufficient.</w:t>
-      </w:r>
-    </w:p>
-    <w:p>
-      <w:pPr>
-        <w:pStyle w:val="Heading3"/>
-      </w:pPr>
-      <w:r>
-        <w:t>My project change, supporting evidence and remaining limit</w:t>
-      </w:r>
-    </w:p>
-    <w:p>
-      <w:r>
-        <w:t>________________________________________________________________</w:t>
-      </w:r>
-    </w:p>
-    <w:p>
-      <w:r>
-        <w:t>________________________________________________________________</w:t>
-      </w:r>
-    </w:p>
-    <w:p>
-      <w:r>
-        <w:t>________________________________________________________________</w:t>
-      </w:r>
-    </w:p>
-    <w:p>
-      <w:r>
-        <w:t>________________________________________________________________</w:t>
-      </w:r>
-    </w:p>
-    <w:p>
-      <w:r>
-        <w:t>________________________________________________________________</w:t>
-      </w:r>
-    </w:p>
-    <w:p>
-      <w:r>
-        <w:t>________________________________________________________________</w:t>
-      </w:r>
-    </w:p>
-    <w:p>
-      <w:pPr>
-        <w:pStyle w:val="Heading1"/>
-      </w:pPr>
-      <w:r>
-        <w:t>11. Feedback, return check and learning record</w:t>
-      </w:r>
-    </w:p>
-    <w:p>
-      <w:r>
-        <w:t>Record the first repaired step and a different case to revisit after a delay.</w:t>
+        <w:t>11. Feedback · Repair and return</w:t>
+      </w:r>
+    </w:p>
+    <w:p>
+      <w:r>
+        <w:t>Keep this task’s inputs,rule and response together.</w:t>
+      </w:r>
+    </w:p>
+    <w:p>
+      <w:pPr>
+        <w:pStyle w:val="Heading2"/>
+      </w:pPr>
+      <w:r>
+        <w:t>Complete task and evidence</w:t>
       </w:r>
     </w:p>
     <w:tbl>
@@ -1419,12 +981,9 @@
     </w:tbl>
     <w:p>
       <w:pPr>
-        <w:spacing w:line="336" w:lineRule="auto" w:after="180"/>
-      </w:pPr>
-      <w:r>
-        <w:rPr>
-          <w:b w:val="0"/>
-        </w:rPr>
+        <w:pStyle w:val="ListBullet"/>
+      </w:pPr>
+      <w:r>
         <w:t>Revisit this idea with your teacher after a delay. Familiarity is different from explaining and using it on a changed case.</w:t>
       </w:r>
     </w:p>
@@ -1433,69 +992,330 @@
         <w:pStyle w:val="Heading1"/>
       </w:pPr>
       <w:r>
-        <w:t>12. Pictorial case practice: Updating parameters</w:t>
-      </w:r>
-    </w:p>
-    <w:p>
-      <w:r>
-        <w:t>Use one explicit gradient update and then recompute the loss. Explain the labelled step before checking the changed condition.</w:t>
-      </w:r>
-    </w:p>
-    <w:p>
-      <w:pPr>
-        <w:spacing w:line="336" w:lineRule="auto" w:after="180"/>
-      </w:pPr>
-      <w:r>
-        <w:rPr>
-          <w:b w:val="0"/>
-        </w:rPr>
+        <w:t>Reference bank and extra practice</w:t>
+      </w:r>
+    </w:p>
+    <w:p>
+      <w:pPr>
+        <w:pStyle w:val="Heading1"/>
+      </w:pPr>
+      <w:r>
+        <w:t>02. Reference · Supported W2 record</w:t>
+      </w:r>
+    </w:p>
+    <w:p>
+      <w:r>
+        <w:t>Keep this task’s inputs,rule and response together.</w:t>
+      </w:r>
+    </w:p>
+    <w:p>
+      <w:pPr>
+        <w:pStyle w:val="Heading2"/>
+      </w:pPr>
+      <w:r>
+        <w:t>Complete task and evidence</w:t>
+      </w:r>
+    </w:p>
+    <w:p>
+      <w:pPr>
+        <w:pStyle w:val="ListBullet"/>
+      </w:pPr>
+      <w:r>
+        <w:t>Use W2: Detect overshooting for Updating parameters. Record the answer once; the lesson and workbook refer to the same attempt.</w:t>
+      </w:r>
+    </w:p>
+    <w:tbl>
+      <w:tblPr>
+        <w:tblStyle w:val="LightShading-Accent1"/>
+        <w:tblW w:type="auto" w:w="0"/>
+        <w:tblLook w:firstColumn="1" w:firstRow="1" w:lastColumn="0" w:lastRow="0" w:noHBand="0" w:noVBand="1" w:val="04A0"/>
+      </w:tblPr>
+      <w:tblGrid>
+        <w:gridCol w:w="2556"/>
+        <w:gridCol w:w="2556"/>
+        <w:gridCol w:w="2556"/>
+        <w:gridCol w:w="2556"/>
+      </w:tblGrid>
+      <w:tr>
+        <w:trPr>
+          <w:tblHeader/>
+        </w:trPr>
+        <w:tc>
+          <w:tcPr>
+            <w:tcW w:type="dxa" w:w="2556"/>
+          </w:tcPr>
+          <w:p>
+            <w:r>
+              <w:t>Given inputs</w:t>
+            </w:r>
+          </w:p>
+        </w:tc>
+        <w:tc>
+          <w:tcPr>
+            <w:tcW w:type="dxa" w:w="2556"/>
+          </w:tcPr>
+          <w:p>
+            <w:r>
+              <w:t>Procedure I chose</w:t>
+            </w:r>
+          </w:p>
+        </w:tc>
+        <w:tc>
+          <w:tcPr>
+            <w:tcW w:type="dxa" w:w="2556"/>
+          </w:tcPr>
+          <w:p>
+            <w:r>
+              <w:t>Middle steps</w:t>
+            </w:r>
+          </w:p>
+        </w:tc>
+        <w:tc>
+          <w:tcPr>
+            <w:tcW w:type="dxa" w:w="2556"/>
+          </w:tcPr>
+          <w:p>
+            <w:r>
+              <w:t>Result and check</w:t>
+            </w:r>
+          </w:p>
+        </w:tc>
+      </w:tr>
+      <w:tr>
+        <w:tc>
+          <w:tcPr>
+            <w:tcW w:type="dxa" w:w="2556"/>
+          </w:tcPr>
+          <w:p>
+            <w:r/>
+          </w:p>
+        </w:tc>
+        <w:tc>
+          <w:tcPr>
+            <w:tcW w:type="dxa" w:w="2556"/>
+          </w:tcPr>
+          <w:p>
+            <w:r/>
+          </w:p>
+        </w:tc>
+        <w:tc>
+          <w:tcPr>
+            <w:tcW w:type="dxa" w:w="2556"/>
+          </w:tcPr>
+          <w:p>
+            <w:r/>
+          </w:p>
+        </w:tc>
+        <w:tc>
+          <w:tcPr>
+            <w:tcW w:type="dxa" w:w="2556"/>
+          </w:tcPr>
+          <w:p>
+            <w:r/>
+          </w:p>
+        </w:tc>
+      </w:tr>
+    </w:tbl>
+    <w:p>
+      <w:pPr>
+        <w:pStyle w:val="Heading3"/>
+      </w:pPr>
+      <w:r>
+        <w:t>The step I completed without help, and the hint I needed</w:t>
+      </w:r>
+    </w:p>
+    <w:p>
+      <w:r>
+        <w:t>________________________________________________________________</w:t>
+      </w:r>
+    </w:p>
+    <w:p>
+      <w:r>
+        <w:t>________________________________________________________________</w:t>
+      </w:r>
+    </w:p>
+    <w:p>
+      <w:r>
+        <w:t>________________________________________________________________</w:t>
+      </w:r>
+    </w:p>
+    <w:p>
+      <w:pPr>
+        <w:pStyle w:val="Heading1"/>
+      </w:pPr>
+      <w:r>
+        <w:t>03. Extra practice · Individual reasoning check</w:t>
+      </w:r>
+    </w:p>
+    <w:p>
+      <w:r>
+        <w:t>Keep this task’s inputs,rule and response together.</w:t>
+      </w:r>
+    </w:p>
+    <w:p>
+      <w:pPr>
+        <w:pStyle w:val="Heading2"/>
+      </w:pPr>
+      <w:r>
+        <w:t>Complete task and evidence</w:t>
+      </w:r>
+    </w:p>
+    <w:p>
+      <w:pPr>
+        <w:pStyle w:val="ListBullet"/>
+      </w:pPr>
+      <w:r>
+        <w:t>Use the worked case for Updating parameters. Proposed explanation: “Subtracting a negative gradient decreases the parameter”. Decide whether this explanation is supported. Point to the step or supplied fact that decides; explain your repair if needed.</w:t>
+      </w:r>
+    </w:p>
+    <w:p>
+      <w:pPr>
+        <w:pStyle w:val="Heading3"/>
+      </w:pPr>
+      <w:r>
+        <w:t>My explanation before partner discussion</w:t>
+      </w:r>
+    </w:p>
+    <w:p>
+      <w:r>
+        <w:t>________________________________________________________________</w:t>
+      </w:r>
+    </w:p>
+    <w:p>
+      <w:r>
+        <w:t>________________________________________________________________</w:t>
+      </w:r>
+    </w:p>
+    <w:p>
+      <w:r>
+        <w:t>________________________________________________________________</w:t>
+      </w:r>
+    </w:p>
+    <w:p>
+      <w:r>
+        <w:t>________________________________________________________________</w:t>
+      </w:r>
+    </w:p>
+    <w:p>
+      <w:pPr>
+        <w:pStyle w:val="Heading1"/>
+      </w:pPr>
+      <w:r>
+        <w:t>08. Reference · Earlier W4 response copy</w:t>
+      </w:r>
+    </w:p>
+    <w:p>
+      <w:r>
+        <w:t>Keep this task’s inputs,rule and response together.</w:t>
+      </w:r>
+    </w:p>
+    <w:p>
+      <w:pPr>
+        <w:pStyle w:val="Heading2"/>
+      </w:pPr>
+      <w:r>
+        <w:t>Complete task and evidence</w:t>
+      </w:r>
+    </w:p>
+    <w:p>
+      <w:pPr>
+        <w:pStyle w:val="ListBullet"/>
+      </w:pPr>
+      <w:r>
+        <w:t>Use x = 1, target 4, w = 1, b = 1, squared loss and learning rate 0.1. Compute prediction, residual, gradient [2 times residual times x, 2 times residual], new parameters and new loss.</w:t>
+      </w:r>
+    </w:p>
+    <w:p>
+      <w:pPr>
+        <w:pStyle w:val="Heading3"/>
+      </w:pPr>
+      <w:r>
+        <w:t>My reasoning and evidence</w:t>
+      </w:r>
+    </w:p>
+    <w:p>
+      <w:r>
+        <w:t>________________________________________________________________</w:t>
+      </w:r>
+    </w:p>
+    <w:p>
+      <w:r>
+        <w:t>________________________________________________________________</w:t>
+      </w:r>
+    </w:p>
+    <w:p>
+      <w:r>
+        <w:t>________________________________________________________________</w:t>
+      </w:r>
+    </w:p>
+    <w:p>
+      <w:r>
+        <w:t>________________________________________________________________</w:t>
+      </w:r>
+    </w:p>
+    <w:p>
+      <w:r>
+        <w:t>________________________________________________________________</w:t>
+      </w:r>
+    </w:p>
+    <w:p>
+      <w:r>
+        <w:t>________________________________________________________________</w:t>
+      </w:r>
+    </w:p>
+    <w:p>
+      <w:r>
+        <w:t>________________________________________________________________</w:t>
+      </w:r>
+    </w:p>
+    <w:p>
+      <w:r>
+        <w:t>________________________________________________________________</w:t>
+      </w:r>
+    </w:p>
+    <w:p>
+      <w:pPr>
+        <w:pStyle w:val="Heading1"/>
+      </w:pPr>
+      <w:r>
+        <w:t>12. Extra practice · Pictured case</w:t>
+      </w:r>
+    </w:p>
+    <w:p>
+      <w:r>
+        <w:t>Keep this task’s inputs,rule and response together.</w:t>
+      </w:r>
+    </w:p>
+    <w:p>
+      <w:pPr>
+        <w:pStyle w:val="Heading2"/>
+      </w:pPr>
+      <w:r>
+        <w:t>Complete task and evidence</w:t>
+      </w:r>
+    </w:p>
+    <w:p>
+      <w:pPr>
+        <w:pStyle w:val="ListBullet"/>
+      </w:pPr>
+      <w:r>
         <w:t>Use one explicit gradient update and then recompute the loss.</w:t>
       </w:r>
     </w:p>
     <w:p>
       <w:pPr>
-        <w:spacing w:line="336" w:lineRule="auto" w:after="180"/>
-      </w:pPr>
-      <w:r>
-        <w:rPr>
-          <w:b w:val="0"/>
-        </w:rPr>
-        <w:t xml:space="preserve">Model y=2w+b, target 5. Start w=1, b=1; </w:t>
-      </w:r>
-      <w:r>
-        <w:rPr>
-          <w:b/>
-        </w:rPr>
-        <w:t>learning rate</w:t>
-      </w:r>
-      <w:r>
-        <w:rPr>
-          <w:b w:val="0"/>
-        </w:rPr>
-        <w:t xml:space="preserve"> 0.05. Initial y=3, error y−target=−2, squared loss 4.</w:t>
-      </w:r>
-    </w:p>
-    <w:p>
-      <w:pPr>
-        <w:spacing w:line="336" w:lineRule="auto" w:after="180"/>
-      </w:pPr>
-      <w:r>
-        <w:rPr>
-          <w:b w:val="0"/>
-        </w:rPr>
-        <w:t xml:space="preserve">All </w:t>
-      </w:r>
-      <w:r>
-        <w:rPr>
-          <w:b/>
-        </w:rPr>
-        <w:t>input</w:t>
-      </w:r>
-      <w:r>
-        <w:rPr>
-          <w:b w:val="0"/>
-        </w:rPr>
-        <w:t>s and outcomes in this worked example are invented classroom data; no real model run is claimed.</w:t>
+        <w:pStyle w:val="ListBullet"/>
+      </w:pPr>
+      <w:r>
+        <w:t>Model y=2w+b, target 5. Start w=1, b=1; learning rate 0.05. Initial y=3, error y−target=−2, squared loss 4.</w:t>
+      </w:r>
+    </w:p>
+    <w:p>
+      <w:pPr>
+        <w:pStyle w:val="ListBullet"/>
+      </w:pPr>
+      <w:r>
+        <w:t>All inputs and outcomes in this worked example are invented classroom data; no real model run is claimed.</w:t>
       </w:r>
     </w:p>
     <w:p>
@@ -1572,25 +1392,10 @@
     </w:p>
     <w:p>
       <w:pPr>
-        <w:spacing w:line="336" w:lineRule="auto" w:after="180"/>
-      </w:pPr>
-      <w:r>
-        <w:rPr>
-          <w:b w:val="0"/>
-        </w:rPr>
-        <w:t xml:space="preserve">Why must new loss be recomputed rather than assumed smaller? Point to the relevant step in the picture, then write the changed result and the rule or </w:t>
-      </w:r>
-      <w:r>
-        <w:rPr>
-          <w:b/>
-        </w:rPr>
-        <w:t>evidence</w:t>
-      </w:r>
-      <w:r>
-        <w:rPr>
-          <w:b w:val="0"/>
-        </w:rPr>
-        <w:t xml:space="preserve"> that supports it.</w:t>
+        <w:pStyle w:val="ListBullet"/>
+      </w:pPr>
+      <w:r>
+        <w:t>Why must new loss be recomputed rather than assumed smaller? Point to the relevant step in the picture, then write the changed result and the rule or evidence that supports it.</w:t>
       </w:r>
     </w:p>
     <w:p>
@@ -1633,68 +1438,18 @@
     </w:p>
     <w:p>
       <w:pPr>
-        <w:pStyle w:val="Heading3"/>
-      </w:pPr>
-      <w:r>
-        <w:t>Record the help used</w:t>
-      </w:r>
-    </w:p>
-    <w:p>
-      <w:pPr>
-        <w:spacing w:line="336" w:lineRule="auto" w:after="180"/>
-        <w:shd w:fill="F1F6F8"/>
-      </w:pPr>
-      <w:r>
-        <w:rPr>
-          <w:b w:val="0"/>
-        </w:rPr>
-        <w:t xml:space="preserve">Support used: alone / hint / worked example. This record is practice </w:t>
-      </w:r>
-      <w:r>
-        <w:rPr>
-          <w:b/>
-        </w:rPr>
-        <w:t>evidence</w:t>
-      </w:r>
-      <w:r>
-        <w:rPr>
-          <w:b w:val="0"/>
-        </w:rPr>
-        <w:t>.</w:t>
-      </w:r>
-    </w:p>
-    <w:p>
-      <w:pPr>
-        <w:spacing w:line="336" w:lineRule="auto" w:after="180"/>
-      </w:pPr>
-      <w:r>
-        <w:rPr>
-          <w:b w:val="0"/>
-        </w:rPr>
-        <w:t xml:space="preserve">Project connection: For your Image-pattern Network Investigation, save the </w:t>
-      </w:r>
-      <w:r>
-        <w:rPr>
-          <w:b/>
-        </w:rPr>
-        <w:t>input</w:t>
-      </w:r>
-      <w:r>
-        <w:rPr>
-          <w:b w:val="0"/>
-        </w:rPr>
-        <w:t>, procedure, observed result and limitation of this check.</w:t>
-      </w:r>
-    </w:p>
-    <w:p>
-      <w:pPr>
-        <w:spacing w:line="336" w:lineRule="auto" w:after="180"/>
-      </w:pPr>
-      <w:r>
-        <w:rPr>
-          <w:b w:val="0"/>
-        </w:rPr>
-        <w:t>Label this worked example as practice; use a different, previously unreviewed case when checking independent understanding.</w:t>
+        <w:pStyle w:val="ListBullet"/>
+      </w:pPr>
+      <w:r>
+        <w:t>Support used: alone / hint / worked example. This record is practice evidence.</w:t>
+      </w:r>
+    </w:p>
+    <w:p>
+      <w:pPr>
+        <w:pStyle w:val="ListBullet"/>
+      </w:pPr>
+      <w:r>
+        <w:t>Project connection: For your Image-pattern Network Investigation, save the input, procedure, observed result and limitation of this check. Label this worked example as practice; use a different, previously unreviewed case when checking independent understanding.</w:t>
       </w:r>
     </w:p>
     <w:p>
@@ -1702,92 +1457,44 @@
         <w:pStyle w:val="Heading1"/>
       </w:pPr>
       <w:r>
-        <w:t>13. Project portfolio milestone</w:t>
-      </w:r>
-    </w:p>
-    <w:p>
-      <w:r>
-        <w:t>Keep this week’s input, deciding step, result and limit together in the Image-pattern Network Investigation record.</w:t>
-      </w:r>
-    </w:p>
-    <w:p>
-      <w:pPr>
-        <w:spacing w:line="336" w:lineRule="auto" w:after="180"/>
-      </w:pPr>
-      <w:r>
-        <w:rPr>
-          <w:b w:val="0"/>
-        </w:rPr>
+        <w:t>13. Reference · Project milestone</w:t>
+      </w:r>
+    </w:p>
+    <w:p>
+      <w:r>
+        <w:t>Keep this task’s inputs,rule and response together.</w:t>
+      </w:r>
+    </w:p>
+    <w:p>
+      <w:pPr>
+        <w:pStyle w:val="Heading2"/>
+      </w:pPr>
+      <w:r>
+        <w:t>Complete task and evidence</w:t>
+      </w:r>
+    </w:p>
+    <w:p>
+      <w:pPr>
+        <w:pStyle w:val="ListBullet"/>
+      </w:pPr>
+      <w:r>
         <w:t>Project: Image-pattern Network Investigation</w:t>
       </w:r>
     </w:p>
     <w:p>
       <w:pPr>
-        <w:spacing w:line="336" w:lineRule="auto" w:after="180"/>
-      </w:pPr>
-      <w:r>
-        <w:rPr>
-          <w:b w:val="0"/>
-        </w:rPr>
-        <w:t xml:space="preserve">Current milestone: Make a transparent first version. Keep a trace of how one </w:t>
-      </w:r>
-      <w:r>
-        <w:rPr>
-          <w:b/>
-        </w:rPr>
-        <w:t>input</w:t>
-      </w:r>
-      <w:r>
-        <w:rPr>
-          <w:b w:val="0"/>
-        </w:rPr>
-        <w:t xml:space="preserve"> becomes an </w:t>
-      </w:r>
-      <w:r>
-        <w:rPr>
-          <w:b/>
-        </w:rPr>
-        <w:t>output</w:t>
-      </w:r>
-      <w:r>
-        <w:rPr>
-          <w:b w:val="0"/>
-        </w:rPr>
-        <w:t>; explain the rule or learned component.</w:t>
-      </w:r>
-    </w:p>
-    <w:p>
-      <w:pPr>
-        <w:spacing w:line="336" w:lineRule="auto" w:after="180"/>
-      </w:pPr>
-      <w:r>
-        <w:rPr>
-          <w:b w:val="0"/>
-        </w:rPr>
-        <w:t xml:space="preserve">For your Image-pattern Network Investigation, save the </w:t>
-      </w:r>
-      <w:r>
-        <w:rPr>
-          <w:b/>
-        </w:rPr>
-        <w:t>input</w:t>
-      </w:r>
-      <w:r>
-        <w:rPr>
-          <w:b w:val="0"/>
-        </w:rPr>
-        <w:t>, procedure, observed result and limitation of this check.</w:t>
-      </w:r>
-    </w:p>
-    <w:p>
-      <w:pPr>
-        <w:spacing w:line="336" w:lineRule="auto" w:after="180"/>
-      </w:pPr>
-      <w:r>
-        <w:rPr>
-          <w:b w:val="0"/>
-        </w:rPr>
-        <w:t>Label this worked example as practice; use a different, previously unreviewed case when checking independent understanding.</w:t>
+        <w:pStyle w:val="ListBullet"/>
+      </w:pPr>
+      <w:r>
+        <w:t>Current milestone: Make a transparent first version. Keep a trace of how one input becomes an output; explain the rule or learned component.</w:t>
+      </w:r>
+    </w:p>
+    <w:p>
+      <w:pPr>
+        <w:pStyle w:val="ListBullet"/>
+      </w:pPr>
+      <w:r>
+        <w:t>For your Image-pattern Network Investigation, save the input, procedure, observed result and limitation of this check. Label this worked example as practice; use a different, previously unreviewed case when checking independent understanding.</w:t>
       </w:r>
     </w:p>
     <w:tbl>
@@ -1944,12 +1651,573 @@
         <w:pStyle w:val="Heading1"/>
       </w:pPr>
       <w:r>
-        <w:t>14. Supported practice and learning evidence</w:t>
-      </w:r>
-    </w:p>
-    <w:p>
-      <w:r>
-        <w:t>Try the supported questions before comparing with hints and feedback. Record what you repaired and the evidence you retained.</w:t>
+        <w:t>14. Extra practice · Predict,check and repair</w:t>
+      </w:r>
+    </w:p>
+    <w:p>
+      <w:r>
+        <w:t>Keep supported feedback separate from the independent case.</w:t>
+      </w:r>
+    </w:p>
+    <w:p>
+      <w:pPr>
+        <w:pStyle w:val="Heading2"/>
+      </w:pPr>
+      <w:r>
+        <w:t>First supported question and optional hint</w:t>
+      </w:r>
+    </w:p>
+    <w:p>
+      <w:pPr>
+        <w:pStyle w:val="ListBullet"/>
+      </w:pPr>
+      <w:r>
+        <w:t>Use one explicit gradient update and then recompute the loss.</w:t>
+      </w:r>
+    </w:p>
+    <w:p>
+      <w:pPr>
+        <w:pStyle w:val="Heading3"/>
+      </w:pPr>
+      <w:r>
+        <w:t>Practice 1: explain the deciding evidence</w:t>
+      </w:r>
+    </w:p>
+    <w:p>
+      <w:pPr>
+        <w:pStyle w:val="ListBullet"/>
+      </w:pPr>
+      <w:r>
+        <w:t>Which labelled step matches this detail? New y=4, residual -1, loss 1: lower than 4.</w:t>
+      </w:r>
+    </w:p>
+    <w:p>
+      <w:pPr>
+        <w:pStyle w:val="ListBullet"/>
+      </w:pPr>
+      <w:r>
+        <w:t>1. Check new loss</w:t>
+      </w:r>
+    </w:p>
+    <w:p>
+      <w:pPr>
+        <w:pStyle w:val="ListBullet"/>
+      </w:pPr>
+      <w:r>
+        <w:t>2. Compute gradient</w:t>
+      </w:r>
+    </w:p>
+    <w:p>
+      <w:pPr>
+        <w:pStyle w:val="ListBullet"/>
+      </w:pPr>
+      <w:r>
+        <w:t>3. Update simultaneously</w:t>
+      </w:r>
+    </w:p>
+    <w:p>
+      <w:pPr>
+        <w:pStyle w:val="Heading3"/>
+      </w:pPr>
+      <w:r>
+        <w:t>My selected conclusion, deciding fact and explanation</w:t>
+      </w:r>
+    </w:p>
+    <w:p>
+      <w:r>
+        <w:t>________________________________________________________________</w:t>
+      </w:r>
+    </w:p>
+    <w:p>
+      <w:r>
+        <w:t>________________________________________________________________</w:t>
+      </w:r>
+    </w:p>
+    <w:p>
+      <w:r>
+        <w:t>________________________________________________________________</w:t>
+      </w:r>
+    </w:p>
+    <w:p>
+      <w:r>
+        <w:t>________________________________________________________________</w:t>
+      </w:r>
+    </w:p>
+    <w:p>
+      <w:r>
+        <w:t>________________________________________________________________</w:t>
+      </w:r>
+    </w:p>
+    <w:p>
+      <w:pPr>
+        <w:pStyle w:val="ListBullet"/>
+      </w:pPr>
+      <w:r>
+        <w:t>Hint if needed: Read the steps in the pictorial case. Match the supplied detail to the stage that performs or records it.</w:t>
+      </w:r>
+    </w:p>
+    <w:p>
+      <w:pPr>
+        <w:pStyle w:val="Heading2"/>
+      </w:pPr>
+      <w:r>
+        <w:t>Check after the first attempt · reference / check after trying</w:t>
+      </w:r>
+    </w:p>
+    <w:p>
+      <w:pPr>
+        <w:spacing w:line="336" w:lineRule="auto" w:after="180"/>
+      </w:pPr>
+      <w:r>
+        <w:rPr>
+          <w:b w:val="0"/>
+        </w:rPr>
+        <w:t xml:space="preserve">After your attempt, compare with the supported explanation: Check new loss New y=4, residual -1, loss 1: lower than 4. </w:t>
+      </w:r>
+      <w:r>
+        <w:rPr>
+          <w:b/>
+        </w:rPr>
+        <w:t>Gradient descent</w:t>
+      </w:r>
+      <w:r>
+        <w:rPr>
+          <w:b w:val="0"/>
+        </w:rPr>
+        <w:t xml:space="preserve"> subtracts </w:t>
+      </w:r>
+      <w:r>
+        <w:rPr>
+          <w:b/>
+        </w:rPr>
+        <w:t>learning rate</w:t>
+      </w:r>
+      <w:r>
+        <w:rPr>
+          <w:b w:val="0"/>
+        </w:rPr>
+        <w:t xml:space="preserve"> times gradient.</w:t>
+      </w:r>
+    </w:p>
+    <w:p>
+      <w:pPr>
+        <w:spacing w:line="336" w:lineRule="auto" w:after="180"/>
+      </w:pPr>
+      <w:r>
+        <w:rPr>
+          <w:b w:val="0"/>
+        </w:rPr>
+        <w:t xml:space="preserve">A negative gradient makes this subtraction increase the parameter. Compute both gradients at the original [w,b] before updating either one. The small step brings the </w:t>
+      </w:r>
+      <w:r>
+        <w:rPr>
+          <w:b/>
+        </w:rPr>
+        <w:t>prediction</w:t>
+      </w:r>
+      <w:r>
+        <w:rPr>
+          <w:b w:val="0"/>
+        </w:rPr>
+        <w:t xml:space="preserve"> closer to five, reducing squared error.</w:t>
+      </w:r>
+    </w:p>
+    <w:p>
+      <w:pPr>
+        <w:spacing w:line="336" w:lineRule="auto" w:after="180"/>
+      </w:pPr>
+      <w:r>
+        <w:rPr>
+          <w:b w:val="0"/>
+        </w:rPr>
+        <w:t xml:space="preserve">A larger step can cross the target and undo that gain, so the new </w:t>
+      </w:r>
+      <w:r>
+        <w:rPr>
+          <w:b/>
+        </w:rPr>
+        <w:t>prediction</w:t>
+      </w:r>
+      <w:r>
+        <w:rPr>
+          <w:b w:val="0"/>
+        </w:rPr>
+        <w:t xml:space="preserve"> and loss must be recalculated.</w:t>
+      </w:r>
+    </w:p>
+    <w:p>
+      <w:pPr>
+        <w:pStyle w:val="Heading2"/>
+      </w:pPr>
+      <w:r>
+        <w:t>Changed-case question and optional hint</w:t>
+      </w:r>
+    </w:p>
+    <w:p>
+      <w:pPr>
+        <w:pStyle w:val="Heading3"/>
+      </w:pPr>
+      <w:r>
+        <w:t>Practice 2: explain the deciding evidence</w:t>
+      </w:r>
+    </w:p>
+    <w:p>
+      <w:pPr>
+        <w:pStyle w:val="ListBullet"/>
+      </w:pPr>
+      <w:r>
+        <w:t>Changed-case practice: Set learning rate 0.2 from the same starting point. Which conclusion is supported by the supplied facts?</w:t>
+      </w:r>
+    </w:p>
+    <w:p>
+      <w:pPr>
+        <w:pStyle w:val="ListBullet"/>
+      </w:pPr>
+      <w:r>
+        <w:t>1. This one example guarantees correct results for every future input.</w:t>
+      </w:r>
+    </w:p>
+    <w:p>
+      <w:pPr>
+        <w:pStyle w:val="ListBullet"/>
+      </w:pPr>
+      <w:r>
+        <w:t>2. New w=2.6, b=1.8, y=7, squared loss 4: no improvement.</w:t>
+      </w:r>
+    </w:p>
+    <w:p>
+      <w:pPr>
+        <w:pStyle w:val="ListBullet"/>
+      </w:pPr>
+      <w:r>
+        <w:t>3. We can decide the result without examining the changed input or the procedure.</w:t>
+      </w:r>
+    </w:p>
+    <w:p>
+      <w:pPr>
+        <w:pStyle w:val="Heading3"/>
+      </w:pPr>
+      <w:r>
+        <w:t>My selected conclusion, deciding fact and explanation</w:t>
+      </w:r>
+    </w:p>
+    <w:p>
+      <w:r>
+        <w:t>________________________________________________________________</w:t>
+      </w:r>
+    </w:p>
+    <w:p>
+      <w:r>
+        <w:t>________________________________________________________________</w:t>
+      </w:r>
+    </w:p>
+    <w:p>
+      <w:r>
+        <w:t>________________________________________________________________</w:t>
+      </w:r>
+    </w:p>
+    <w:p>
+      <w:r>
+        <w:t>________________________________________________________________</w:t>
+      </w:r>
+    </w:p>
+    <w:p>
+      <w:r>
+        <w:t>________________________________________________________________</w:t>
+      </w:r>
+    </w:p>
+    <w:p>
+      <w:pPr>
+        <w:pStyle w:val="ListBullet"/>
+      </w:pPr>
+      <w:r>
+        <w:t>Hint if needed: Use the changed condition and the deciding step in the pictorial trace. The answer must say what follows from those facts.</w:t>
+      </w:r>
+    </w:p>
+    <w:p>
+      <w:pPr>
+        <w:pStyle w:val="Heading2"/>
+      </w:pPr>
+      <w:r>
+        <w:t>Check after the changed attempt · reference / check after trying</w:t>
+      </w:r>
+    </w:p>
+    <w:p>
+      <w:pPr>
+        <w:spacing w:line="336" w:lineRule="auto" w:after="180"/>
+      </w:pPr>
+      <w:r>
+        <w:rPr>
+          <w:b w:val="0"/>
+        </w:rPr>
+        <w:t>After your attempt, compare with the supported explanation: New w=2.6, b=1.8, y=7, squared loss 4: no improvement. The larger update jumps to an equally distant point on the opposite side of the target.</w:t>
+      </w:r>
+    </w:p>
+    <w:p>
+      <w:pPr>
+        <w:pStyle w:val="Heading2"/>
+      </w:pPr>
+      <w:r>
+        <w:t>Repair and retain the record</w:t>
+      </w:r>
+    </w:p>
+    <w:p>
+      <w:pPr>
+        <w:spacing w:line="336" w:lineRule="auto" w:after="180"/>
+      </w:pPr>
+      <w:r>
+        <w:rPr>
+          <w:b w:val="0"/>
+        </w:rPr>
+        <w:t>Review Gradients with a numerical check (ai-5/10). Goal: Estimate one partial derivative while other parameters stay fixed. Short practice: Why should the numerical checks perturb one coordinate at a time?</w:t>
+      </w:r>
+    </w:p>
+    <w:p>
+      <w:pPr>
+        <w:spacing w:line="336" w:lineRule="auto" w:after="180"/>
+      </w:pPr>
+      <w:r>
+        <w:rPr>
+          <w:b w:val="0"/>
+        </w:rPr>
+        <w:t xml:space="preserve">Point to the relevant step in the picture, then write the changed result and the rule or </w:t>
+      </w:r>
+      <w:r>
+        <w:rPr>
+          <w:b/>
+        </w:rPr>
+        <w:t>evidence</w:t>
+      </w:r>
+      <w:r>
+        <w:rPr>
+          <w:b w:val="0"/>
+        </w:rPr>
+        <w:t xml:space="preserve"> that supports it.. Return to this week and explain what you changed.</w:t>
+      </w:r>
+    </w:p>
+    <w:p>
+      <w:pPr>
+        <w:spacing w:line="336" w:lineRule="auto" w:after="180"/>
+      </w:pPr>
+      <w:r>
+        <w:rPr>
+          <w:b w:val="0"/>
+        </w:rPr>
+        <w:t>Review Loss functions (ai-5/8). Goal: Calculate per-example squared error and mean squared error. Short practice: Why must the report name the chosen loss?</w:t>
+      </w:r>
+    </w:p>
+    <w:p>
+      <w:pPr>
+        <w:spacing w:line="336" w:lineRule="auto" w:after="180"/>
+      </w:pPr>
+      <w:r>
+        <w:rPr>
+          <w:b w:val="0"/>
+        </w:rPr>
+        <w:t xml:space="preserve">Point to the relevant step in the picture, then write the changed result and the rule or </w:t>
+      </w:r>
+      <w:r>
+        <w:rPr>
+          <w:b/>
+        </w:rPr>
+        <w:t>evidence</w:t>
+      </w:r>
+      <w:r>
+        <w:rPr>
+          <w:b w:val="0"/>
+        </w:rPr>
+        <w:t xml:space="preserve"> that supports it.. Return to this week and explain what you changed.</w:t>
+      </w:r>
+    </w:p>
+    <w:p>
+      <w:pPr>
+        <w:spacing w:line="336" w:lineRule="auto" w:after="180"/>
+      </w:pPr>
+      <w:r>
+        <w:rPr>
+          <w:b w:val="0"/>
+        </w:rPr>
+        <w:t xml:space="preserve">Review Composing layers (ai-5/5). Goal: Trace how one layer supplies the next layer </w:t>
+      </w:r>
+      <w:r>
+        <w:rPr>
+          <w:b/>
+        </w:rPr>
+        <w:t>input</w:t>
+      </w:r>
+      <w:r>
+        <w:rPr>
+          <w:b w:val="0"/>
+        </w:rPr>
+        <w:t xml:space="preserve">s. Short practice: What intermediate value explains the changed </w:t>
+      </w:r>
+      <w:r>
+        <w:rPr>
+          <w:b/>
+        </w:rPr>
+        <w:t>output</w:t>
+      </w:r>
+      <w:r>
+        <w:rPr>
+          <w:b w:val="0"/>
+        </w:rPr>
+        <w:t>?</w:t>
+      </w:r>
+    </w:p>
+    <w:p>
+      <w:pPr>
+        <w:spacing w:line="336" w:lineRule="auto" w:after="180"/>
+      </w:pPr>
+      <w:r>
+        <w:rPr>
+          <w:b w:val="0"/>
+        </w:rPr>
+        <w:t xml:space="preserve">Point to the relevant step in the picture, then write the changed result and the rule or </w:t>
+      </w:r>
+      <w:r>
+        <w:rPr>
+          <w:b/>
+        </w:rPr>
+        <w:t>evidence</w:t>
+      </w:r>
+      <w:r>
+        <w:rPr>
+          <w:b w:val="0"/>
+        </w:rPr>
+        <w:t xml:space="preserve"> that supports it.. Return to this week and explain what you changed.</w:t>
+      </w:r>
+    </w:p>
+    <w:p>
+      <w:pPr>
+        <w:spacing w:line="336" w:lineRule="auto" w:after="180"/>
+      </w:pPr>
+      <w:r>
+        <w:rPr>
+          <w:b w:val="0"/>
+        </w:rPr>
+        <w:t xml:space="preserve">The browser lab lets you edit the supported Python examples already included in this lesson. Predict first, run, inspect the actual </w:t>
+      </w:r>
+      <w:r>
+        <w:rPr>
+          <w:b/>
+        </w:rPr>
+        <w:t>output</w:t>
+      </w:r>
+      <w:r>
+        <w:rPr>
+          <w:b w:val="0"/>
+        </w:rPr>
+        <w:t xml:space="preserve"> or error, change one </w:t>
+      </w:r>
+      <w:r>
+        <w:rPr>
+          <w:b/>
+        </w:rPr>
+        <w:t>input</w:t>
+      </w:r>
+      <w:r>
+        <w:rPr>
+          <w:b w:val="0"/>
+        </w:rPr>
+        <w:t>, then run again.</w:t>
+      </w:r>
+    </w:p>
+    <w:p>
+      <w:pPr>
+        <w:spacing w:line="336" w:lineRule="auto" w:after="180"/>
+      </w:pPr>
+      <w:r>
+        <w:rPr>
+          <w:b w:val="0"/>
+        </w:rPr>
+        <w:t xml:space="preserve">Keep code, </w:t>
+      </w:r>
+      <w:r>
+        <w:rPr>
+          <w:b/>
+        </w:rPr>
+        <w:t>prediction</w:t>
+      </w:r>
+      <w:r>
+        <w:rPr>
+          <w:b w:val="0"/>
+        </w:rPr>
+        <w:t>s, actual results and a reasoned revision together. On paper, label your result as a trace rather than an execution.</w:t>
+      </w:r>
+    </w:p>
+    <w:p>
+      <w:pPr>
+        <w:spacing w:line="336" w:lineRule="auto" w:after="180"/>
+      </w:pPr>
+      <w:r>
+        <w:rPr>
+          <w:b w:val="0"/>
+        </w:rPr>
+        <w:t xml:space="preserve">Use Download completed work in the hosted lesson to export your answers, reflections, practice feedback and code-run </w:t>
+      </w:r>
+      <w:r>
+        <w:rPr>
+          <w:b/>
+        </w:rPr>
+        <w:t>evidence</w:t>
+      </w:r>
+      <w:r>
+        <w:rPr>
+          <w:b w:val="0"/>
+        </w:rPr>
+        <w:t>. Open the HTML copy to read or print it.</w:t>
+      </w:r>
+    </w:p>
+    <w:p>
+      <w:pPr>
+        <w:spacing w:line="336" w:lineRule="auto" w:after="180"/>
+      </w:pPr>
+      <w:r>
+        <w:rPr>
+          <w:b w:val="0"/>
+        </w:rPr>
+        <w:t>Drafts stay in this browser when storage is available; clear drafts on a shared device.</w:t>
+      </w:r>
+    </w:p>
+    <w:p>
+      <w:pPr>
+        <w:pStyle w:val="Heading3"/>
+      </w:pPr>
+      <w:r>
+        <w:t>What I repaired, the evidence I kept and the next test</w:t>
+      </w:r>
+    </w:p>
+    <w:p>
+      <w:r>
+        <w:t>________________________________________________________________</w:t>
+      </w:r>
+    </w:p>
+    <w:p>
+      <w:r>
+        <w:t>________________________________________________________________</w:t>
+      </w:r>
+    </w:p>
+    <w:p>
+      <w:r>
+        <w:t>________________________________________________________________</w:t>
+      </w:r>
+    </w:p>
+    <w:p>
+      <w:r>
+        <w:t>________________________________________________________________</w:t>
+      </w:r>
+    </w:p>
+    <w:p>
+      <w:r>
+        <w:t>________________________________________________________________</w:t>
+      </w:r>
+    </w:p>
+    <w:p>
+      <w:pPr>
+        <w:pStyle w:val="Heading2"/>
+      </w:pPr>
+      <w:r>
+        <w:t>Earlier wording, alternatives and picture transcripts · reference / check after trying</w:t>
       </w:r>
     </w:p>
     <w:p>
@@ -1965,68 +2233,10 @@
     </w:p>
     <w:p>
       <w:pPr>
-        <w:spacing w:line="336" w:lineRule="auto" w:after="180"/>
-      </w:pPr>
-      <w:r>
-        <w:rPr>
-          <w:b w:val="0"/>
-        </w:rPr>
-        <w:t>Use one explicit gradient update and then recompute the loss.</w:t>
-      </w:r>
-    </w:p>
-    <w:p>
-      <w:pPr>
         <w:pStyle w:val="Heading3"/>
       </w:pPr>
       <w:r>
-        <w:t>Practice 1: explain the deciding evidence</w:t>
-      </w:r>
-    </w:p>
-    <w:p>
-      <w:pPr>
-        <w:spacing w:line="336" w:lineRule="auto" w:after="180"/>
-      </w:pPr>
-      <w:r>
-        <w:rPr>
-          <w:b w:val="0"/>
-        </w:rPr>
-        <w:t>Which labelled step matches this detail? New y=4, residual -1, loss 1: lower than 4.</w:t>
-      </w:r>
-    </w:p>
-    <w:p>
-      <w:pPr>
-        <w:spacing w:line="336" w:lineRule="auto" w:after="180"/>
-        <w:shd w:fill="F4F9FC"/>
-      </w:pPr>
-      <w:r>
-        <w:rPr>
-          <w:b w:val="0"/>
-        </w:rPr>
-        <w:t>1. Check new loss</w:t>
-      </w:r>
-    </w:p>
-    <w:p>
-      <w:pPr>
-        <w:spacing w:line="336" w:lineRule="auto" w:after="180"/>
-        <w:shd w:fill="F4F9FC"/>
-      </w:pPr>
-      <w:r>
-        <w:rPr>
-          <w:b w:val="0"/>
-        </w:rPr>
-        <w:t>2. Compute gradient</w:t>
-      </w:r>
-    </w:p>
-    <w:p>
-      <w:pPr>
-        <w:spacing w:line="336" w:lineRule="auto" w:after="180"/>
-        <w:shd w:fill="F4F9FC"/>
-      </w:pPr>
-      <w:r>
-        <w:rPr>
-          <w:b w:val="0"/>
-        </w:rPr>
-        <w:t>3. Update simultaneously</w:t>
+        <w:t>Repair a missing building block</w:t>
       </w:r>
     </w:p>
     <w:p>
@@ -2034,32 +2244,7 @@
         <w:pStyle w:val="Heading3"/>
       </w:pPr>
       <w:r>
-        <w:t>My selected conclusion, deciding fact and explanation</w:t>
-      </w:r>
-    </w:p>
-    <w:p>
-      <w:r>
-        <w:t>________________________________________________________________</w:t>
-      </w:r>
-    </w:p>
-    <w:p>
-      <w:r>
-        <w:t>________________________________________________________________</w:t>
-      </w:r>
-    </w:p>
-    <w:p>
-      <w:r>
-        <w:t>________________________________________________________________</w:t>
-      </w:r>
-    </w:p>
-    <w:p>
-      <w:r>
-        <w:t>________________________________________________________________</w:t>
-      </w:r>
-    </w:p>
-    <w:p>
-      <w:r>
-        <w:t>________________________________________________________________</w:t>
+        <w:t>Predict, run and debug</w:t>
       </w:r>
     </w:p>
     <w:p>
@@ -2067,577 +2252,25 @@
         <w:pStyle w:val="Heading3"/>
       </w:pPr>
       <w:r>
-        <w:t>Hint · try first</w:t>
-      </w:r>
-    </w:p>
-    <w:p>
-      <w:pPr>
-        <w:spacing w:line="336" w:lineRule="auto" w:after="180"/>
-        <w:shd w:fill="F1F6F8"/>
-      </w:pPr>
-      <w:r>
-        <w:rPr>
-          <w:b w:val="0"/>
-        </w:rPr>
-        <w:t>Hint if needed: Read the steps in the pictorial case. Match the supplied detail to the stage that performs or records it.</w:t>
-      </w:r>
-    </w:p>
-    <w:p>
-      <w:pPr>
-        <w:pStyle w:val="Heading3"/>
-      </w:pPr>
-      <w:r>
-        <w:t>Feedback · compare after trying</w:t>
-      </w:r>
-    </w:p>
-    <w:p>
-      <w:pPr>
-        <w:spacing w:line="336" w:lineRule="auto" w:after="180"/>
-        <w:shd w:fill="F1F6FC"/>
-      </w:pPr>
-      <w:r>
-        <w:rPr>
-          <w:b w:val="0"/>
-        </w:rPr>
-        <w:t xml:space="preserve">After your attempt, compare with the supported explanation: Check new loss New y=4, residual -1, loss 1: lower than 4. </w:t>
-      </w:r>
-      <w:r>
-        <w:rPr>
-          <w:b/>
-        </w:rPr>
-        <w:t>Gradient descent</w:t>
-      </w:r>
-      <w:r>
-        <w:rPr>
-          <w:b w:val="0"/>
-        </w:rPr>
-        <w:t xml:space="preserve"> subtracts </w:t>
-      </w:r>
-      <w:r>
-        <w:rPr>
-          <w:b/>
-        </w:rPr>
-        <w:t>learning rate</w:t>
-      </w:r>
-      <w:r>
-        <w:rPr>
-          <w:b w:val="0"/>
-        </w:rPr>
-        <w:t xml:space="preserve"> times gradient.</w:t>
-      </w:r>
-    </w:p>
-    <w:p>
-      <w:pPr>
-        <w:spacing w:line="336" w:lineRule="auto" w:after="180"/>
-        <w:shd w:fill="F1F6FC"/>
-      </w:pPr>
-      <w:r>
-        <w:rPr>
-          <w:b w:val="0"/>
-        </w:rPr>
-        <w:t xml:space="preserve">A negative gradient makes this subtraction increase the parameter. Compute both gradients at the original [w,b] before updating either one. The small step brings the </w:t>
-      </w:r>
-      <w:r>
-        <w:rPr>
-          <w:b/>
-        </w:rPr>
-        <w:t>prediction</w:t>
-      </w:r>
-      <w:r>
-        <w:rPr>
-          <w:b w:val="0"/>
-        </w:rPr>
-        <w:t xml:space="preserve"> closer to five, reducing squared error.</w:t>
-      </w:r>
-    </w:p>
-    <w:p>
-      <w:pPr>
-        <w:spacing w:line="336" w:lineRule="auto" w:after="180"/>
-        <w:shd w:fill="F1F6FC"/>
-      </w:pPr>
-      <w:r>
-        <w:rPr>
-          <w:b w:val="0"/>
-        </w:rPr>
-        <w:t xml:space="preserve">A larger step can cross the target and undo that gain, so the new </w:t>
-      </w:r>
-      <w:r>
-        <w:rPr>
-          <w:b/>
-        </w:rPr>
-        <w:t>prediction</w:t>
-      </w:r>
-      <w:r>
-        <w:rPr>
-          <w:b w:val="0"/>
-        </w:rPr>
-        <w:t xml:space="preserve"> and loss must be recalculated.</w:t>
-      </w:r>
-    </w:p>
-    <w:p>
-      <w:pPr>
-        <w:pStyle w:val="Heading3"/>
-      </w:pPr>
-      <w:r>
-        <w:t>Practice 2: explain the deciding evidence</w:t>
-      </w:r>
-    </w:p>
-    <w:p>
-      <w:pPr>
-        <w:pStyle w:val="Heading3"/>
-      </w:pPr>
-      <w:r>
-        <w:t>Changed case · predict first</w:t>
-      </w:r>
-    </w:p>
-    <w:p>
-      <w:pPr>
-        <w:spacing w:line="336" w:lineRule="auto" w:after="180"/>
-        <w:shd w:fill="F5F1FB"/>
-      </w:pPr>
-      <w:r>
-        <w:rPr>
-          <w:b w:val="0"/>
-        </w:rPr>
-        <w:t xml:space="preserve">Changed-case practice: Set </w:t>
-      </w:r>
-      <w:r>
-        <w:rPr>
-          <w:b/>
-        </w:rPr>
-        <w:t>learning rate</w:t>
-      </w:r>
-      <w:r>
-        <w:rPr>
-          <w:b w:val="0"/>
-        </w:rPr>
-        <w:t xml:space="preserve"> 0.2 from the same starting point. Which conclusion is supported by the supplied facts?</w:t>
-      </w:r>
-    </w:p>
-    <w:p>
-      <w:pPr>
-        <w:spacing w:line="336" w:lineRule="auto" w:after="180"/>
-        <w:shd w:fill="F4F9FC"/>
-      </w:pPr>
-      <w:r>
-        <w:rPr>
-          <w:b w:val="0"/>
-        </w:rPr>
-        <w:t xml:space="preserve">1. This one example guarantees correct results for every future </w:t>
-      </w:r>
-      <w:r>
-        <w:rPr>
-          <w:b/>
-        </w:rPr>
-        <w:t>input</w:t>
-      </w:r>
-      <w:r>
-        <w:rPr>
-          <w:b w:val="0"/>
-        </w:rPr>
-        <w:t>.</w:t>
-      </w:r>
-    </w:p>
-    <w:p>
-      <w:pPr>
-        <w:spacing w:line="336" w:lineRule="auto" w:after="180"/>
-        <w:shd w:fill="F4F9FC"/>
-      </w:pPr>
-      <w:r>
-        <w:rPr>
-          <w:b w:val="0"/>
-        </w:rPr>
-        <w:t>2. New w=2.6, b=1.8, y=7, squared loss 4: no improvement.</w:t>
-      </w:r>
-    </w:p>
-    <w:p>
-      <w:pPr>
-        <w:spacing w:line="336" w:lineRule="auto" w:after="180"/>
-        <w:shd w:fill="F4F9FC"/>
-      </w:pPr>
-      <w:r>
-        <w:rPr>
-          <w:b w:val="0"/>
-        </w:rPr>
-        <w:t xml:space="preserve">3. We can decide the result without examining the changed </w:t>
-      </w:r>
-      <w:r>
-        <w:rPr>
-          <w:b/>
-        </w:rPr>
-        <w:t>input</w:t>
-      </w:r>
-      <w:r>
-        <w:rPr>
-          <w:b w:val="0"/>
-        </w:rPr>
-        <w:t xml:space="preserve"> or the procedure.</w:t>
-      </w:r>
-    </w:p>
-    <w:p>
-      <w:pPr>
-        <w:pStyle w:val="Heading3"/>
-      </w:pPr>
-      <w:r>
-        <w:t>My selected conclusion, deciding fact and explanation</w:t>
-      </w:r>
-    </w:p>
-    <w:p>
-      <w:r>
-        <w:t>________________________________________________________________</w:t>
-      </w:r>
-    </w:p>
-    <w:p>
-      <w:r>
-        <w:t>________________________________________________________________</w:t>
-      </w:r>
-    </w:p>
-    <w:p>
-      <w:r>
-        <w:t>________________________________________________________________</w:t>
-      </w:r>
-    </w:p>
-    <w:p>
-      <w:r>
-        <w:t>________________________________________________________________</w:t>
-      </w:r>
-    </w:p>
-    <w:p>
-      <w:r>
-        <w:t>________________________________________________________________</w:t>
-      </w:r>
-    </w:p>
-    <w:p>
-      <w:pPr>
-        <w:pStyle w:val="Heading3"/>
-      </w:pPr>
-      <w:r>
-        <w:t>Hint · try first</w:t>
-      </w:r>
-    </w:p>
-    <w:p>
-      <w:pPr>
-        <w:spacing w:line="336" w:lineRule="auto" w:after="180"/>
-        <w:shd w:fill="F1F6F8"/>
-      </w:pPr>
-      <w:r>
-        <w:rPr>
-          <w:b w:val="0"/>
-        </w:rPr>
-        <w:t>Hint if needed: Use the changed condition and the deciding step in the pictorial trace. The answer must say what follows from those facts.</w:t>
-      </w:r>
-    </w:p>
-    <w:p>
-      <w:pPr>
-        <w:pStyle w:val="Heading3"/>
-      </w:pPr>
-      <w:r>
-        <w:t>Feedback · compare after trying</w:t>
-      </w:r>
-    </w:p>
-    <w:p>
-      <w:pPr>
-        <w:spacing w:line="336" w:lineRule="auto" w:after="180"/>
-        <w:shd w:fill="F1F6FC"/>
-      </w:pPr>
-      <w:r>
-        <w:rPr>
-          <w:b w:val="0"/>
-        </w:rPr>
-        <w:t>After your attempt, compare with the supported explanation: New w=2.6, b=1.8, y=7, squared loss 4: no improvement. The larger update jumps to an equally distant point on the opposite side of the target.</w:t>
-      </w:r>
-    </w:p>
-    <w:p>
-      <w:pPr>
-        <w:pStyle w:val="Heading3"/>
-      </w:pPr>
-      <w:r>
-        <w:t>Repair a missing building block</w:t>
-      </w:r>
-    </w:p>
-    <w:p>
-      <w:pPr>
-        <w:spacing w:line="336" w:lineRule="auto" w:after="180"/>
-      </w:pPr>
-      <w:r>
-        <w:rPr>
-          <w:b w:val="0"/>
-        </w:rPr>
-        <w:t>Review Gradients with a numerical check (ai-5/10). Goal: Estimate one partial derivative while other parameters stay fixed. Short practice: Why should the numerical checks perturb one coordinate at a time?</w:t>
-      </w:r>
-    </w:p>
-    <w:p>
-      <w:pPr>
-        <w:spacing w:line="336" w:lineRule="auto" w:after="180"/>
-      </w:pPr>
-      <w:r>
-        <w:rPr>
-          <w:b w:val="0"/>
-        </w:rPr>
-        <w:t xml:space="preserve">Point to the relevant step in the picture, then write the changed result and the rule or </w:t>
-      </w:r>
-      <w:r>
-        <w:rPr>
-          <w:b/>
-        </w:rPr>
-        <w:t>evidence</w:t>
-      </w:r>
-      <w:r>
-        <w:rPr>
-          <w:b w:val="0"/>
-        </w:rPr>
-        <w:t xml:space="preserve"> that supports it.. Return to this week and explain what you changed.</w:t>
-      </w:r>
-    </w:p>
-    <w:p>
-      <w:pPr>
-        <w:spacing w:line="336" w:lineRule="auto" w:after="180"/>
-      </w:pPr>
-      <w:r>
-        <w:rPr>
-          <w:b w:val="0"/>
-        </w:rPr>
-        <w:t>Review Loss functions (ai-5/8). Goal: Calculate per-example squared error and mean squared error. Short practice: Why must the report name the chosen loss?</w:t>
-      </w:r>
-    </w:p>
-    <w:p>
-      <w:pPr>
-        <w:spacing w:line="336" w:lineRule="auto" w:after="180"/>
-      </w:pPr>
-      <w:r>
-        <w:rPr>
-          <w:b w:val="0"/>
-        </w:rPr>
-        <w:t xml:space="preserve">Point to the relevant step in the picture, then write the changed result and the rule or </w:t>
-      </w:r>
-      <w:r>
-        <w:rPr>
-          <w:b/>
-        </w:rPr>
-        <w:t>evidence</w:t>
-      </w:r>
-      <w:r>
-        <w:rPr>
-          <w:b w:val="0"/>
-        </w:rPr>
-        <w:t xml:space="preserve"> that supports it.. Return to this week and explain what you changed.</w:t>
-      </w:r>
-    </w:p>
-    <w:p>
-      <w:pPr>
-        <w:spacing w:line="336" w:lineRule="auto" w:after="180"/>
-      </w:pPr>
-      <w:r>
-        <w:rPr>
-          <w:b w:val="0"/>
-        </w:rPr>
-        <w:t xml:space="preserve">Review Composing layers (ai-5/5). Goal: Trace how one layer supplies the next layer </w:t>
-      </w:r>
-      <w:r>
-        <w:rPr>
-          <w:b/>
-        </w:rPr>
-        <w:t>input</w:t>
-      </w:r>
-      <w:r>
-        <w:rPr>
-          <w:b w:val="0"/>
-        </w:rPr>
-        <w:t xml:space="preserve">s. Short practice: What intermediate value explains the changed </w:t>
-      </w:r>
-      <w:r>
-        <w:rPr>
-          <w:b/>
-        </w:rPr>
-        <w:t>output</w:t>
-      </w:r>
-      <w:r>
-        <w:rPr>
-          <w:b w:val="0"/>
-        </w:rPr>
-        <w:t>?</w:t>
-      </w:r>
-    </w:p>
-    <w:p>
-      <w:pPr>
-        <w:spacing w:line="336" w:lineRule="auto" w:after="180"/>
-      </w:pPr>
-      <w:r>
-        <w:rPr>
-          <w:b w:val="0"/>
-        </w:rPr>
-        <w:t xml:space="preserve">Point to the relevant step in the picture, then write the changed result and the rule or </w:t>
-      </w:r>
-      <w:r>
-        <w:rPr>
-          <w:b/>
-        </w:rPr>
-        <w:t>evidence</w:t>
-      </w:r>
-      <w:r>
-        <w:rPr>
-          <w:b w:val="0"/>
-        </w:rPr>
-        <w:t xml:space="preserve"> that supports it.. Return to this week and explain what you changed.</w:t>
-      </w:r>
-    </w:p>
-    <w:p>
-      <w:pPr>
-        <w:pStyle w:val="Heading3"/>
-      </w:pPr>
-      <w:r>
-        <w:t>Predict, run and debug</w:t>
-      </w:r>
-    </w:p>
-    <w:p>
-      <w:pPr>
-        <w:spacing w:line="336" w:lineRule="auto" w:after="180"/>
-      </w:pPr>
-      <w:r>
-        <w:rPr>
-          <w:b w:val="0"/>
-        </w:rPr>
-        <w:t xml:space="preserve">The browser lab lets you edit the supported Python examples already included in this lesson. Predict first, run, inspect the actual </w:t>
-      </w:r>
-      <w:r>
-        <w:rPr>
-          <w:b/>
-        </w:rPr>
-        <w:t>output</w:t>
-      </w:r>
-      <w:r>
-        <w:rPr>
-          <w:b w:val="0"/>
-        </w:rPr>
-        <w:t xml:space="preserve"> or error, change one </w:t>
-      </w:r>
-      <w:r>
-        <w:rPr>
-          <w:b/>
-        </w:rPr>
-        <w:t>input</w:t>
-      </w:r>
-      <w:r>
-        <w:rPr>
-          <w:b w:val="0"/>
-        </w:rPr>
-        <w:t>, then run again.</w:t>
-      </w:r>
-    </w:p>
-    <w:p>
-      <w:pPr>
-        <w:spacing w:line="336" w:lineRule="auto" w:after="180"/>
-      </w:pPr>
-      <w:r>
-        <w:rPr>
-          <w:b w:val="0"/>
-        </w:rPr>
-        <w:t xml:space="preserve">Keep code, </w:t>
-      </w:r>
-      <w:r>
-        <w:rPr>
-          <w:b/>
-        </w:rPr>
-        <w:t>prediction</w:t>
-      </w:r>
-      <w:r>
-        <w:rPr>
-          <w:b w:val="0"/>
-        </w:rPr>
-        <w:t>s, actual results and a reasoned revision together. On paper, label your result as a trace rather than an execution.</w:t>
-      </w:r>
-    </w:p>
-    <w:p>
-      <w:pPr>
-        <w:pStyle w:val="Heading3"/>
-      </w:pPr>
-      <w:r>
         <w:t>Keep your completed work</w:t>
       </w:r>
     </w:p>
     <w:p>
       <w:pPr>
-        <w:spacing w:line="336" w:lineRule="auto" w:after="180"/>
-      </w:pPr>
-      <w:r>
-        <w:rPr>
-          <w:b w:val="0"/>
-        </w:rPr>
-        <w:t xml:space="preserve">Use Download completed work in the hosted lesson to export your answers, reflections, practice feedback and code-run </w:t>
-      </w:r>
-      <w:r>
-        <w:rPr>
-          <w:b/>
-        </w:rPr>
-        <w:t>evidence</w:t>
-      </w:r>
-      <w:r>
-        <w:rPr>
-          <w:b w:val="0"/>
-        </w:rPr>
-        <w:t>. Open the HTML copy to read or print it.</w:t>
-      </w:r>
-    </w:p>
-    <w:p>
-      <w:pPr>
-        <w:spacing w:line="336" w:lineRule="auto" w:after="180"/>
-      </w:pPr>
-      <w:r>
-        <w:rPr>
-          <w:b w:val="0"/>
-        </w:rPr>
-        <w:t>Drafts stay in this browser when storage is available; clear drafts on a shared device.</w:t>
-      </w:r>
-    </w:p>
-    <w:p>
-      <w:pPr>
-        <w:pStyle w:val="Heading3"/>
-      </w:pPr>
-      <w:r>
-        <w:t>What I repaired, the evidence I kept and the next test</w:t>
-      </w:r>
-    </w:p>
-    <w:p>
-      <w:r>
-        <w:t>________________________________________________________________</w:t>
-      </w:r>
-    </w:p>
-    <w:p>
-      <w:r>
-        <w:t>________________________________________________________________</w:t>
-      </w:r>
-    </w:p>
-    <w:p>
-      <w:r>
-        <w:t>________________________________________________________________</w:t>
-      </w:r>
-    </w:p>
-    <w:p>
-      <w:r>
-        <w:t>________________________________________________________________</w:t>
-      </w:r>
-    </w:p>
-    <w:p>
-      <w:r>
-        <w:t>________________________________________________________________</w:t>
-      </w:r>
-    </w:p>
-    <w:p>
-      <w:pPr>
         <w:pStyle w:val="Heading1"/>
       </w:pPr>
       <w:r>
-        <w:t>15. Visual concept journey</w:t>
-      </w:r>
-    </w:p>
-    <w:p>
-      <w:r>
-        <w:t>Explain each Updating parameters picture from its labels, then record a relevant limit.</w:t>
-      </w:r>
-    </w:p>
-    <w:p>
-      <w:pPr>
-        <w:pStyle w:val="Heading3"/>
+        <w:t>15. Reference · Six-picture response sheets</w:t>
+      </w:r>
+    </w:p>
+    <w:p>
+      <w:r>
+        <w:t>Choose the picture that helps explain the current step.</w:t>
+      </w:r>
+    </w:p>
+    <w:p>
+      <w:pPr>
+        <w:pStyle w:val="Heading2"/>
       </w:pPr>
       <w:r>
         <w:t>01. Updating parameters: the case</w:t>
@@ -2728,7 +2361,6 @@
     <w:p>
       <w:pPr>
         <w:spacing w:line="336" w:lineRule="auto" w:after="180"/>
-        <w:shd w:fill="F5F1FB"/>
       </w:pPr>
       <w:r>
         <w:rPr>
@@ -2767,7 +2399,7 @@
     </w:p>
     <w:p>
       <w:pPr>
-        <w:pStyle w:val="Heading3"/>
+        <w:pStyle w:val="Heading2"/>
       </w:pPr>
       <w:r>
         <w:t>02. Follow the deciding steps</w:t>
@@ -2823,7 +2455,6 @@
     <w:p>
       <w:pPr>
         <w:spacing w:line="336" w:lineRule="auto" w:after="180"/>
-        <w:shd w:fill="F5F1FB"/>
       </w:pPr>
       <w:r>
         <w:rPr>
@@ -2874,7 +2505,7 @@
     </w:p>
     <w:p>
       <w:pPr>
-        <w:pStyle w:val="Heading3"/>
+        <w:pStyle w:val="Heading2"/>
       </w:pPr>
       <w:r>
         <w:t>03. Loss before and after rate 0.05 update</w:t>
@@ -2930,7 +2561,6 @@
     <w:p>
       <w:pPr>
         <w:spacing w:line="336" w:lineRule="auto" w:after="180"/>
-        <w:shd w:fill="F5F1FB"/>
       </w:pPr>
       <w:r>
         <w:rPr>
@@ -2969,7 +2599,7 @@
     </w:p>
     <w:p>
       <w:pPr>
-        <w:pStyle w:val="Heading3"/>
+        <w:pStyle w:val="Heading2"/>
       </w:pPr>
       <w:r>
         <w:t>04. Change one thing. Trace what follows.</w:t>
@@ -3048,7 +2678,6 @@
     <w:p>
       <w:pPr>
         <w:spacing w:line="336" w:lineRule="auto" w:after="180"/>
-        <w:shd w:fill="F5F1FB"/>
       </w:pPr>
       <w:r>
         <w:rPr>
@@ -3087,7 +2716,7 @@
     </w:p>
     <w:p>
       <w:pPr>
-        <w:pStyle w:val="Heading3"/>
+        <w:pStyle w:val="Heading2"/>
       </w:pPr>
       <w:r>
         <w:t>05. Connect the explanation to its limit</w:t>
@@ -3219,7 +2848,6 @@
     <w:p>
       <w:pPr>
         <w:spacing w:line="336" w:lineRule="auto" w:after="180"/>
-        <w:shd w:fill="F5F1FB"/>
       </w:pPr>
       <w:r>
         <w:rPr>
@@ -3258,7 +2886,7 @@
     </w:p>
     <w:p>
       <w:pPr>
-        <w:pStyle w:val="Heading3"/>
+        <w:pStyle w:val="Heading2"/>
       </w:pPr>
       <w:r>
         <w:t>06. Make the idea visible in your project</w:t>
@@ -3372,7 +3000,6 @@
     <w:p>
       <w:pPr>
         <w:spacing w:line="336" w:lineRule="auto" w:after="180"/>
-        <w:shd w:fill="F5F1FB"/>
       </w:pPr>
       <w:r>
         <w:rPr>
@@ -3419,6 +3046,62 @@
     <w:p>
       <w:r>
         <w:t>________________________________________________________________</w:t>
+      </w:r>
+    </w:p>
+    <w:p>
+      <w:pPr>
+        <w:pStyle w:val="Heading2"/>
+      </w:pPr>
+      <w:r>
+        <w:t>Earlier wording, alternatives and picture transcripts · reference / check after trying</w:t>
+      </w:r>
+    </w:p>
+    <w:p>
+      <w:pPr>
+        <w:pStyle w:val="Heading3"/>
+      </w:pPr>
+      <w:r>
+        <w:t>01. Updating parameters: the case</w:t>
+      </w:r>
+    </w:p>
+    <w:p>
+      <w:pPr>
+        <w:pStyle w:val="Heading3"/>
+      </w:pPr>
+      <w:r>
+        <w:t>02. Follow the deciding steps</w:t>
+      </w:r>
+    </w:p>
+    <w:p>
+      <w:pPr>
+        <w:pStyle w:val="Heading3"/>
+      </w:pPr>
+      <w:r>
+        <w:t>03. Loss before and after rate 0.05 update</w:t>
+      </w:r>
+    </w:p>
+    <w:p>
+      <w:pPr>
+        <w:pStyle w:val="Heading3"/>
+      </w:pPr>
+      <w:r>
+        <w:t>04. Change one thing. Trace what follows.</w:t>
+      </w:r>
+    </w:p>
+    <w:p>
+      <w:pPr>
+        <w:pStyle w:val="Heading3"/>
+      </w:pPr>
+      <w:r>
+        <w:t>05. Connect the explanation to its limit</w:t>
+      </w:r>
+    </w:p>
+    <w:p>
+      <w:pPr>
+        <w:pStyle w:val="Heading3"/>
+      </w:pPr>
+      <w:r>
+        <w:t>06. Make the idea visible in your project</w:t>
       </w:r>
     </w:p>
     <w:sectPr>
